--- a/final thesis report asad msai 4 4-6-2026.docx
+++ b/final thesis report asad msai 4 4-6-2026.docx
@@ -1367,665 +1367,430 @@
       </w:r>
     </w:p>
     <w:p>
-      <w:r>
-        <w:t xml:space="preserve">The traditional supervised models demonstrated exceptional efficacy on the structured event-count matrix extracted from the HDFS logs. A consolidated comparison of the anomaly detection capabilities (Class 1) is presented in the table below: </w:t>
-      </w:r>
-    </w:p>
-    <w:tbl>
-      <w:tblPr>
-        <w:tblW w:w="11199" w:type="dxa"/>
-        <w:tblCellSpacing w:w="15" w:type="dxa"/>
-        <w:tblInd w:w="-1001" w:type="dxa"/>
-        <w:tblLayout w:type="fixed"/>
-        <w:tblCellMar>
-          <w:top w:w="15" w:type="dxa"/>
-          <w:left w:w="15" w:type="dxa"/>
-          <w:bottom w:w="15" w:type="dxa"/>
-          <w:right w:w="15" w:type="dxa"/>
-        </w:tblCellMar>
-        <w:tblLook w:val="04A0" w:firstRow="1" w:lastRow="0" w:firstColumn="1" w:lastColumn="0" w:noHBand="0" w:noVBand="1"/>
-      </w:tblPr>
-      <w:tblGrid>
-        <w:gridCol w:w="1410"/>
-        <w:gridCol w:w="1568"/>
-        <w:gridCol w:w="1522"/>
-        <w:gridCol w:w="1497"/>
-        <w:gridCol w:w="1472"/>
-        <w:gridCol w:w="1715"/>
-        <w:gridCol w:w="2015"/>
-      </w:tblGrid>
-      <w:tr>
-        <w:trPr>
-          <w:tblHeader/>
-          <w:tblCellSpacing w:w="15" w:type="dxa"/>
-        </w:trPr>
-        <w:tc>
-          <w:tcPr>
-            <w:tcW w:w="1365" w:type="dxa"/>
-            <w:tcBorders>
-              <w:top w:val="single" w:sz="6" w:space="0" w:color="C4C7C5"/>
-              <w:left w:val="single" w:sz="6" w:space="0" w:color="C4C7C5"/>
-              <w:bottom w:val="single" w:sz="6" w:space="0" w:color="C4C7C5"/>
-              <w:right w:val="single" w:sz="6" w:space="0" w:color="C4C7C5"/>
-            </w:tcBorders>
-            <w:tcMar>
-              <w:top w:w="120" w:type="dxa"/>
-              <w:left w:w="180" w:type="dxa"/>
-              <w:bottom w:w="120" w:type="dxa"/>
-              <w:right w:w="180" w:type="dxa"/>
-            </w:tcMar>
-            <w:vAlign w:val="center"/>
-            <w:hideMark/>
-          </w:tcPr>
-          <w:p>
-            <w:pPr>
-              <w:rPr>
-                <w:b/>
-                <w:bCs/>
-              </w:rPr>
-            </w:pPr>
-            <w:r>
-              <w:rPr>
-                <w:b/>
-                <w:bCs/>
-              </w:rPr>
-              <w:t>Model</w:t>
-            </w:r>
-          </w:p>
-        </w:tc>
-        <w:tc>
-          <w:tcPr>
-            <w:tcW w:w="1538" w:type="dxa"/>
-            <w:tcBorders>
-              <w:top w:val="single" w:sz="6" w:space="0" w:color="C4C7C5"/>
-              <w:left w:val="single" w:sz="6" w:space="0" w:color="C4C7C5"/>
-              <w:bottom w:val="single" w:sz="6" w:space="0" w:color="C4C7C5"/>
-              <w:right w:val="single" w:sz="6" w:space="0" w:color="C4C7C5"/>
-            </w:tcBorders>
-            <w:tcMar>
-              <w:top w:w="120" w:type="dxa"/>
-              <w:left w:w="180" w:type="dxa"/>
-              <w:bottom w:w="120" w:type="dxa"/>
-              <w:right w:w="180" w:type="dxa"/>
-            </w:tcMar>
-            <w:vAlign w:val="center"/>
-            <w:hideMark/>
-          </w:tcPr>
-          <w:p>
-            <w:pPr>
-              <w:rPr>
-                <w:b/>
-                <w:bCs/>
-              </w:rPr>
-            </w:pPr>
-            <w:r>
-              <w:rPr>
-                <w:b/>
-                <w:bCs/>
-              </w:rPr>
-              <w:t>Anomaly Precision</w:t>
-            </w:r>
-          </w:p>
-        </w:tc>
-        <w:tc>
-          <w:tcPr>
-            <w:tcW w:w="1492" w:type="dxa"/>
-            <w:tcBorders>
-              <w:top w:val="single" w:sz="6" w:space="0" w:color="C4C7C5"/>
-              <w:left w:val="single" w:sz="6" w:space="0" w:color="C4C7C5"/>
-              <w:bottom w:val="single" w:sz="6" w:space="0" w:color="C4C7C5"/>
-              <w:right w:val="single" w:sz="6" w:space="0" w:color="C4C7C5"/>
-            </w:tcBorders>
-            <w:tcMar>
-              <w:top w:w="120" w:type="dxa"/>
-              <w:left w:w="180" w:type="dxa"/>
-              <w:bottom w:w="120" w:type="dxa"/>
-              <w:right w:w="180" w:type="dxa"/>
-            </w:tcMar>
-            <w:vAlign w:val="center"/>
-            <w:hideMark/>
-          </w:tcPr>
-          <w:p>
-            <w:pPr>
-              <w:rPr>
-                <w:b/>
-                <w:bCs/>
-              </w:rPr>
-            </w:pPr>
-            <w:r>
-              <w:rPr>
-                <w:b/>
-                <w:bCs/>
-              </w:rPr>
-              <w:t>Anomaly Recall</w:t>
-            </w:r>
-          </w:p>
-        </w:tc>
-        <w:tc>
-          <w:tcPr>
-            <w:tcW w:w="1467" w:type="dxa"/>
-            <w:tcBorders>
-              <w:top w:val="single" w:sz="6" w:space="0" w:color="C4C7C5"/>
-              <w:left w:val="single" w:sz="6" w:space="0" w:color="C4C7C5"/>
-              <w:bottom w:val="single" w:sz="6" w:space="0" w:color="C4C7C5"/>
-              <w:right w:val="single" w:sz="6" w:space="0" w:color="C4C7C5"/>
-            </w:tcBorders>
-            <w:tcMar>
-              <w:top w:w="120" w:type="dxa"/>
-              <w:left w:w="180" w:type="dxa"/>
-              <w:bottom w:w="120" w:type="dxa"/>
-              <w:right w:w="180" w:type="dxa"/>
-            </w:tcMar>
-            <w:vAlign w:val="center"/>
-            <w:hideMark/>
-          </w:tcPr>
-          <w:p>
-            <w:pPr>
-              <w:rPr>
-                <w:b/>
-                <w:bCs/>
-              </w:rPr>
-            </w:pPr>
-            <w:r>
-              <w:rPr>
-                <w:b/>
-                <w:bCs/>
-              </w:rPr>
-              <w:t>Anomaly F1-Score</w:t>
-            </w:r>
-          </w:p>
-        </w:tc>
-        <w:tc>
-          <w:tcPr>
-            <w:tcW w:w="1442" w:type="dxa"/>
-            <w:tcBorders>
-              <w:top w:val="single" w:sz="6" w:space="0" w:color="C4C7C5"/>
-              <w:left w:val="single" w:sz="6" w:space="0" w:color="C4C7C5"/>
-              <w:bottom w:val="single" w:sz="6" w:space="0" w:color="C4C7C5"/>
-              <w:right w:val="single" w:sz="6" w:space="0" w:color="C4C7C5"/>
-            </w:tcBorders>
-            <w:tcMar>
-              <w:top w:w="120" w:type="dxa"/>
-              <w:left w:w="180" w:type="dxa"/>
-              <w:bottom w:w="120" w:type="dxa"/>
-              <w:right w:w="180" w:type="dxa"/>
-            </w:tcMar>
-            <w:vAlign w:val="center"/>
-            <w:hideMark/>
-          </w:tcPr>
-          <w:p>
-            <w:pPr>
-              <w:rPr>
-                <w:b/>
-                <w:bCs/>
-              </w:rPr>
-            </w:pPr>
-            <w:r>
-              <w:rPr>
-                <w:b/>
-                <w:bCs/>
-              </w:rPr>
-              <w:t>False Positives (FP)</w:t>
-            </w:r>
-          </w:p>
-        </w:tc>
-        <w:tc>
-          <w:tcPr>
-            <w:tcW w:w="1685" w:type="dxa"/>
-            <w:tcBorders>
-              <w:top w:val="single" w:sz="6" w:space="0" w:color="C4C7C5"/>
-              <w:left w:val="single" w:sz="6" w:space="0" w:color="C4C7C5"/>
-              <w:bottom w:val="single" w:sz="6" w:space="0" w:color="C4C7C5"/>
-              <w:right w:val="single" w:sz="6" w:space="0" w:color="C4C7C5"/>
-            </w:tcBorders>
-            <w:tcMar>
-              <w:top w:w="120" w:type="dxa"/>
-              <w:left w:w="180" w:type="dxa"/>
-              <w:bottom w:w="120" w:type="dxa"/>
-              <w:right w:w="180" w:type="dxa"/>
-            </w:tcMar>
-            <w:vAlign w:val="center"/>
-            <w:hideMark/>
-          </w:tcPr>
-          <w:p>
-            <w:pPr>
-              <w:rPr>
-                <w:b/>
-                <w:bCs/>
-              </w:rPr>
-            </w:pPr>
-            <w:r>
-              <w:rPr>
-                <w:b/>
-                <w:bCs/>
-              </w:rPr>
-              <w:t>False Negatives (FN)</w:t>
-            </w:r>
-          </w:p>
-        </w:tc>
-        <w:tc>
-          <w:tcPr>
-            <w:tcW w:w="1970" w:type="dxa"/>
-            <w:tcBorders>
-              <w:top w:val="single" w:sz="6" w:space="0" w:color="C4C7C5"/>
-              <w:left w:val="single" w:sz="6" w:space="0" w:color="C4C7C5"/>
-              <w:bottom w:val="single" w:sz="6" w:space="0" w:color="C4C7C5"/>
-              <w:right w:val="single" w:sz="6" w:space="0" w:color="C4C7C5"/>
-            </w:tcBorders>
-            <w:tcMar>
-              <w:top w:w="120" w:type="dxa"/>
-              <w:left w:w="180" w:type="dxa"/>
-              <w:bottom w:w="120" w:type="dxa"/>
-              <w:right w:w="180" w:type="dxa"/>
-            </w:tcMar>
-            <w:vAlign w:val="center"/>
-            <w:hideMark/>
-          </w:tcPr>
-          <w:p>
-            <w:pPr>
-              <w:rPr>
-                <w:b/>
-                <w:bCs/>
-              </w:rPr>
-            </w:pPr>
-            <w:r>
-              <w:rPr>
-                <w:b/>
-                <w:bCs/>
-              </w:rPr>
-              <w:t>5-Fold CV Mean F1</w:t>
-            </w:r>
-          </w:p>
-        </w:tc>
-      </w:tr>
-      <w:tr>
-        <w:trPr>
-          <w:tblCellSpacing w:w="15" w:type="dxa"/>
-        </w:trPr>
-        <w:tc>
-          <w:tcPr>
-            <w:tcW w:w="1365" w:type="dxa"/>
-            <w:tcBorders>
-              <w:top w:val="single" w:sz="6" w:space="0" w:color="C4C7C5"/>
-              <w:left w:val="single" w:sz="6" w:space="0" w:color="C4C7C5"/>
-              <w:bottom w:val="single" w:sz="6" w:space="0" w:color="C4C7C5"/>
-              <w:right w:val="single" w:sz="6" w:space="0" w:color="C4C7C5"/>
-            </w:tcBorders>
-            <w:tcMar>
-              <w:top w:w="120" w:type="dxa"/>
-              <w:left w:w="180" w:type="dxa"/>
-              <w:bottom w:w="120" w:type="dxa"/>
-              <w:right w:w="180" w:type="dxa"/>
-            </w:tcMar>
-            <w:vAlign w:val="center"/>
-            <w:hideMark/>
-          </w:tcPr>
-          <w:p>
-            <w:r>
-              <w:t>Support Vector Machine (SVM)</w:t>
-            </w:r>
-          </w:p>
-        </w:tc>
-        <w:tc>
-          <w:tcPr>
-            <w:tcW w:w="1538" w:type="dxa"/>
-            <w:tcBorders>
-              <w:top w:val="single" w:sz="6" w:space="0" w:color="C4C7C5"/>
-              <w:left w:val="single" w:sz="6" w:space="0" w:color="C4C7C5"/>
-              <w:bottom w:val="single" w:sz="6" w:space="0" w:color="C4C7C5"/>
-              <w:right w:val="single" w:sz="6" w:space="0" w:color="C4C7C5"/>
-            </w:tcBorders>
-            <w:tcMar>
-              <w:top w:w="120" w:type="dxa"/>
-              <w:left w:w="180" w:type="dxa"/>
-              <w:bottom w:w="120" w:type="dxa"/>
-              <w:right w:w="180" w:type="dxa"/>
-            </w:tcMar>
-            <w:vAlign w:val="center"/>
-            <w:hideMark/>
-          </w:tcPr>
-          <w:p>
-            <w:r>
-              <w:t>0.9634</w:t>
-            </w:r>
-          </w:p>
-        </w:tc>
-        <w:tc>
-          <w:tcPr>
-            <w:tcW w:w="1492" w:type="dxa"/>
-            <w:tcBorders>
-              <w:top w:val="single" w:sz="6" w:space="0" w:color="C4C7C5"/>
-              <w:left w:val="single" w:sz="6" w:space="0" w:color="C4C7C5"/>
-              <w:bottom w:val="single" w:sz="6" w:space="0" w:color="C4C7C5"/>
-              <w:right w:val="single" w:sz="6" w:space="0" w:color="C4C7C5"/>
-            </w:tcBorders>
-            <w:tcMar>
-              <w:top w:w="120" w:type="dxa"/>
-              <w:left w:w="180" w:type="dxa"/>
-              <w:bottom w:w="120" w:type="dxa"/>
-              <w:right w:w="180" w:type="dxa"/>
-            </w:tcMar>
-            <w:vAlign w:val="center"/>
-            <w:hideMark/>
-          </w:tcPr>
-          <w:p>
-            <w:r>
-              <w:t>0.9994</w:t>
-            </w:r>
-          </w:p>
-        </w:tc>
-        <w:tc>
-          <w:tcPr>
-            <w:tcW w:w="1467" w:type="dxa"/>
-            <w:tcBorders>
-              <w:top w:val="single" w:sz="6" w:space="0" w:color="C4C7C5"/>
-              <w:left w:val="single" w:sz="6" w:space="0" w:color="C4C7C5"/>
-              <w:bottom w:val="single" w:sz="6" w:space="0" w:color="C4C7C5"/>
-              <w:right w:val="single" w:sz="6" w:space="0" w:color="C4C7C5"/>
-            </w:tcBorders>
-            <w:tcMar>
-              <w:top w:w="120" w:type="dxa"/>
-              <w:left w:w="180" w:type="dxa"/>
-              <w:bottom w:w="120" w:type="dxa"/>
-              <w:right w:w="180" w:type="dxa"/>
-            </w:tcMar>
-            <w:vAlign w:val="center"/>
-            <w:hideMark/>
-          </w:tcPr>
-          <w:p>
-            <w:r>
-              <w:t>0.9811</w:t>
-            </w:r>
-          </w:p>
-        </w:tc>
-        <w:tc>
-          <w:tcPr>
-            <w:tcW w:w="1442" w:type="dxa"/>
-            <w:tcBorders>
-              <w:top w:val="single" w:sz="6" w:space="0" w:color="C4C7C5"/>
-              <w:left w:val="single" w:sz="6" w:space="0" w:color="C4C7C5"/>
-              <w:bottom w:val="single" w:sz="6" w:space="0" w:color="C4C7C5"/>
-              <w:right w:val="single" w:sz="6" w:space="0" w:color="C4C7C5"/>
-            </w:tcBorders>
-            <w:tcMar>
-              <w:top w:w="120" w:type="dxa"/>
-              <w:left w:w="180" w:type="dxa"/>
-              <w:bottom w:w="120" w:type="dxa"/>
-              <w:right w:w="180" w:type="dxa"/>
-            </w:tcMar>
-            <w:vAlign w:val="center"/>
-            <w:hideMark/>
-          </w:tcPr>
-          <w:p>
-            <w:r>
-              <w:t>128</w:t>
-            </w:r>
-          </w:p>
-        </w:tc>
-        <w:tc>
-          <w:tcPr>
-            <w:tcW w:w="1685" w:type="dxa"/>
-            <w:tcBorders>
-              <w:top w:val="single" w:sz="6" w:space="0" w:color="C4C7C5"/>
-              <w:left w:val="single" w:sz="6" w:space="0" w:color="C4C7C5"/>
-              <w:bottom w:val="single" w:sz="6" w:space="0" w:color="C4C7C5"/>
-              <w:right w:val="single" w:sz="6" w:space="0" w:color="C4C7C5"/>
-            </w:tcBorders>
-            <w:tcMar>
-              <w:top w:w="120" w:type="dxa"/>
-              <w:left w:w="180" w:type="dxa"/>
-              <w:bottom w:w="120" w:type="dxa"/>
-              <w:right w:w="180" w:type="dxa"/>
-            </w:tcMar>
-            <w:vAlign w:val="center"/>
-            <w:hideMark/>
-          </w:tcPr>
-          <w:p>
-            <w:r>
-              <w:t>2</w:t>
-            </w:r>
-          </w:p>
-        </w:tc>
-        <w:tc>
-          <w:tcPr>
-            <w:tcW w:w="1970" w:type="dxa"/>
-            <w:tcBorders>
-              <w:top w:val="single" w:sz="6" w:space="0" w:color="C4C7C5"/>
-              <w:left w:val="single" w:sz="6" w:space="0" w:color="C4C7C5"/>
-              <w:bottom w:val="single" w:sz="6" w:space="0" w:color="C4C7C5"/>
-              <w:right w:val="single" w:sz="6" w:space="0" w:color="C4C7C5"/>
-            </w:tcBorders>
-            <w:tcMar>
-              <w:top w:w="120" w:type="dxa"/>
-              <w:left w:w="180" w:type="dxa"/>
-              <w:bottom w:w="120" w:type="dxa"/>
-              <w:right w:w="180" w:type="dxa"/>
-            </w:tcMar>
-            <w:vAlign w:val="center"/>
-            <w:hideMark/>
-          </w:tcPr>
-          <w:p>
-            <m:oMathPara>
-              <m:oMath>
-                <m:r>
-                  <w:rPr>
-                    <w:rFonts w:ascii="Cambria Math" w:hAnsi="Cambria Math"/>
-                  </w:rPr>
-                  <m:t>0.9796±0.0016</m:t>
-                </m:r>
-              </m:oMath>
-            </m:oMathPara>
-          </w:p>
-        </w:tc>
-      </w:tr>
-      <w:tr>
-        <w:trPr>
-          <w:tblCellSpacing w:w="15" w:type="dxa"/>
-        </w:trPr>
-        <w:tc>
-          <w:tcPr>
-            <w:tcW w:w="1365" w:type="dxa"/>
-            <w:tcBorders>
-              <w:top w:val="single" w:sz="6" w:space="0" w:color="C4C7C5"/>
-              <w:left w:val="single" w:sz="6" w:space="0" w:color="C4C7C5"/>
-              <w:bottom w:val="single" w:sz="6" w:space="0" w:color="C4C7C5"/>
-              <w:right w:val="single" w:sz="6" w:space="0" w:color="C4C7C5"/>
-            </w:tcBorders>
-            <w:tcMar>
-              <w:top w:w="120" w:type="dxa"/>
-              <w:left w:w="180" w:type="dxa"/>
-              <w:bottom w:w="120" w:type="dxa"/>
-              <w:right w:w="180" w:type="dxa"/>
-            </w:tcMar>
-            <w:vAlign w:val="center"/>
-            <w:hideMark/>
-          </w:tcPr>
-          <w:p>
-            <w:proofErr w:type="spellStart"/>
-            <w:r>
-              <w:t>XGBoost</w:t>
-            </w:r>
-            <w:proofErr w:type="spellEnd"/>
-            <w:r>
-              <w:t xml:space="preserve"> Classifier</w:t>
-            </w:r>
-          </w:p>
-        </w:tc>
-        <w:tc>
-          <w:tcPr>
-            <w:tcW w:w="1538" w:type="dxa"/>
-            <w:tcBorders>
-              <w:top w:val="single" w:sz="6" w:space="0" w:color="C4C7C5"/>
-              <w:left w:val="single" w:sz="6" w:space="0" w:color="C4C7C5"/>
-              <w:bottom w:val="single" w:sz="6" w:space="0" w:color="C4C7C5"/>
-              <w:right w:val="single" w:sz="6" w:space="0" w:color="C4C7C5"/>
-            </w:tcBorders>
-            <w:tcMar>
-              <w:top w:w="120" w:type="dxa"/>
-              <w:left w:w="180" w:type="dxa"/>
-              <w:bottom w:w="120" w:type="dxa"/>
-              <w:right w:w="180" w:type="dxa"/>
-            </w:tcMar>
-            <w:vAlign w:val="center"/>
-            <w:hideMark/>
-          </w:tcPr>
-          <w:p>
-            <w:r>
-              <w:t>0.9985</w:t>
-            </w:r>
-          </w:p>
-        </w:tc>
-        <w:tc>
-          <w:tcPr>
-            <w:tcW w:w="1492" w:type="dxa"/>
-            <w:tcBorders>
-              <w:top w:val="single" w:sz="6" w:space="0" w:color="C4C7C5"/>
-              <w:left w:val="single" w:sz="6" w:space="0" w:color="C4C7C5"/>
-              <w:bottom w:val="single" w:sz="6" w:space="0" w:color="C4C7C5"/>
-              <w:right w:val="single" w:sz="6" w:space="0" w:color="C4C7C5"/>
-            </w:tcBorders>
-            <w:tcMar>
-              <w:top w:w="120" w:type="dxa"/>
-              <w:left w:w="180" w:type="dxa"/>
-              <w:bottom w:w="120" w:type="dxa"/>
-              <w:right w:w="180" w:type="dxa"/>
-            </w:tcMar>
-            <w:vAlign w:val="center"/>
-            <w:hideMark/>
-          </w:tcPr>
-          <w:p>
-            <w:r>
-              <w:t>0.9997</w:t>
-            </w:r>
-          </w:p>
-        </w:tc>
-        <w:tc>
-          <w:tcPr>
-            <w:tcW w:w="1467" w:type="dxa"/>
-            <w:tcBorders>
-              <w:top w:val="single" w:sz="6" w:space="0" w:color="C4C7C5"/>
-              <w:left w:val="single" w:sz="6" w:space="0" w:color="C4C7C5"/>
-              <w:bottom w:val="single" w:sz="6" w:space="0" w:color="C4C7C5"/>
-              <w:right w:val="single" w:sz="6" w:space="0" w:color="C4C7C5"/>
-            </w:tcBorders>
-            <w:tcMar>
-              <w:top w:w="120" w:type="dxa"/>
-              <w:left w:w="180" w:type="dxa"/>
-              <w:bottom w:w="120" w:type="dxa"/>
-              <w:right w:w="180" w:type="dxa"/>
-            </w:tcMar>
-            <w:vAlign w:val="center"/>
-            <w:hideMark/>
-          </w:tcPr>
-          <w:p>
-            <w:r>
-              <w:t>0.9991</w:t>
-            </w:r>
-          </w:p>
-        </w:tc>
-        <w:tc>
-          <w:tcPr>
-            <w:tcW w:w="1442" w:type="dxa"/>
-            <w:tcBorders>
-              <w:top w:val="single" w:sz="6" w:space="0" w:color="C4C7C5"/>
-              <w:left w:val="single" w:sz="6" w:space="0" w:color="C4C7C5"/>
-              <w:bottom w:val="single" w:sz="6" w:space="0" w:color="C4C7C5"/>
-              <w:right w:val="single" w:sz="6" w:space="0" w:color="C4C7C5"/>
-            </w:tcBorders>
-            <w:tcMar>
-              <w:top w:w="120" w:type="dxa"/>
-              <w:left w:w="180" w:type="dxa"/>
-              <w:bottom w:w="120" w:type="dxa"/>
-              <w:right w:w="180" w:type="dxa"/>
-            </w:tcMar>
-            <w:vAlign w:val="center"/>
-            <w:hideMark/>
-          </w:tcPr>
-          <w:p>
-            <w:r>
-              <w:t>5</w:t>
-            </w:r>
-          </w:p>
-        </w:tc>
-        <w:tc>
-          <w:tcPr>
-            <w:tcW w:w="1685" w:type="dxa"/>
-            <w:tcBorders>
-              <w:top w:val="single" w:sz="6" w:space="0" w:color="C4C7C5"/>
-              <w:left w:val="single" w:sz="6" w:space="0" w:color="C4C7C5"/>
-              <w:bottom w:val="single" w:sz="6" w:space="0" w:color="C4C7C5"/>
-              <w:right w:val="single" w:sz="6" w:space="0" w:color="C4C7C5"/>
-            </w:tcBorders>
-            <w:tcMar>
-              <w:top w:w="120" w:type="dxa"/>
-              <w:left w:w="180" w:type="dxa"/>
-              <w:bottom w:w="120" w:type="dxa"/>
-              <w:right w:w="180" w:type="dxa"/>
-            </w:tcMar>
-            <w:vAlign w:val="center"/>
-            <w:hideMark/>
-          </w:tcPr>
-          <w:p>
-            <w:r>
-              <w:t>1</w:t>
-            </w:r>
-          </w:p>
-        </w:tc>
-        <w:tc>
-          <w:tcPr>
-            <w:tcW w:w="1970" w:type="dxa"/>
-            <w:tcBorders>
-              <w:top w:val="single" w:sz="6" w:space="0" w:color="C4C7C5"/>
-              <w:left w:val="single" w:sz="6" w:space="0" w:color="C4C7C5"/>
-              <w:bottom w:val="single" w:sz="6" w:space="0" w:color="C4C7C5"/>
-              <w:right w:val="single" w:sz="6" w:space="0" w:color="C4C7C5"/>
-            </w:tcBorders>
-            <w:tcMar>
-              <w:top w:w="120" w:type="dxa"/>
-              <w:left w:w="180" w:type="dxa"/>
-              <w:bottom w:w="120" w:type="dxa"/>
-              <w:right w:w="180" w:type="dxa"/>
-            </w:tcMar>
-            <w:vAlign w:val="center"/>
-            <w:hideMark/>
-          </w:tcPr>
-          <w:p>
-            <m:oMathPara>
-              <m:oMath>
-                <m:r>
-                  <m:rPr>
-                    <m:sty m:val="b"/>
-                  </m:rPr>
-                  <w:rPr>
-                    <w:rFonts w:ascii="Cambria Math" w:hAnsi="Cambria Math"/>
-                  </w:rPr>
-                  <m:t>0.9979±0.0005</m:t>
-                </m:r>
-              </m:oMath>
-            </m:oMathPara>
-          </w:p>
-        </w:tc>
-      </w:tr>
-    </w:tbl>
-    <w:p>
-      <w:r>
-        <w:t>4.1.2 Statistical Validation and Robustness Testing</w:t>
-      </w:r>
-    </w:p>
-    <w:p>
-      <w:r>
-        <w:t xml:space="preserve">To ensure the models were capturing authentic semantic and logical relationships within the log event streams rather than capitalizing on basic statistical artifacts, two validation protocols were enforced: </w:t>
-      </w:r>
-    </w:p>
-    <w:p>
-      <w:pPr>
-        <w:numPr>
-          <w:ilvl w:val="0"/>
-          <w:numId w:val="8"/>
-        </w:numPr>
-      </w:pPr>
-      <w:r>
-        <w:t xml:space="preserve">5-Fold Cross-Validation: Both models demonstrated immense structural stability across multiple folds. </w:t>
+      <w:pPr>
+        <w:pStyle w:val="Heading1"/>
+        <w:rPr>
+          <w:u w:val="single"/>
+        </w:rPr>
+      </w:pPr>
+      <w:r>
+        <w:rPr>
+          <w:u w:val="single"/>
+        </w:rPr>
+        <w:t>MAC</w:t>
+      </w:r>
+      <w:r>
+        <w:rPr>
+          <w:u w:val="single"/>
+        </w:rPr>
+        <w:t>HINE LEARNING RESULTS</w:t>
+      </w:r>
+    </w:p>
+    <w:p>
+      <w:pPr>
+        <w:rPr>
+          <w:b/>
+          <w:bCs/>
+        </w:rPr>
+      </w:pPr>
+      <w:r>
+        <w:rPr>
+          <w:b/>
+          <w:bCs/>
+        </w:rPr>
+        <w:t>X</w:t>
+      </w:r>
+      <w:r>
+        <w:rPr>
+          <w:b/>
+          <w:bCs/>
+        </w:rPr>
+        <w:t>gboost</w:t>
+      </w:r>
+    </w:p>
+    <w:p>
+      <w:pPr>
+        <w:rPr>
+          <w:b/>
+          <w:bCs/>
+        </w:rPr>
+      </w:pPr>
+      <w:r>
+        <w:rPr>
+          <w:b/>
+          <w:bCs/>
+          <w:noProof/>
+        </w:rPr>
+        <w:drawing>
+          <wp:inline distT="0" distB="0" distL="0" distR="0" wp14:anchorId="5F1F0049" wp14:editId="4A4D2198">
+            <wp:extent cx="5076825" cy="3638550"/>
+            <wp:effectExtent l="0" t="0" r="9525" b="0"/>
+            <wp:docPr id="1447020081" name="Picture 3"/>
+            <wp:cNvGraphicFramePr>
+              <a:graphicFrameLocks xmlns:a="http://schemas.openxmlformats.org/drawingml/2006/main" noChangeAspect="1"/>
+            </wp:cNvGraphicFramePr>
+            <a:graphic xmlns:a="http://schemas.openxmlformats.org/drawingml/2006/main">
+              <a:graphicData uri="http://schemas.openxmlformats.org/drawingml/2006/picture">
+                <pic:pic xmlns:pic="http://schemas.openxmlformats.org/drawingml/2006/picture">
+                  <pic:nvPicPr>
+                    <pic:cNvPr id="0" name="Picture 7"/>
+                    <pic:cNvPicPr>
+                      <a:picLocks noChangeAspect="1" noChangeArrowheads="1"/>
+                    </pic:cNvPicPr>
+                  </pic:nvPicPr>
+                  <pic:blipFill>
+                    <a:blip r:embed="rId9">
+                      <a:extLst>
+                        <a:ext uri="{28A0092B-C50C-407E-A947-70E740481C1C}">
+                          <a14:useLocalDpi xmlns:a14="http://schemas.microsoft.com/office/drawing/2010/main" val="0"/>
+                        </a:ext>
+                      </a:extLst>
+                    </a:blip>
+                    <a:srcRect/>
+                    <a:stretch>
+                      <a:fillRect/>
+                    </a:stretch>
+                  </pic:blipFill>
+                  <pic:spPr bwMode="auto">
+                    <a:xfrm>
+                      <a:off x="0" y="0"/>
+                      <a:ext cx="5076825" cy="3638550"/>
+                    </a:xfrm>
+                    <a:prstGeom prst="rect">
+                      <a:avLst/>
+                    </a:prstGeom>
+                    <a:noFill/>
+                  </pic:spPr>
+                </pic:pic>
+              </a:graphicData>
+            </a:graphic>
+          </wp:inline>
+        </w:drawing>
+      </w:r>
+    </w:p>
+    <w:p>
+      <w:pPr>
+        <w:rPr>
+          <w:b/>
+          <w:bCs/>
+        </w:rPr>
+      </w:pPr>
+      <w:r>
+        <w:rPr>
+          <w:b/>
+          <w:bCs/>
+          <w:noProof/>
+        </w:rPr>
+        <w:lastRenderedPageBreak/>
+        <w:drawing>
+          <wp:inline distT="0" distB="0" distL="0" distR="0" wp14:anchorId="2421FCB3" wp14:editId="07FFF891">
+            <wp:extent cx="4886325" cy="2209800"/>
+            <wp:effectExtent l="0" t="0" r="9525" b="0"/>
+            <wp:docPr id="180453151" name="Picture 5"/>
+            <wp:cNvGraphicFramePr>
+              <a:graphicFrameLocks xmlns:a="http://schemas.openxmlformats.org/drawingml/2006/main" noChangeAspect="1"/>
+            </wp:cNvGraphicFramePr>
+            <a:graphic xmlns:a="http://schemas.openxmlformats.org/drawingml/2006/main">
+              <a:graphicData uri="http://schemas.openxmlformats.org/drawingml/2006/picture">
+                <pic:pic xmlns:pic="http://schemas.openxmlformats.org/drawingml/2006/picture">
+                  <pic:nvPicPr>
+                    <pic:cNvPr id="0" name="Picture 8"/>
+                    <pic:cNvPicPr>
+                      <a:picLocks noChangeAspect="1" noChangeArrowheads="1"/>
+                    </pic:cNvPicPr>
+                  </pic:nvPicPr>
+                  <pic:blipFill>
+                    <a:blip r:embed="rId10">
+                      <a:extLst>
+                        <a:ext uri="{28A0092B-C50C-407E-A947-70E740481C1C}">
+                          <a14:useLocalDpi xmlns:a14="http://schemas.microsoft.com/office/drawing/2010/main" val="0"/>
+                        </a:ext>
+                      </a:extLst>
+                    </a:blip>
+                    <a:srcRect/>
+                    <a:stretch>
+                      <a:fillRect/>
+                    </a:stretch>
+                  </pic:blipFill>
+                  <pic:spPr bwMode="auto">
+                    <a:xfrm>
+                      <a:off x="0" y="0"/>
+                      <a:ext cx="4886325" cy="2209800"/>
+                    </a:xfrm>
+                    <a:prstGeom prst="rect">
+                      <a:avLst/>
+                    </a:prstGeom>
+                    <a:noFill/>
+                  </pic:spPr>
+                </pic:pic>
+              </a:graphicData>
+            </a:graphic>
+          </wp:inline>
+        </w:drawing>
+      </w:r>
+    </w:p>
+    <w:p>
+      <w:pPr>
+        <w:rPr>
+          <w:b/>
+          <w:bCs/>
+        </w:rPr>
+      </w:pPr>
+      <w:r>
+        <w:rPr>
+          <w:noProof/>
+        </w:rPr>
+        <w:drawing>
+          <wp:inline distT="0" distB="0" distL="0" distR="0" wp14:anchorId="18350D5B" wp14:editId="00B97AE9">
+            <wp:extent cx="4408170" cy="961390"/>
+            <wp:effectExtent l="0" t="0" r="0" b="0"/>
+            <wp:docPr id="2070823508" name="Picture 6"/>
+            <wp:cNvGraphicFramePr>
+              <a:graphicFrameLocks xmlns:a="http://schemas.openxmlformats.org/drawingml/2006/main" noChangeAspect="1"/>
+            </wp:cNvGraphicFramePr>
+            <a:graphic xmlns:a="http://schemas.openxmlformats.org/drawingml/2006/main">
+              <a:graphicData uri="http://schemas.openxmlformats.org/drawingml/2006/picture">
+                <pic:pic xmlns:pic="http://schemas.openxmlformats.org/drawingml/2006/picture">
+                  <pic:nvPicPr>
+                    <pic:cNvPr id="0" name="Picture 24"/>
+                    <pic:cNvPicPr>
+                      <a:picLocks noChangeAspect="1" noChangeArrowheads="1"/>
+                    </pic:cNvPicPr>
+                  </pic:nvPicPr>
+                  <pic:blipFill>
+                    <a:blip r:embed="rId11">
+                      <a:extLst>
+                        <a:ext uri="{28A0092B-C50C-407E-A947-70E740481C1C}">
+                          <a14:useLocalDpi xmlns:a14="http://schemas.microsoft.com/office/drawing/2010/main" val="0"/>
+                        </a:ext>
+                      </a:extLst>
+                    </a:blip>
+                    <a:srcRect/>
+                    <a:stretch>
+                      <a:fillRect/>
+                    </a:stretch>
+                  </pic:blipFill>
+                  <pic:spPr bwMode="auto">
+                    <a:xfrm>
+                      <a:off x="0" y="0"/>
+                      <a:ext cx="4408170" cy="961390"/>
+                    </a:xfrm>
+                    <a:prstGeom prst="rect">
+                      <a:avLst/>
+                    </a:prstGeom>
+                    <a:noFill/>
+                    <a:ln>
+                      <a:noFill/>
+                    </a:ln>
+                  </pic:spPr>
+                </pic:pic>
+              </a:graphicData>
+            </a:graphic>
+          </wp:inline>
+        </w:drawing>
+      </w:r>
+    </w:p>
+    <w:p>
+      <w:pPr>
+        <w:rPr>
+          <w:b/>
+          <w:bCs/>
+        </w:rPr>
+      </w:pPr>
+      <w:r>
+        <w:rPr>
+          <w:b/>
+          <w:bCs/>
+        </w:rPr>
+        <w:t>SVM</w:t>
+      </w:r>
+    </w:p>
+    <w:p>
+      <w:pPr>
+        <w:rPr>
+          <w:b/>
+          <w:bCs/>
+        </w:rPr>
+      </w:pPr>
+      <w:r>
+        <w:rPr>
+          <w:noProof/>
+        </w:rPr>
+        <w:drawing>
+          <wp:inline distT="0" distB="0" distL="0" distR="0" wp14:anchorId="64629B07" wp14:editId="6D96E8CC">
+            <wp:extent cx="5421630" cy="3089275"/>
+            <wp:effectExtent l="0" t="0" r="7620" b="0"/>
+            <wp:docPr id="25447801" name="Picture 7"/>
+            <wp:cNvGraphicFramePr>
+              <a:graphicFrameLocks xmlns:a="http://schemas.openxmlformats.org/drawingml/2006/main" noChangeAspect="1"/>
+            </wp:cNvGraphicFramePr>
+            <a:graphic xmlns:a="http://schemas.openxmlformats.org/drawingml/2006/main">
+              <a:graphicData uri="http://schemas.openxmlformats.org/drawingml/2006/picture">
+                <pic:pic xmlns:pic="http://schemas.openxmlformats.org/drawingml/2006/picture">
+                  <pic:nvPicPr>
+                    <pic:cNvPr id="0" name="Picture 26"/>
+                    <pic:cNvPicPr>
+                      <a:picLocks noChangeAspect="1" noChangeArrowheads="1"/>
+                    </pic:cNvPicPr>
+                  </pic:nvPicPr>
+                  <pic:blipFill>
+                    <a:blip r:embed="rId12">
+                      <a:extLst>
+                        <a:ext uri="{28A0092B-C50C-407E-A947-70E740481C1C}">
+                          <a14:useLocalDpi xmlns:a14="http://schemas.microsoft.com/office/drawing/2010/main" val="0"/>
+                        </a:ext>
+                      </a:extLst>
+                    </a:blip>
+                    <a:srcRect/>
+                    <a:stretch>
+                      <a:fillRect/>
+                    </a:stretch>
+                  </pic:blipFill>
+                  <pic:spPr bwMode="auto">
+                    <a:xfrm>
+                      <a:off x="0" y="0"/>
+                      <a:ext cx="5421630" cy="3089275"/>
+                    </a:xfrm>
+                    <a:prstGeom prst="rect">
+                      <a:avLst/>
+                    </a:prstGeom>
+                    <a:noFill/>
+                    <a:ln>
+                      <a:noFill/>
+                    </a:ln>
+                  </pic:spPr>
+                </pic:pic>
+              </a:graphicData>
+            </a:graphic>
+          </wp:inline>
+        </w:drawing>
+      </w:r>
+    </w:p>
+    <w:p>
+      <w:pPr>
+        <w:rPr>
+          <w:noProof/>
+        </w:rPr>
+      </w:pPr>
+      <w:r>
+        <w:rPr>
+          <w:noProof/>
+        </w:rPr>
+        <w:drawing>
+          <wp:inline distT="0" distB="0" distL="0" distR="0" wp14:anchorId="593E5CB2" wp14:editId="1F8F4EA8">
+            <wp:extent cx="1916430" cy="1172210"/>
+            <wp:effectExtent l="0" t="0" r="7620" b="8890"/>
+            <wp:docPr id="1948925330" name="Picture 8"/>
+            <wp:cNvGraphicFramePr>
+              <a:graphicFrameLocks xmlns:a="http://schemas.openxmlformats.org/drawingml/2006/main" noChangeAspect="1"/>
+            </wp:cNvGraphicFramePr>
+            <a:graphic xmlns:a="http://schemas.openxmlformats.org/drawingml/2006/main">
+              <a:graphicData uri="http://schemas.openxmlformats.org/drawingml/2006/picture">
+                <pic:pic xmlns:pic="http://schemas.openxmlformats.org/drawingml/2006/picture">
+                  <pic:nvPicPr>
+                    <pic:cNvPr id="0" name="Picture 28"/>
+                    <pic:cNvPicPr>
+                      <a:picLocks noChangeAspect="1" noChangeArrowheads="1"/>
+                    </pic:cNvPicPr>
+                  </pic:nvPicPr>
+                  <pic:blipFill>
+                    <a:blip r:embed="rId13">
+                      <a:extLst>
+                        <a:ext uri="{28A0092B-C50C-407E-A947-70E740481C1C}">
+                          <a14:useLocalDpi xmlns:a14="http://schemas.microsoft.com/office/drawing/2010/main" val="0"/>
+                        </a:ext>
+                      </a:extLst>
+                    </a:blip>
+                    <a:srcRect/>
+                    <a:stretch>
+                      <a:fillRect/>
+                    </a:stretch>
+                  </pic:blipFill>
+                  <pic:spPr bwMode="auto">
+                    <a:xfrm>
+                      <a:off x="0" y="0"/>
+                      <a:ext cx="1916430" cy="1172210"/>
+                    </a:xfrm>
+                    <a:prstGeom prst="rect">
+                      <a:avLst/>
+                    </a:prstGeom>
+                    <a:noFill/>
+                    <a:ln>
+                      <a:noFill/>
+                    </a:ln>
+                  </pic:spPr>
+                </pic:pic>
+              </a:graphicData>
+            </a:graphic>
+          </wp:inline>
+        </w:drawing>
+      </w:r>
+    </w:p>
+    <w:p>
+      <w:pPr>
+        <w:rPr>
+          <w:b/>
+          <w:bCs/>
+        </w:rPr>
+      </w:pPr>
+      <w:r>
+        <w:rPr>
+          <w:noProof/>
+        </w:rPr>
+        <w:lastRenderedPageBreak/>
+        <w:drawing>
+          <wp:inline distT="0" distB="0" distL="0" distR="0" wp14:anchorId="3C46EBA4" wp14:editId="330564DC">
+            <wp:extent cx="5603875" cy="3065780"/>
+            <wp:effectExtent l="0" t="0" r="0" b="1270"/>
+            <wp:docPr id="434010271" name="Picture 10"/>
+            <wp:cNvGraphicFramePr>
+              <a:graphicFrameLocks xmlns:a="http://schemas.openxmlformats.org/drawingml/2006/main" noChangeAspect="1"/>
+            </wp:cNvGraphicFramePr>
+            <a:graphic xmlns:a="http://schemas.openxmlformats.org/drawingml/2006/main">
+              <a:graphicData uri="http://schemas.openxmlformats.org/drawingml/2006/picture">
+                <pic:pic xmlns:pic="http://schemas.openxmlformats.org/drawingml/2006/picture">
+                  <pic:nvPicPr>
+                    <pic:cNvPr id="0" name="Picture 32"/>
+                    <pic:cNvPicPr>
+                      <a:picLocks noChangeAspect="1" noChangeArrowheads="1"/>
+                    </pic:cNvPicPr>
+                  </pic:nvPicPr>
+                  <pic:blipFill>
+                    <a:blip r:embed="rId14">
+                      <a:extLst>
+                        <a:ext uri="{28A0092B-C50C-407E-A947-70E740481C1C}">
+                          <a14:useLocalDpi xmlns:a14="http://schemas.microsoft.com/office/drawing/2010/main" val="0"/>
+                        </a:ext>
+                      </a:extLst>
+                    </a:blip>
+                    <a:srcRect/>
+                    <a:stretch>
+                      <a:fillRect/>
+                    </a:stretch>
+                  </pic:blipFill>
+                  <pic:spPr bwMode="auto">
+                    <a:xfrm>
+                      <a:off x="0" y="0"/>
+                      <a:ext cx="5603875" cy="3065780"/>
+                    </a:xfrm>
+                    <a:prstGeom prst="rect">
+                      <a:avLst/>
+                    </a:prstGeom>
+                    <a:noFill/>
+                    <a:ln>
+                      <a:noFill/>
+                    </a:ln>
+                  </pic:spPr>
+                </pic:pic>
+              </a:graphicData>
+            </a:graphic>
+          </wp:inline>
+        </w:drawing>
+      </w:r>
+    </w:p>
+    <w:p>
+      <w:r>
+        <w:t xml:space="preserve">In this study, </w:t>
       </w:r>
       <w:proofErr w:type="spellStart"/>
       <w:r>
@@ -2033,132 +1798,409 @@
       </w:r>
       <w:proofErr w:type="spellEnd"/>
       <w:r>
-        <w:t xml:space="preserve"> achieved a tight variance with a mean F1-score of $0.9979 \pm 0.0005$, while the linear-boundary SVM yielded a mean F1-score of $0.9796 \pm 0.0016$. </w:t>
-      </w:r>
-    </w:p>
-    <w:p>
-      <w:pPr>
-        <w:numPr>
-          <w:ilvl w:val="0"/>
-          <w:numId w:val="8"/>
-        </w:numPr>
-      </w:pPr>
-      <w:r>
+        <w:t xml:space="preserve"> and Support Vector Machine (SVM) were applied to detect anomalies in HDFS log data using event count features from a highly imbalanced dataset (558,223 normal vs 16,838 anomalies). </w:t>
+      </w:r>
+      <w:proofErr w:type="spellStart"/>
+      <w:r>
+        <w:t>XGBoost</w:t>
+      </w:r>
+      <w:proofErr w:type="spellEnd"/>
+      <w:r>
+        <w:t xml:space="preserve"> achieved near-perfect performance, with an anomaly precision of 0.9985, recall of 0.9997, and F1-score of 0.9991, making only 5 false positive errors and missing just 1 anomaly out of 3,368 in the test set. In comparison, SVM also performed strongly, achieving an anomaly precision of 0.9634, recall of 0.9994, and F1-score of 0.9811, but produced 128 false positives and missed 2 anomalies. While both models demonstrated excellent recall, indicating strong anomaly detection capability, </w:t>
+      </w:r>
+      <w:proofErr w:type="spellStart"/>
+      <w:r>
+        <w:t>XGBoost</w:t>
+      </w:r>
+      <w:proofErr w:type="spellEnd"/>
+      <w:r>
+        <w:t xml:space="preserve"> clearly outperformed SVM in precision and overall F1-score, meaning it generated far fewer false alarms while maintaining almost perfect detection. This difference is mainly due to </w:t>
+      </w:r>
+      <w:proofErr w:type="spellStart"/>
+      <w:r>
+        <w:t>XGBoost’s</w:t>
+      </w:r>
+      <w:proofErr w:type="spellEnd"/>
+      <w:r>
+        <w:t xml:space="preserve"> ability to capture complex, non-linear relationships in the data, whereas SVM (in its linear form) is more limited. Overall, these results show that </w:t>
+      </w:r>
+      <w:proofErr w:type="spellStart"/>
+      <w:r>
+        <w:t>XGBoost</w:t>
+      </w:r>
+      <w:proofErr w:type="spellEnd"/>
+      <w:r>
+        <w:t xml:space="preserve"> provides a more accurate and reliable solution for anomaly detection in structured log data.</w:t>
+      </w:r>
+    </w:p>
+    <w:p>
+      <w:pPr>
+        <w:pStyle w:val="Heading1"/>
+      </w:pPr>
+      <w:r>
+        <w:t>DEEP LEARNING RESULTS</w:t>
+      </w:r>
+    </w:p>
+    <w:p>
+      <w:r>
+        <w:t>LSTM</w:t>
+      </w:r>
+    </w:p>
+    <w:p>
+      <w:pPr>
+        <w:rPr>
+          <w:b/>
+          <w:bCs/>
+        </w:rPr>
+      </w:pPr>
+      <w:r>
+        <w:rPr>
+          <w:noProof/>
+        </w:rPr>
         <w:lastRenderedPageBreak/>
-        <w:t xml:space="preserve">Permutation / Shuffle Test: A data shuffle test was executed to intentionally break the structured alignment of the target feature dependencies. Upon shuffling, the anomaly F1-score for SVM plummeted to 0.0211 (with overall accuracy dropping to 35.56%). Similarly, the </w:t>
-      </w:r>
-      <w:proofErr w:type="spellStart"/>
-      <w:r>
-        <w:t>XGBoost</w:t>
-      </w:r>
-      <w:proofErr w:type="spellEnd"/>
-      <w:r>
-        <w:t xml:space="preserve"> anomaly F1-score collapsed to 0.0281 (with overall accuracy dropping to 28.23%). This absolute performance degradation confirms that the high baseline metrics are a direct product of the models successfully learning log correlation patterns. </w:t>
-      </w:r>
-    </w:p>
-    <w:p>
-      <w:pPr>
-        <w:rPr>
-          <w:b/>
-          <w:bCs/>
-        </w:rPr>
-      </w:pPr>
-      <w:r>
-        <w:rPr>
-          <w:b/>
-          <w:bCs/>
-        </w:rPr>
-        <w:t xml:space="preserve">                [Shuffle Test Performance Collapse]</w:t>
-      </w:r>
-    </w:p>
-    <w:p>
-      <w:pPr>
-        <w:rPr>
-          <w:b/>
-          <w:bCs/>
-        </w:rPr>
-      </w:pPr>
-      <w:r>
-        <w:rPr>
-          <w:b/>
-          <w:bCs/>
-        </w:rPr>
-        <w:t xml:space="preserve">   1.00 ─────────────────────────────────────────── (Baseline F1: ~0.98 - 0.99)</w:t>
-      </w:r>
-    </w:p>
-    <w:p>
-      <w:pPr>
-        <w:rPr>
-          <w:b/>
-          <w:bCs/>
-        </w:rPr>
-      </w:pPr>
-      <w:r>
-        <w:rPr>
-          <w:b/>
-          <w:bCs/>
-        </w:rPr>
-        <w:t xml:space="preserve">        │</w:t>
-      </w:r>
-    </w:p>
-    <w:p>
-      <w:pPr>
-        <w:rPr>
-          <w:b/>
-          <w:bCs/>
-        </w:rPr>
-      </w:pPr>
-      <w:r>
-        <w:rPr>
-          <w:b/>
-          <w:bCs/>
-        </w:rPr>
-        <w:t xml:space="preserve">        │</w:t>
-      </w:r>
-    </w:p>
-    <w:p>
-      <w:pPr>
-        <w:rPr>
-          <w:b/>
-          <w:bCs/>
-        </w:rPr>
-      </w:pPr>
-      <w:r>
-        <w:rPr>
-          <w:b/>
-          <w:bCs/>
-        </w:rPr>
-        <w:t xml:space="preserve">        </w:t>
-      </w:r>
-      <w:r>
-        <w:rPr>
-          <w:rFonts w:ascii="Arial" w:hAnsi="Arial" w:cs="Arial"/>
-          <w:b/>
-          <w:bCs/>
-        </w:rPr>
-        <w:t>▼</w:t>
-      </w:r>
-      <w:r>
-        <w:rPr>
-          <w:b/>
-          <w:bCs/>
-        </w:rPr>
-        <w:t xml:space="preserve"> </w:t>
-      </w:r>
-    </w:p>
-    <w:p>
-      <w:pPr>
-        <w:rPr>
-          <w:b/>
-          <w:bCs/>
-        </w:rPr>
-      </w:pPr>
-      <w:r>
-        <w:rPr>
-          <w:b/>
-          <w:bCs/>
-        </w:rPr>
-        <w:t xml:space="preserve">   0.02 ─────────────────────────────────────────── (Shuffled F1: ~0.02 - 0.03)</w:t>
+        <w:drawing>
+          <wp:inline distT="0" distB="0" distL="0" distR="0" wp14:anchorId="5A96726D" wp14:editId="14DE0CC5">
+            <wp:extent cx="5303618" cy="2571309"/>
+            <wp:effectExtent l="0" t="0" r="0" b="635"/>
+            <wp:docPr id="430988508" name="Picture 11"/>
+            <wp:cNvGraphicFramePr>
+              <a:graphicFrameLocks xmlns:a="http://schemas.openxmlformats.org/drawingml/2006/main" noChangeAspect="1"/>
+            </wp:cNvGraphicFramePr>
+            <a:graphic xmlns:a="http://schemas.openxmlformats.org/drawingml/2006/main">
+              <a:graphicData uri="http://schemas.openxmlformats.org/drawingml/2006/picture">
+                <pic:pic xmlns:pic="http://schemas.openxmlformats.org/drawingml/2006/picture">
+                  <pic:nvPicPr>
+                    <pic:cNvPr id="0" name="Picture 34"/>
+                    <pic:cNvPicPr>
+                      <a:picLocks noChangeAspect="1" noChangeArrowheads="1"/>
+                    </pic:cNvPicPr>
+                  </pic:nvPicPr>
+                  <pic:blipFill>
+                    <a:blip r:embed="rId15">
+                      <a:extLst>
+                        <a:ext uri="{28A0092B-C50C-407E-A947-70E740481C1C}">
+                          <a14:useLocalDpi xmlns:a14="http://schemas.microsoft.com/office/drawing/2010/main" val="0"/>
+                        </a:ext>
+                      </a:extLst>
+                    </a:blip>
+                    <a:srcRect/>
+                    <a:stretch>
+                      <a:fillRect/>
+                    </a:stretch>
+                  </pic:blipFill>
+                  <pic:spPr bwMode="auto">
+                    <a:xfrm>
+                      <a:off x="0" y="0"/>
+                      <a:ext cx="5303618" cy="2571309"/>
+                    </a:xfrm>
+                    <a:prstGeom prst="rect">
+                      <a:avLst/>
+                    </a:prstGeom>
+                    <a:noFill/>
+                    <a:ln>
+                      <a:noFill/>
+                    </a:ln>
+                  </pic:spPr>
+                </pic:pic>
+              </a:graphicData>
+            </a:graphic>
+          </wp:inline>
+        </w:drawing>
+      </w:r>
+    </w:p>
+    <w:p>
+      <w:pPr>
+        <w:rPr>
+          <w:b/>
+          <w:bCs/>
+        </w:rPr>
+      </w:pPr>
+      <w:r>
+        <w:rPr>
+          <w:b/>
+          <w:bCs/>
+        </w:rPr>
+        <w:t>GRU</w:t>
+      </w:r>
+    </w:p>
+    <w:p>
+      <w:pPr>
+        <w:rPr>
+          <w:b/>
+          <w:bCs/>
+        </w:rPr>
+      </w:pPr>
+      <w:r>
+        <w:rPr>
+          <w:noProof/>
+        </w:rPr>
+        <w:drawing>
+          <wp:inline distT="0" distB="0" distL="0" distR="0" wp14:anchorId="7E2F802F" wp14:editId="72620527">
+            <wp:extent cx="5731510" cy="4572000"/>
+            <wp:effectExtent l="0" t="0" r="2540" b="0"/>
+            <wp:docPr id="1160470443" name="Picture 12"/>
+            <wp:cNvGraphicFramePr>
+              <a:graphicFrameLocks xmlns:a="http://schemas.openxmlformats.org/drawingml/2006/main" noChangeAspect="1"/>
+            </wp:cNvGraphicFramePr>
+            <a:graphic xmlns:a="http://schemas.openxmlformats.org/drawingml/2006/main">
+              <a:graphicData uri="http://schemas.openxmlformats.org/drawingml/2006/picture">
+                <pic:pic xmlns:pic="http://schemas.openxmlformats.org/drawingml/2006/picture">
+                  <pic:nvPicPr>
+                    <pic:cNvPr id="0" name="Picture 36"/>
+                    <pic:cNvPicPr>
+                      <a:picLocks noChangeAspect="1" noChangeArrowheads="1"/>
+                    </pic:cNvPicPr>
+                  </pic:nvPicPr>
+                  <pic:blipFill>
+                    <a:blip r:embed="rId16">
+                      <a:extLst>
+                        <a:ext uri="{28A0092B-C50C-407E-A947-70E740481C1C}">
+                          <a14:useLocalDpi xmlns:a14="http://schemas.microsoft.com/office/drawing/2010/main" val="0"/>
+                        </a:ext>
+                      </a:extLst>
+                    </a:blip>
+                    <a:srcRect/>
+                    <a:stretch>
+                      <a:fillRect/>
+                    </a:stretch>
+                  </pic:blipFill>
+                  <pic:spPr bwMode="auto">
+                    <a:xfrm>
+                      <a:off x="0" y="0"/>
+                      <a:ext cx="5731510" cy="4572000"/>
+                    </a:xfrm>
+                    <a:prstGeom prst="rect">
+                      <a:avLst/>
+                    </a:prstGeom>
+                    <a:noFill/>
+                    <a:ln>
+                      <a:noFill/>
+                    </a:ln>
+                  </pic:spPr>
+                </pic:pic>
+              </a:graphicData>
+            </a:graphic>
+          </wp:inline>
+        </w:drawing>
+      </w:r>
+    </w:p>
+    <w:p>
+      <w:pPr>
+        <w:pStyle w:val="Heading1"/>
+        <w:rPr>
+          <w:u w:val="single"/>
+        </w:rPr>
+      </w:pPr>
+      <w:r>
+        <w:rPr>
+          <w:u w:val="single"/>
+        </w:rPr>
+        <w:t>Generative AI Results</w:t>
+      </w:r>
+    </w:p>
+    <w:p>
+      <w:r>
+        <w:t xml:space="preserve">LSTM </w:t>
+      </w:r>
+      <w:r>
+        <w:t>auto encoder</w:t>
+      </w:r>
+    </w:p>
+    <w:p>
+      <w:pPr>
+        <w:rPr>
+          <w:b/>
+          <w:bCs/>
+        </w:rPr>
+      </w:pPr>
+      <w:r>
+        <w:rPr>
+          <w:b/>
+          <w:bCs/>
+          <w:noProof/>
+        </w:rPr>
+        <w:lastRenderedPageBreak/>
+        <w:drawing>
+          <wp:inline distT="0" distB="0" distL="0" distR="0" wp14:anchorId="166DC825" wp14:editId="349A7C73">
+            <wp:extent cx="4607169" cy="3853019"/>
+            <wp:effectExtent l="0" t="0" r="3175" b="0"/>
+            <wp:docPr id="657247783" name="Picture 14"/>
+            <wp:cNvGraphicFramePr>
+              <a:graphicFrameLocks xmlns:a="http://schemas.openxmlformats.org/drawingml/2006/main" noChangeAspect="1"/>
+            </wp:cNvGraphicFramePr>
+            <a:graphic xmlns:a="http://schemas.openxmlformats.org/drawingml/2006/main">
+              <a:graphicData uri="http://schemas.openxmlformats.org/drawingml/2006/picture">
+                <pic:pic xmlns:pic="http://schemas.openxmlformats.org/drawingml/2006/picture">
+                  <pic:nvPicPr>
+                    <pic:cNvPr id="0" name="Picture 9"/>
+                    <pic:cNvPicPr>
+                      <a:picLocks noChangeAspect="1" noChangeArrowheads="1"/>
+                    </pic:cNvPicPr>
+                  </pic:nvPicPr>
+                  <pic:blipFill>
+                    <a:blip r:embed="rId17">
+                      <a:extLst>
+                        <a:ext uri="{28A0092B-C50C-407E-A947-70E740481C1C}">
+                          <a14:useLocalDpi xmlns:a14="http://schemas.microsoft.com/office/drawing/2010/main" val="0"/>
+                        </a:ext>
+                      </a:extLst>
+                    </a:blip>
+                    <a:srcRect/>
+                    <a:stretch>
+                      <a:fillRect/>
+                    </a:stretch>
+                  </pic:blipFill>
+                  <pic:spPr bwMode="auto">
+                    <a:xfrm>
+                      <a:off x="0" y="0"/>
+                      <a:ext cx="4617922" cy="3862012"/>
+                    </a:xfrm>
+                    <a:prstGeom prst="rect">
+                      <a:avLst/>
+                    </a:prstGeom>
+                    <a:noFill/>
+                  </pic:spPr>
+                </pic:pic>
+              </a:graphicData>
+            </a:graphic>
+          </wp:inline>
+        </w:drawing>
+      </w:r>
+    </w:p>
+    <w:p>
+      <w:pPr>
+        <w:rPr>
+          <w:b/>
+          <w:bCs/>
+        </w:rPr>
+      </w:pPr>
+      <w:r>
+        <w:rPr>
+          <w:b/>
+          <w:bCs/>
+        </w:rPr>
+        <w:t>LSTM VAE</w:t>
+      </w:r>
+    </w:p>
+    <w:p>
+      <w:pPr>
+        <w:rPr>
+          <w:b/>
+          <w:bCs/>
+        </w:rPr>
+      </w:pPr>
+      <w:r>
+        <w:rPr>
+          <w:b/>
+          <w:bCs/>
+          <w:noProof/>
+        </w:rPr>
+        <w:drawing>
+          <wp:inline distT="0" distB="0" distL="0" distR="0" wp14:anchorId="4C34C8C8" wp14:editId="688EE6A6">
+            <wp:extent cx="4013934" cy="3042139"/>
+            <wp:effectExtent l="0" t="0" r="5715" b="6350"/>
+            <wp:docPr id="1230171844" name="Picture 16"/>
+            <wp:cNvGraphicFramePr>
+              <a:graphicFrameLocks xmlns:a="http://schemas.openxmlformats.org/drawingml/2006/main" noChangeAspect="1"/>
+            </wp:cNvGraphicFramePr>
+            <a:graphic xmlns:a="http://schemas.openxmlformats.org/drawingml/2006/main">
+              <a:graphicData uri="http://schemas.openxmlformats.org/drawingml/2006/picture">
+                <pic:pic xmlns:pic="http://schemas.openxmlformats.org/drawingml/2006/picture">
+                  <pic:nvPicPr>
+                    <pic:cNvPr id="0" name="Picture 10"/>
+                    <pic:cNvPicPr>
+                      <a:picLocks noChangeAspect="1" noChangeArrowheads="1"/>
+                    </pic:cNvPicPr>
+                  </pic:nvPicPr>
+                  <pic:blipFill>
+                    <a:blip r:embed="rId18">
+                      <a:extLst>
+                        <a:ext uri="{28A0092B-C50C-407E-A947-70E740481C1C}">
+                          <a14:useLocalDpi xmlns:a14="http://schemas.microsoft.com/office/drawing/2010/main" val="0"/>
+                        </a:ext>
+                      </a:extLst>
+                    </a:blip>
+                    <a:srcRect/>
+                    <a:stretch>
+                      <a:fillRect/>
+                    </a:stretch>
+                  </pic:blipFill>
+                  <pic:spPr bwMode="auto">
+                    <a:xfrm>
+                      <a:off x="0" y="0"/>
+                      <a:ext cx="4036108" cy="3058945"/>
+                    </a:xfrm>
+                    <a:prstGeom prst="rect">
+                      <a:avLst/>
+                    </a:prstGeom>
+                    <a:noFill/>
+                  </pic:spPr>
+                </pic:pic>
+              </a:graphicData>
+            </a:graphic>
+          </wp:inline>
+        </w:drawing>
+      </w:r>
+    </w:p>
+    <w:p>
+      <w:pPr>
+        <w:rPr>
+          <w:b/>
+          <w:bCs/>
+        </w:rPr>
+      </w:pPr>
+      <w:r>
+        <w:rPr>
+          <w:b/>
+          <w:bCs/>
+          <w:noProof/>
+        </w:rPr>
+        <w:lastRenderedPageBreak/>
+        <w:drawing>
+          <wp:inline distT="0" distB="0" distL="0" distR="0" wp14:anchorId="2A0ACED5" wp14:editId="7F8B5A00">
+            <wp:extent cx="6150219" cy="2065867"/>
+            <wp:effectExtent l="0" t="0" r="3175" b="0"/>
+            <wp:docPr id="542342292" name="Picture 18"/>
+            <wp:cNvGraphicFramePr>
+              <a:graphicFrameLocks xmlns:a="http://schemas.openxmlformats.org/drawingml/2006/main" noChangeAspect="1"/>
+            </wp:cNvGraphicFramePr>
+            <a:graphic xmlns:a="http://schemas.openxmlformats.org/drawingml/2006/main">
+              <a:graphicData uri="http://schemas.openxmlformats.org/drawingml/2006/picture">
+                <pic:pic xmlns:pic="http://schemas.openxmlformats.org/drawingml/2006/picture">
+                  <pic:nvPicPr>
+                    <pic:cNvPr id="0" name="Picture 11"/>
+                    <pic:cNvPicPr>
+                      <a:picLocks noChangeAspect="1" noChangeArrowheads="1"/>
+                    </pic:cNvPicPr>
+                  </pic:nvPicPr>
+                  <pic:blipFill>
+                    <a:blip r:embed="rId19">
+                      <a:extLst>
+                        <a:ext uri="{28A0092B-C50C-407E-A947-70E740481C1C}">
+                          <a14:useLocalDpi xmlns:a14="http://schemas.microsoft.com/office/drawing/2010/main" val="0"/>
+                        </a:ext>
+                      </a:extLst>
+                    </a:blip>
+                    <a:srcRect/>
+                    <a:stretch>
+                      <a:fillRect/>
+                    </a:stretch>
+                  </pic:blipFill>
+                  <pic:spPr bwMode="auto">
+                    <a:xfrm>
+                      <a:off x="0" y="0"/>
+                      <a:ext cx="6221822" cy="2089918"/>
+                    </a:xfrm>
+                    <a:prstGeom prst="rect">
+                      <a:avLst/>
+                    </a:prstGeom>
+                    <a:noFill/>
+                  </pic:spPr>
+                </pic:pic>
+              </a:graphicData>
+            </a:graphic>
+          </wp:inline>
+        </w:drawing>
       </w:r>
     </w:p>
     <w:p>
@@ -4101,6 +4143,7 @@
   <w:style w:type="character" w:default="1" w:styleId="DefaultParagraphFont">
     <w:name w:val="Default Paragraph Font"/>
     <w:uiPriority w:val="1"/>
+    <w:semiHidden/>
     <w:unhideWhenUsed/>
   </w:style>
   <w:style w:type="table" w:default="1" w:styleId="TableNormal">
@@ -4570,13 +4613,6 @@
     <w:pitch w:val="variable"/>
     <w:sig w:usb0="20000287" w:usb1="00000003" w:usb2="00000000" w:usb3="00000000" w:csb0="0000019F" w:csb1="00000000"/>
   </w:font>
-  <w:font w:name="Cambria Math">
-    <w:panose1 w:val="02040503050406030204"/>
-    <w:charset w:val="00"/>
-    <w:family w:val="roman"/>
-    <w:pitch w:val="variable"/>
-    <w:sig w:usb0="E00006FF" w:usb1="420024FF" w:usb2="02000000" w:usb3="00000000" w:csb0="0000019F" w:csb1="00000000"/>
-  </w:font>
 </w:fonts>
 </file>
 
@@ -4601,6 +4637,8 @@
     <w:rsid w:val="006C4161"/>
     <w:rsid w:val="007D55F3"/>
     <w:rsid w:val="00A05CFB"/>
+    <w:rsid w:val="00A21BCD"/>
+    <w:rsid w:val="00C22D88"/>
     <w:rsid w:val="00C72C3E"/>
   </w:rsids>
   <m:mathPr>

--- a/final thesis report asad msai 4 4-6-2026.docx
+++ b/final thesis report asad msai 4 4-6-2026.docx
@@ -57,7 +57,7 @@
                         <pic:cNvPicPr/>
                       </pic:nvPicPr>
                       <pic:blipFill>
-                        <a:blip r:embed="rId6" cstate="print">
+                        <a:blip r:embed="rId8" cstate="print">
                           <a:duotone>
                             <a:schemeClr val="accent1">
                               <a:shade val="45000"/>
@@ -113,6 +113,7 @@
             <w:dataBinding w:prefixMappings="xmlns:ns0='http://purl.org/dc/elements/1.1/' xmlns:ns1='http://schemas.openxmlformats.org/package/2006/metadata/core-properties' " w:xpath="/ns1:coreProperties[1]/ns0:title[1]" w:storeItemID="{6C3C8BC8-F283-45AE-878A-BAB7291924A1}"/>
             <w:text/>
           </w:sdtPr>
+          <w:sdtEndPr/>
           <w:sdtContent>
             <w:p>
               <w:pPr>
@@ -160,6 +161,7 @@
             <w:dataBinding w:prefixMappings="xmlns:ns0='http://purl.org/dc/elements/1.1/' xmlns:ns1='http://schemas.openxmlformats.org/package/2006/metadata/core-properties' " w:xpath="/ns1:coreProperties[1]/ns0:subject[1]" w:storeItemID="{6C3C8BC8-F283-45AE-878A-BAB7291924A1}"/>
             <w:text/>
           </w:sdtPr>
+          <w:sdtEndPr/>
           <w:sdtContent>
             <w:p>
               <w:pPr>
@@ -267,13 +269,14 @@
                                   <w:tag w:val=""/>
                                   <w:id w:val="197127006"/>
                                   <w:dataBinding w:prefixMappings="xmlns:ns0='http://schemas.microsoft.com/office/2006/coverPageProps' " w:xpath="/ns0:CoverPageProperties[1]/ns0:PublishDate[1]" w:storeItemID="{55AF091B-3C7A-41E3-B477-F2FDAA23CFDA}"/>
-                                  <w:date w:fullDate="2026-03-07T00:00:00Z">
+                                  <w:date w:fullDate="2026-06-20T00:00:00Z">
                                     <w:dateFormat w:val="MMMM d, yyyy"/>
                                     <w:lid w:val="en-US"/>
                                     <w:storeMappedDataAs w:val="dateTime"/>
                                     <w:calendar w:val="gregorian"/>
                                   </w:date>
                                 </w:sdtPr>
+                                <w:sdtEndPr/>
                                 <w:sdtContent>
                                   <w:p>
                                     <w:pPr>
@@ -294,7 +297,7 @@
                                         <w:sz w:val="28"/>
                                         <w:szCs w:val="28"/>
                                       </w:rPr>
-                                      <w:t>March 7, 2026</w:t>
+                                      <w:t>June 20, 2026</w:t>
                                     </w:r>
                                   </w:p>
                                 </w:sdtContent>
@@ -319,6 +322,7 @@
                                     <w:dataBinding w:prefixMappings="xmlns:ns0='http://schemas.openxmlformats.org/officeDocument/2006/extended-properties' " w:xpath="/ns0:Properties[1]/ns0:Company[1]" w:storeItemID="{6668398D-A668-4E3E-A5EB-62B293D839F1}"/>
                                     <w:text/>
                                   </w:sdtPr>
+                                  <w:sdtEndPr/>
                                   <w:sdtContent>
                                     <w:r>
                                       <w:rPr>
@@ -351,13 +355,21 @@
                                     <w:dataBinding w:prefixMappings="xmlns:ns0='http://schemas.microsoft.com/office/2006/coverPageProps' " w:xpath="/ns0:CoverPageProperties[1]/ns0:CompanyAddress[1]" w:storeItemID="{55AF091B-3C7A-41E3-B477-F2FDAA23CFDA}"/>
                                     <w:text/>
                                   </w:sdtPr>
+                                  <w:sdtEndPr/>
                                   <w:sdtContent>
                                     <w:r>
                                       <w:rPr>
                                         <w:caps/>
                                         <w:color w:val="156082" w:themeColor="accent1"/>
                                       </w:rPr>
-                                      <w:t>Muhammad Asad Mahmood Khan Roll # 243260 MSAI-3</w:t>
+                                      <w:t>Muhammad Asad Mahmood Khan Roll # 243260 MSAI-</w:t>
+                                    </w:r>
+                                    <w:r>
+                                      <w:rPr>
+                                        <w:caps/>
+                                        <w:color w:val="156082" w:themeColor="accent1"/>
+                                      </w:rPr>
+                                      <w:t>4</w:t>
                                     </w:r>
                                   </w:sdtContent>
                                 </w:sdt>
@@ -403,13 +415,14 @@
                             <w:tag w:val=""/>
                             <w:id w:val="197127006"/>
                             <w:dataBinding w:prefixMappings="xmlns:ns0='http://schemas.microsoft.com/office/2006/coverPageProps' " w:xpath="/ns0:CoverPageProperties[1]/ns0:PublishDate[1]" w:storeItemID="{55AF091B-3C7A-41E3-B477-F2FDAA23CFDA}"/>
-                            <w:date w:fullDate="2026-03-07T00:00:00Z">
+                            <w:date w:fullDate="2026-06-20T00:00:00Z">
                               <w:dateFormat w:val="MMMM d, yyyy"/>
                               <w:lid w:val="en-US"/>
                               <w:storeMappedDataAs w:val="dateTime"/>
                               <w:calendar w:val="gregorian"/>
                             </w:date>
                           </w:sdtPr>
+                          <w:sdtEndPr/>
                           <w:sdtContent>
                             <w:p>
                               <w:pPr>
@@ -430,7 +443,7 @@
                                   <w:sz w:val="28"/>
                                   <w:szCs w:val="28"/>
                                 </w:rPr>
-                                <w:t>March 7, 2026</w:t>
+                                <w:t>June 20, 2026</w:t>
                               </w:r>
                             </w:p>
                           </w:sdtContent>
@@ -455,6 +468,7 @@
                               <w:dataBinding w:prefixMappings="xmlns:ns0='http://schemas.openxmlformats.org/officeDocument/2006/extended-properties' " w:xpath="/ns0:Properties[1]/ns0:Company[1]" w:storeItemID="{6668398D-A668-4E3E-A5EB-62B293D839F1}"/>
                               <w:text/>
                             </w:sdtPr>
+                            <w:sdtEndPr/>
                             <w:sdtContent>
                               <w:r>
                                 <w:rPr>
@@ -487,13 +501,21 @@
                               <w:dataBinding w:prefixMappings="xmlns:ns0='http://schemas.microsoft.com/office/2006/coverPageProps' " w:xpath="/ns0:CoverPageProperties[1]/ns0:CompanyAddress[1]" w:storeItemID="{55AF091B-3C7A-41E3-B477-F2FDAA23CFDA}"/>
                               <w:text/>
                             </w:sdtPr>
+                            <w:sdtEndPr/>
                             <w:sdtContent>
                               <w:r>
                                 <w:rPr>
                                   <w:caps/>
                                   <w:color w:val="156082" w:themeColor="accent1"/>
                                 </w:rPr>
-                                <w:t>Muhammad Asad Mahmood Khan Roll # 243260 MSAI-3</w:t>
+                                <w:t>Muhammad Asad Mahmood Khan Roll # 243260 MSAI-</w:t>
+                              </w:r>
+                              <w:r>
+                                <w:rPr>
+                                  <w:caps/>
+                                  <w:color w:val="156082" w:themeColor="accent1"/>
+                                </w:rPr>
+                                <w:t>4</w:t>
                               </w:r>
                             </w:sdtContent>
                           </w:sdt>
@@ -527,7 +549,7 @@
                         <pic:cNvPicPr/>
                       </pic:nvPicPr>
                       <pic:blipFill>
-                        <a:blip r:embed="rId7" cstate="print">
+                        <a:blip r:embed="rId9" cstate="print">
                           <a:duotone>
                             <a:schemeClr val="accent1">
                               <a:shade val="45000"/>
@@ -563,6 +585,7 @@
         </w:p>
         <w:p>
           <w:pPr>
+            <w:jc w:val="both"/>
             <w:rPr>
               <w:b/>
               <w:bCs/>
@@ -579,6 +602,9 @@
       </w:sdtContent>
     </w:sdt>
     <w:p>
+      <w:pPr>
+        <w:jc w:val="both"/>
+      </w:pPr>
       <w:r>
         <w:lastRenderedPageBreak/>
         <w:pict w14:anchorId="0AB0EBC5">
@@ -588,6 +614,7 @@
     </w:p>
     <w:p>
       <w:pPr>
+        <w:jc w:val="both"/>
         <w:rPr>
           <w:b/>
           <w:bCs/>
@@ -602,6 +629,9 @@
       </w:r>
     </w:p>
     <w:p>
+      <w:pPr>
+        <w:jc w:val="both"/>
+      </w:pPr>
       <w:r>
         <w:t xml:space="preserve">The increasing complexity of distributed systems such as Hadoop (HDFS), Spark, and OpenStack has rendered manual log monitoring obsolete. This research proposes a comprehensive comparative study evaluating Traditional Machine Learning (ML), Deep Learning (DL), and Generative AI models for the automated detection of system anomalies within large-scale log collections. Initial benchmarking reveals that traditional supervised algorithms achieve high precision on structured data but rely heavily on </w:t>
       </w:r>
@@ -611,10 +641,13 @@
       </w:r>
       <w:proofErr w:type="spellEnd"/>
       <w:r>
-        <w:t xml:space="preserve"> manual feature engineering and demonstrate poor generalization across different system architectures. Furthermore, traditional unsupervised methods like Isolation Forest have shown significantly lower efficacy, highlighting a critical gap in detecting unknown errors. The primary objective of this thesis is to transcend these limitations by validating Generative Deep Learning architectures. This study aims to prove that Generative AI provides a superior balance of automation and accuracy, capable of generalizing across heterogeneous environments without the extensive manual retraining required by traditional ML approaches.</w:t>
-      </w:r>
-    </w:p>
-    <w:p>
+        <w:t xml:space="preserve"> manual feature engineering and demonstrate poor adaptability when applied to different system architectures. Furthermore, traditional unsupervised methods like Isolation Forest have shown significantly lower efficacy, highlighting a critical gap in detecting unknown errors. The primary objective of this thesis is to transcend these limitations by validating Generative Deep Learning architectures. This study aims to prove that Generative AI provides a superior balance of automation and accuracy, capable of maintaining robust performance across heterogeneous environments without the extensive manual feature engineering required by traditional ML approaches.</w:t>
+      </w:r>
+    </w:p>
+    <w:p>
+      <w:pPr>
+        <w:jc w:val="both"/>
+      </w:pPr>
       <w:r>
         <w:pict w14:anchorId="4051A0A9">
           <v:rect id="_x0000_i1026" style="width:0;height:1.5pt" o:hralign="center" o:hrstd="t" o:hr="t" fillcolor="#a0a0a0" stroked="f"/>
@@ -623,6 +656,7 @@
     </w:p>
     <w:p>
       <w:pPr>
+        <w:jc w:val="both"/>
         <w:rPr>
           <w:b/>
           <w:bCs/>
@@ -638,6 +672,7 @@
     </w:p>
     <w:p>
       <w:pPr>
+        <w:jc w:val="both"/>
         <w:rPr>
           <w:b/>
           <w:bCs/>
@@ -652,26 +687,33 @@
       </w:r>
     </w:p>
     <w:p>
+      <w:pPr>
+        <w:jc w:val="both"/>
+      </w:pPr>
       <w:r>
         <w:t>System logs serve as the primary source of truth for diagnosing failures in cloud infrastructure. In distributed environments, a single user request triggers execution traces across thousands of nodes, generating massive volumes of unstructured data. As systems scale, the variety and volume of these logs make manual rule-based detection impossible.</w:t>
       </w:r>
     </w:p>
     <w:p>
       <w:pPr>
-        <w:rPr>
-          <w:b/>
-          <w:bCs/>
-        </w:rPr>
-      </w:pPr>
-      <w:r>
-        <w:rPr>
-          <w:b/>
-          <w:bCs/>
-        </w:rPr>
-        <w:t>1.2 Problem Statement</w:t>
-      </w:r>
-    </w:p>
-    <w:p>
+        <w:jc w:val="both"/>
+        <w:rPr>
+          <w:b/>
+          <w:bCs/>
+        </w:rPr>
+      </w:pPr>
+      <w:r>
+        <w:rPr>
+          <w:b/>
+          <w:bCs/>
+        </w:rPr>
+        <w:t xml:space="preserve">1.2 Problem Statement </w:t>
+      </w:r>
+    </w:p>
+    <w:p>
+      <w:pPr>
+        <w:jc w:val="both"/>
+      </w:pPr>
       <w:r>
         <w:t>Current industry standards for log analysis face a functional dichotomy:</w:t>
       </w:r>
@@ -680,8 +722,9 @@
       <w:pPr>
         <w:numPr>
           <w:ilvl w:val="0"/>
-          <w:numId w:val="1"/>
+          <w:numId w:val="12"/>
         </w:numPr>
+        <w:jc w:val="both"/>
       </w:pPr>
       <w:r>
         <w:rPr>
@@ -699,15 +742,16 @@
       </w:r>
       <w:proofErr w:type="spellEnd"/>
       <w:r>
-        <w:t xml:space="preserve"> offer high accuracy but are fundamentally brittle. They require rigid, manual feature extraction that fails catastrophically when log syntax changes or when models are ported to new systems.</w:t>
+        <w:t xml:space="preserve"> offer high accuracy but are fundamentally brittle. They require rigid, manual feature extraction that fails catastrophically when log syntax changes or when deployed across diverse systems.</w:t>
       </w:r>
     </w:p>
     <w:p>
       <w:pPr>
         <w:numPr>
           <w:ilvl w:val="0"/>
-          <w:numId w:val="1"/>
+          <w:numId w:val="12"/>
         </w:numPr>
+        <w:jc w:val="both"/>
       </w:pPr>
       <w:r>
         <w:rPr>
@@ -722,6 +766,7 @@
     </w:p>
     <w:p>
       <w:pPr>
+        <w:jc w:val="both"/>
         <w:rPr>
           <w:b/>
           <w:bCs/>
@@ -736,6 +781,9 @@
       </w:r>
     </w:p>
     <w:p>
+      <w:pPr>
+        <w:jc w:val="both"/>
+      </w:pPr>
       <w:r>
         <w:lastRenderedPageBreak/>
         <w:t>This research aims to:</w:t>
@@ -745,19 +793,33 @@
       <w:pPr>
         <w:numPr>
           <w:ilvl w:val="0"/>
-          <w:numId w:val="2"/>
+          <w:numId w:val="13"/>
         </w:numPr>
-      </w:pPr>
-      <w:r>
-        <w:t>Benchmark traditional supervised and unsupervised models on the HDFS dataset to establish a baseline for known error detection.</w:t>
+        <w:jc w:val="both"/>
+      </w:pPr>
+      <w:r>
+        <w:t>Benchmark traditional supervised and unsupervised models on the HDFS</w:t>
+      </w:r>
+      <w:r>
+        <w:t>, Hadoop and Spark</w:t>
+      </w:r>
+      <w:r>
+        <w:t xml:space="preserve"> dataset</w:t>
+      </w:r>
+      <w:r>
+        <w:t>s</w:t>
+      </w:r>
+      <w:r>
+        <w:t xml:space="preserve"> to establish a baseline for known error detection.</w:t>
       </w:r>
     </w:p>
     <w:p>
       <w:pPr>
         <w:numPr>
           <w:ilvl w:val="0"/>
-          <w:numId w:val="2"/>
+          <w:numId w:val="13"/>
         </w:numPr>
+        <w:jc w:val="both"/>
       </w:pPr>
       <w:r>
         <w:t>Evaluate discriminative Deep Learning (DL) sequence models for anomaly detection without manual feature extraction.</w:t>
@@ -767,19 +829,21 @@
       <w:pPr>
         <w:numPr>
           <w:ilvl w:val="0"/>
-          <w:numId w:val="2"/>
+          <w:numId w:val="13"/>
         </w:numPr>
-      </w:pPr>
-      <w:r>
-        <w:t>Validate Generative AI architectures to determine their superiority in detecting unknown anomalies and their capability to generalize across platforms.</w:t>
+        <w:jc w:val="both"/>
+      </w:pPr>
+      <w:r>
+        <w:t>Validate Generative AI architectures to determine their superiority in detecting unknown anomalies and their performance consistency across distinct platform datasets.</w:t>
       </w:r>
     </w:p>
     <w:p>
       <w:pPr>
         <w:numPr>
           <w:ilvl w:val="0"/>
-          <w:numId w:val="2"/>
+          <w:numId w:val="13"/>
         </w:numPr>
+        <w:jc w:val="both"/>
       </w:pPr>
       <w:r>
         <w:t>Conduct a tri-fold comparative study producing a definitive performance matrix comparing ML, DL, and Generative AI.</w:t>
@@ -787,6 +851,7 @@
     </w:p>
     <w:p>
       <w:pPr>
+        <w:jc w:val="both"/>
         <w:rPr>
           <w:b/>
           <w:bCs/>
@@ -802,59 +867,57 @@
     </w:p>
     <w:p>
       <w:pPr>
-        <w:numPr>
-          <w:ilvl w:val="0"/>
-          <w:numId w:val="3"/>
-        </w:numPr>
-      </w:pPr>
-      <w:r>
-        <w:rPr>
-          <w:b/>
-          <w:bCs/>
-        </w:rPr>
-        <w:t>RQ1:</w:t>
-      </w:r>
-      <w:r>
-        <w:t xml:space="preserve"> To what extent can Generative AI architectures generalize anomaly detection across heterogeneous distributed systems (e.g., from HDFS to Spark) compared to brittle Traditional Supervised models? </w:t>
-      </w:r>
-    </w:p>
-    <w:p>
-      <w:pPr>
-        <w:numPr>
-          <w:ilvl w:val="0"/>
-          <w:numId w:val="3"/>
-        </w:numPr>
-      </w:pPr>
-      <w:r>
-        <w:rPr>
-          <w:b/>
-          <w:bCs/>
-        </w:rPr>
-        <w:t>RQ2:</w:t>
-      </w:r>
-      <w:r>
-        <w:t xml:space="preserve"> Can Generative Deep Learning models eliminate the dependency on manual feature engineering required by traditional AI, while maintaining high F1-scores? </w:t>
-      </w:r>
-    </w:p>
-    <w:p>
-      <w:pPr>
-        <w:numPr>
-          <w:ilvl w:val="0"/>
-          <w:numId w:val="3"/>
-        </w:numPr>
-      </w:pPr>
-      <w:r>
-        <w:rPr>
-          <w:b/>
-          <w:bCs/>
-        </w:rPr>
-        <w:t>RQ3:</w:t>
-      </w:r>
-      <w:r>
-        <w:t xml:space="preserve"> Can deep generative models significantly outperform traditional unsupervised baselines in detecting unknown 'zero-day' anomaly patterns? </w:t>
-      </w:r>
-    </w:p>
-    <w:p>
+        <w:jc w:val="both"/>
+        <w:rPr>
+          <w:b/>
+          <w:bCs/>
+        </w:rPr>
+      </w:pPr>
+      <w:r>
+        <w:rPr>
+          <w:b/>
+          <w:bCs/>
+        </w:rPr>
+        <w:t xml:space="preserve">RQ1: </w:t>
+      </w:r>
+      <w:r>
+        <w:t>To what extent can Generative AI architectures maintain consistent anomaly detection performance across distinct, heterogeneous distributed systems (e.g., evaluated independently on HDFS and Spark) compared to Traditional Supervised models?</w:t>
+      </w:r>
+    </w:p>
+    <w:p>
+      <w:pPr>
+        <w:jc w:val="both"/>
+      </w:pPr>
+      <w:r>
+        <w:rPr>
+          <w:b/>
+          <w:bCs/>
+        </w:rPr>
+        <w:t xml:space="preserve">RQ2: </w:t>
+      </w:r>
+      <w:r>
+        <w:t>Can Generative Deep Learning models eliminate the dependency on manual feature engineering required by traditional AI, while maintaining high F1-scores?</w:t>
+      </w:r>
+    </w:p>
+    <w:p>
+      <w:pPr>
+        <w:jc w:val="both"/>
+      </w:pPr>
+      <w:r>
+        <w:rPr>
+          <w:b/>
+          <w:bCs/>
+        </w:rPr>
+        <w:t>RQ3</w:t>
+      </w:r>
+      <w:r>
+        <w:t>: Can deep generative models significantly outperform traditional unsupervised baselines in detecting unknown 'zero-day' anomaly patterns?</w:t>
+      </w:r>
+    </w:p>
+    <w:p>
+      <w:pPr>
+        <w:jc w:val="both"/>
+      </w:pPr>
       <w:r>
         <w:pict w14:anchorId="168D40CC">
           <v:rect id="_x0000_i1027" style="width:0;height:1.5pt" o:hralign="center" o:hrstd="t" o:hr="t" fillcolor="#a0a0a0" stroked="f"/>
@@ -863,6 +926,7 @@
     </w:p>
     <w:p>
       <w:pPr>
+        <w:jc w:val="both"/>
         <w:rPr>
           <w:b/>
           <w:bCs/>
@@ -878,6 +942,7 @@
     </w:p>
     <w:p>
       <w:pPr>
+        <w:jc w:val="both"/>
         <w:rPr>
           <w:b/>
           <w:bCs/>
@@ -892,6 +957,9 @@
       </w:r>
     </w:p>
     <w:p>
+      <w:pPr>
+        <w:jc w:val="both"/>
+      </w:pPr>
       <w:r>
         <w:t xml:space="preserve">Foundational studies demonstrated that supervised methods like Decision Trees and </w:t>
       </w:r>
@@ -906,6 +974,7 @@
     </w:p>
     <w:p>
       <w:pPr>
+        <w:jc w:val="both"/>
         <w:rPr>
           <w:b/>
           <w:bCs/>
@@ -920,6 +989,9 @@
       </w:r>
     </w:p>
     <w:p>
+      <w:pPr>
+        <w:jc w:val="both"/>
+      </w:pPr>
       <w:r>
         <w:t xml:space="preserve">To reduce manual effort, approaches like </w:t>
       </w:r>
@@ -942,6 +1014,7 @@
     </w:p>
     <w:p>
       <w:pPr>
+        <w:jc w:val="both"/>
         <w:rPr>
           <w:b/>
           <w:bCs/>
@@ -956,6 +1029,9 @@
       </w:r>
     </w:p>
     <w:p>
+      <w:pPr>
+        <w:jc w:val="both"/>
+      </w:pPr>
       <w:r>
         <w:lastRenderedPageBreak/>
         <w:t>Recent advancements leverage Transformers and Generative Pre-training to understand the deep semantic context of logs. These models achieve near-perfect F1-scores on benchmarks but are computationally expensive.</w:t>
@@ -963,6 +1039,7 @@
     </w:p>
     <w:p>
       <w:pPr>
+        <w:jc w:val="both"/>
         <w:rPr>
           <w:b/>
           <w:bCs/>
@@ -977,11 +1054,17 @@
       </w:r>
     </w:p>
     <w:p>
-      <w:r>
-        <w:t>Despite these advancements, a critical gap remains in Cross-System Generalization. Most existing studies benchmark models on a single dataset in isolation. There is limited comparative research that explicitly tests how well Generative AI generalizes when trained on one system and tested on a completely different architecture compared to Traditional ML.</w:t>
-      </w:r>
-    </w:p>
-    <w:p>
+      <w:pPr>
+        <w:jc w:val="both"/>
+      </w:pPr>
+      <w:r>
+        <w:t>Despite these advancements, a critical gap remains in evaluating consistent performance across distinct systems. Most existing studies benchmark models on a single dataset in isolation. There is limited comparative research that rigorously tests these models across multiple, separate system datasets (like HDFS, Spark, and OpenStack) to determine if Generative AI consistently outperforms Traditional ML across the board without relying on manual feature extraction.</w:t>
+      </w:r>
+    </w:p>
+    <w:p>
+      <w:pPr>
+        <w:jc w:val="both"/>
+      </w:pPr>
       <w:r>
         <w:pict w14:anchorId="43FB9DF0">
           <v:rect id="_x0000_i1028" style="width:0;height:1.5pt" o:hralign="center" o:hrstd="t" o:hr="t" fillcolor="#a0a0a0" stroked="f"/>
@@ -990,6 +1073,7 @@
     </w:p>
     <w:p>
       <w:pPr>
+        <w:jc w:val="both"/>
         <w:rPr>
           <w:b/>
           <w:bCs/>
@@ -1004,13 +1088,16 @@
       </w:r>
     </w:p>
     <w:p>
+      <w:pPr>
+        <w:jc w:val="both"/>
+      </w:pPr>
       <w:r>
         <w:t>This section outlines the five-phase comparative study methodology used to evaluate Traditional ML, Deep Learning, and Generative AI for log anomaly detection.</w:t>
       </w:r>
     </w:p>
     <w:p>
       <w:pPr>
-        <w:jc w:val="center"/>
+        <w:jc w:val="both"/>
       </w:pPr>
       <w:r>
         <w:rPr>
@@ -1046,7 +1133,7 @@
                     </pic:cNvPicPr>
                   </pic:nvPicPr>
                   <pic:blipFill>
-                    <a:blip r:embed="rId8" cstate="print">
+                    <a:blip r:embed="rId10" cstate="print">
                       <a:extLst>
                         <a:ext uri="{28A0092B-C50C-407E-A947-70E740481C1C}">
                           <a14:useLocalDpi xmlns:a14="http://schemas.microsoft.com/office/drawing/2010/main" val="0"/>
@@ -1080,6 +1167,7 @@
     </w:p>
     <w:p>
       <w:pPr>
+        <w:jc w:val="both"/>
         <w:rPr>
           <w:b/>
           <w:bCs/>
@@ -1094,6 +1182,9 @@
       </w:r>
     </w:p>
     <w:p>
+      <w:pPr>
+        <w:jc w:val="both"/>
+      </w:pPr>
       <w:r>
         <w:lastRenderedPageBreak/>
         <w:t>A multi-source repository is utilized to ensure rigorous comparative testing across heterogeneous environments.</w:t>
@@ -1105,6 +1196,7 @@
           <w:ilvl w:val="0"/>
           <w:numId w:val="4"/>
         </w:numPr>
+        <w:jc w:val="both"/>
       </w:pPr>
       <w:r>
         <w:rPr>
@@ -1123,6 +1215,7 @@
           <w:ilvl w:val="0"/>
           <w:numId w:val="4"/>
         </w:numPr>
+        <w:jc w:val="both"/>
       </w:pPr>
       <w:r>
         <w:rPr>
@@ -1141,6 +1234,7 @@
           <w:ilvl w:val="0"/>
           <w:numId w:val="4"/>
         </w:numPr>
+        <w:jc w:val="both"/>
       </w:pPr>
       <w:r>
         <w:rPr>
@@ -1155,6 +1249,7 @@
     </w:p>
     <w:p>
       <w:pPr>
+        <w:jc w:val="both"/>
         <w:rPr>
           <w:b/>
           <w:bCs/>
@@ -1169,12 +1264,16 @@
       </w:r>
     </w:p>
     <w:p>
+      <w:pPr>
+        <w:jc w:val="both"/>
+      </w:pPr>
       <w:r>
         <w:t>Raw logs are processed using the Drain Parser, a Fixed-Depth Tree approach. The preprocessing involves template extraction, event ID extraction, and timestamp normalization.</w:t>
       </w:r>
     </w:p>
     <w:p>
       <w:pPr>
+        <w:jc w:val="both"/>
         <w:rPr>
           <w:b/>
           <w:bCs/>
@@ -1189,6 +1288,9 @@
       </w:r>
     </w:p>
     <w:p>
+      <w:pPr>
+        <w:jc w:val="both"/>
+      </w:pPr>
       <w:r>
         <w:t>The study implements three parallel pipelines:</w:t>
       </w:r>
@@ -1199,6 +1301,7 @@
           <w:ilvl w:val="0"/>
           <w:numId w:val="5"/>
         </w:numPr>
+        <w:jc w:val="both"/>
       </w:pPr>
       <w:r>
         <w:rPr>
@@ -1208,7 +1311,18 @@
         <w:t>Pipeline 1: Traditional ML:</w:t>
       </w:r>
       <w:r>
-        <w:t xml:space="preserve"> Relies on manual feature engineering. Models include Support Vector (SVM), Gradient Boosting (XG Boost), Rule-Based (Decision Tree), and Unsupervised (Isolation Forest).</w:t>
+        <w:t xml:space="preserve"> </w:t>
+      </w:r>
+      <w:r>
+        <w:t>Relies on manual feature engineering. Models include Support Vector (SVM), Gradient Boosting (</w:t>
+      </w:r>
+      <w:proofErr w:type="spellStart"/>
+      <w:r>
+        <w:t>XGBoost</w:t>
+      </w:r>
+      <w:proofErr w:type="spellEnd"/>
+      <w:r>
+        <w:t>), Rule-Based (Decision Tree), and Unsupervised (Isolation Forest).</w:t>
       </w:r>
     </w:p>
     <w:p>
@@ -1217,6 +1331,7 @@
           <w:ilvl w:val="0"/>
           <w:numId w:val="5"/>
         </w:numPr>
+        <w:jc w:val="both"/>
       </w:pPr>
       <w:r>
         <w:rPr>
@@ -1226,7 +1341,10 @@
         <w:t>Pipeline 2: Deep Learning:</w:t>
       </w:r>
       <w:r>
-        <w:t xml:space="preserve"> Utilizes sequence embedding. Models incorporate Attention Mechanisms, Bidirectional Bi-LSTM, Gated Recurrent GRU, and Sequence Model LSTM.</w:t>
+        <w:t xml:space="preserve"> </w:t>
+      </w:r>
+      <w:r>
+        <w:t>Utilizes sequence embedding. Models incorporate Attention Mechanisms, Bidirectional Bi-LSTM, Gated Recurrent GRU, and Sequence Model LSTM.</w:t>
       </w:r>
     </w:p>
     <w:p>
@@ -1235,6 +1353,11 @@
           <w:ilvl w:val="0"/>
           <w:numId w:val="5"/>
         </w:numPr>
+        <w:jc w:val="both"/>
+        <w:rPr>
+          <w:b/>
+          <w:bCs/>
+        </w:rPr>
       </w:pPr>
       <w:r>
         <w:rPr>
@@ -1244,11 +1367,15 @@
         <w:t>Pipeline 3: Generative AI:</w:t>
       </w:r>
       <w:r>
-        <w:t xml:space="preserve"> Leverages raw, self-supervised log embeddings. Models evaluated include GPT-based Generative, Log-BERT Transformer, Variational VAE, and LSTM-AE Autoencoder.</w:t>
-      </w:r>
-    </w:p>
-    <w:p>
-      <w:pPr>
+        <w:t xml:space="preserve"> </w:t>
+      </w:r>
+      <w:r>
+        <w:t>Leverages raw, self-supervised log embeddings. Models evaluated include GPT-based Generative, Log-BERT Transformer, Variational VAE, and LSTM-AE Autoencoder.</w:t>
+      </w:r>
+    </w:p>
+    <w:p>
+      <w:pPr>
+        <w:jc w:val="both"/>
         <w:rPr>
           <w:b/>
           <w:bCs/>
@@ -1263,12 +1390,16 @@
       </w:r>
     </w:p>
     <w:p>
-      <w:r>
-        <w:t>To assess transfer learning capabilities, the trained models are tested across the collected datasets, specifically evaluating performance on HDFS logs, Apache Spark logs, and Hadoop/OpenStack logs.</w:t>
-      </w:r>
-    </w:p>
-    <w:p>
-      <w:pPr>
+      <w:pPr>
+        <w:jc w:val="both"/>
+      </w:pPr>
+      <w:r>
+        <w:t>To thoroughly assess model efficacy, each trained model is tested on the holdout test set (e.g., using an 80/20 train-test split) of its respective source dataset. This independent evaluation is conducted across the HDFS, Apache Spark, and Hadoop/OpenStack log collections to verify consistent performance across distinct system environments.</w:t>
+      </w:r>
+    </w:p>
+    <w:p>
+      <w:pPr>
+        <w:jc w:val="both"/>
         <w:rPr>
           <w:b/>
           <w:bCs/>
@@ -1283,11 +1414,12 @@
       </w:r>
     </w:p>
     <w:p>
-      <w:r>
-        <w:t>Models are assessed using a Quantitative Comparison Matrix focusing on metrics such as Precision, Recall, and F1-Score. The evaluation also measures Generalization (cross-system performance), Automation (feature engineering requirements), Unknown Detection (zero-day anomalies), Training Time, Interpretability, and Scalability to large datasets. This matrix will directly answer the core research questions regarding Generative AI's capability to generalize across systems and outperform traditional unsupervised methods.</w:t>
-      </w:r>
-    </w:p>
-    <w:p>
+      <w:pPr>
+        <w:jc w:val="both"/>
+      </w:pPr>
+      <w:r>
+        <w:t>Models are assessed using a Quantitative Comparison Matrix focusing on metrics such as Precision, Recall, and F1-Score. The evaluation also measures Performance Consistency (evaluation across individual system datasets), Automation (feature engineering requirements), Unknown Detection (zero-day anomalies), Training Time, Interpretability, and Scalability to large datasets. This matrix will directly answer the core research questions regarding Generative AI's capability to maintain high performance across systems and outperform traditional unsupervised methods.</w:t>
+      </w:r>
       <w:r>
         <w:pict w14:anchorId="26E6D323">
           <v:rect id="_x0000_i1029" style="width:0;height:1.5pt" o:hralign="center" o:hrstd="t" o:hr="t" fillcolor="#a0a0a0" stroked="f"/>
@@ -1296,6 +1428,7 @@
     </w:p>
     <w:p>
       <w:pPr>
+        <w:jc w:val="both"/>
         <w:rPr>
           <w:b/>
           <w:bCs/>
@@ -1312,6 +1445,7 @@
     </w:p>
     <w:p>
       <w:pPr>
+        <w:jc w:val="both"/>
         <w:rPr>
           <w:b/>
           <w:bCs/>
@@ -1326,11 +1460,17 @@
       </w:r>
     </w:p>
     <w:p>
+      <w:pPr>
+        <w:jc w:val="both"/>
+      </w:pPr>
       <w:r>
         <w:t xml:space="preserve">This section documents the initial benchmarking phase of the traditional supervised machine learning pipeline. Models were evaluated using a strict 80% training and 20% testing split on the HDFS log dataset. The dataset presents a severe class imbalance challenge, comprising 558,223 normal log vectors and 16,838 anomaly vectors. The 20% holdout test set contains a total of 115,013 instances, with 111,645 normal cases and 3,368 anomalies. </w:t>
       </w:r>
     </w:p>
     <w:p>
+      <w:pPr>
+        <w:jc w:val="both"/>
+      </w:pPr>
       <w:r>
         <w:t xml:space="preserve">To address the severe class distribution disparity during training, the </w:t>
       </w:r>
@@ -1353,6 +1493,7 @@
     </w:p>
     <w:p>
       <w:pPr>
+        <w:jc w:val="both"/>
         <w:rPr>
           <w:b/>
           <w:bCs/>
@@ -1368,48 +1509,154 @@
     </w:p>
     <w:p>
       <w:pPr>
-        <w:pStyle w:val="Heading1"/>
-        <w:rPr>
-          <w:u w:val="single"/>
-        </w:rPr>
-      </w:pPr>
-      <w:r>
-        <w:rPr>
-          <w:u w:val="single"/>
-        </w:rPr>
-        <w:t>MAC</w:t>
-      </w:r>
-      <w:r>
-        <w:rPr>
-          <w:u w:val="single"/>
-        </w:rPr>
-        <w:t>HINE LEARNING RESULTS</w:t>
-      </w:r>
-    </w:p>
-    <w:p>
-      <w:pPr>
-        <w:rPr>
-          <w:b/>
-          <w:bCs/>
-        </w:rPr>
-      </w:pPr>
-      <w:r>
-        <w:rPr>
-          <w:b/>
-          <w:bCs/>
-        </w:rPr>
-        <w:t>X</w:t>
-      </w:r>
-      <w:r>
-        <w:rPr>
-          <w:b/>
-          <w:bCs/>
-        </w:rPr>
-        <w:t>gboost</w:t>
-      </w:r>
-    </w:p>
-    <w:p>
-      <w:pPr>
+        <w:jc w:val="both"/>
+      </w:pPr>
+      <w:r>
+        <w:t>T</w:t>
+      </w:r>
+      <w:r>
+        <w:t xml:space="preserve">his section documents the comprehensive benchmarking phase evaluating Traditional Machine Learning, Deep Learning, and Generative AI pipelines. Models were evaluated using a strict 80% training and 20% testing split on the HDFS log dataset. The dataset presents a severe class imbalance challenge, comprising 558,223 normal log vectors and 16,838 anomaly vectors. The 20% holdout test set contains a total of 115,013 instances, with 111,645 normal cases and 3,368 anomalies. </w:t>
+      </w:r>
+    </w:p>
+    <w:p>
+      <w:pPr>
+        <w:jc w:val="both"/>
+      </w:pPr>
+      <w:r>
+        <w:t xml:space="preserve">To address the severe class distribution disparity during training, algorithms like the </w:t>
+      </w:r>
+      <w:proofErr w:type="spellStart"/>
+      <w:r>
+        <w:t>XGBoost</w:t>
+      </w:r>
+      <w:proofErr w:type="spellEnd"/>
+      <w:r>
+        <w:t xml:space="preserve"> classifier incorporated automated minority class weighting adjustments.</w:t>
+      </w:r>
+    </w:p>
+    <w:p>
+      <w:pPr>
+        <w:jc w:val="both"/>
+        <w:rPr>
+          <w:b/>
+          <w:bCs/>
+        </w:rPr>
+      </w:pPr>
+      <w:r>
+        <w:rPr>
+          <w:b/>
+          <w:bCs/>
+        </w:rPr>
+        <w:t>4.1.1 Traditional Machine Learning Results</w:t>
+      </w:r>
+    </w:p>
+    <w:p>
+      <w:pPr>
+        <w:jc w:val="both"/>
+      </w:pPr>
+      <w:r>
+        <w:t xml:space="preserve">In this phase, </w:t>
+      </w:r>
+      <w:proofErr w:type="spellStart"/>
+      <w:r>
+        <w:t>XGBoost</w:t>
+      </w:r>
+      <w:proofErr w:type="spellEnd"/>
+      <w:r>
+        <w:t xml:space="preserve"> and Support Vector Machine (SVM) were applied to detect anomalies in HDFS log data using manually engineered event count features. </w:t>
+      </w:r>
+    </w:p>
+    <w:p>
+      <w:pPr>
+        <w:numPr>
+          <w:ilvl w:val="0"/>
+          <w:numId w:val="9"/>
+        </w:numPr>
+        <w:jc w:val="both"/>
+      </w:pPr>
+      <w:proofErr w:type="spellStart"/>
+      <w:r>
+        <w:rPr>
+          <w:b/>
+          <w:bCs/>
+        </w:rPr>
+        <w:t>XGBoost</w:t>
+      </w:r>
+      <w:proofErr w:type="spellEnd"/>
+      <w:r>
+        <w:rPr>
+          <w:b/>
+          <w:bCs/>
+        </w:rPr>
+        <w:t>:</w:t>
+      </w:r>
+      <w:r>
+        <w:t xml:space="preserve"> Achieved near-perfect performance, with an anomaly precision of 0.9985, recall of 0.9997, and F1-score of 0.9991. The model made only 5 false positive errors and missed just 1 anomaly out of 3,368 in the test set. </w:t>
+      </w:r>
+    </w:p>
+    <w:p>
+      <w:pPr>
+        <w:numPr>
+          <w:ilvl w:val="0"/>
+          <w:numId w:val="9"/>
+        </w:numPr>
+        <w:jc w:val="both"/>
+      </w:pPr>
+      <w:r>
+        <w:rPr>
+          <w:b/>
+          <w:bCs/>
+        </w:rPr>
+        <w:t>SVM:</w:t>
+      </w:r>
+      <w:r>
+        <w:t xml:space="preserve"> Demonstrated strong baseline performance, achieving an anomaly precision of 0.9634, recall of 0.9994, and F1-score of 0.9811. However, it produced 128 false positives and missed 2 anomalies. </w:t>
+      </w:r>
+    </w:p>
+    <w:p>
+      <w:pPr>
+        <w:jc w:val="both"/>
+      </w:pPr>
+      <w:proofErr w:type="spellStart"/>
+      <w:r>
+        <w:t>XGBoost</w:t>
+      </w:r>
+      <w:proofErr w:type="spellEnd"/>
+      <w:r>
+        <w:t xml:space="preserve"> distinctly outperformed SVM across all key parameters, highlighting its superior capacity to construct non-linear decision boundaries across complex event distributions. </w:t>
+      </w:r>
+    </w:p>
+    <w:p>
+      <w:pPr>
+        <w:jc w:val="both"/>
+      </w:pPr>
+    </w:p>
+    <w:p>
+      <w:pPr>
+        <w:jc w:val="both"/>
+        <w:rPr>
+          <w:b/>
+          <w:bCs/>
+        </w:rPr>
+      </w:pPr>
+      <w:r>
+        <w:rPr>
+          <w:b/>
+          <w:bCs/>
+        </w:rPr>
+        <w:t>Xgboost</w:t>
+      </w:r>
+      <w:r>
+        <w:rPr>
+          <w:b/>
+          <w:bCs/>
+        </w:rPr>
+        <w:t xml:space="preserve"> Results</w:t>
+      </w:r>
+    </w:p>
+    <w:p>
+      <w:pPr>
+        <w:jc w:val="both"/>
         <w:rPr>
           <w:b/>
           <w:bCs/>
@@ -1421,6 +1668,7 @@
           <w:bCs/>
           <w:noProof/>
         </w:rPr>
+        <w:lastRenderedPageBreak/>
         <w:drawing>
           <wp:inline distT="0" distB="0" distL="0" distR="0" wp14:anchorId="5F1F0049" wp14:editId="4A4D2198">
             <wp:extent cx="5076825" cy="3638550"/>
@@ -1439,7 +1687,7 @@
                     </pic:cNvPicPr>
                   </pic:nvPicPr>
                   <pic:blipFill>
-                    <a:blip r:embed="rId9">
+                    <a:blip r:embed="rId11">
                       <a:extLst>
                         <a:ext uri="{28A0092B-C50C-407E-A947-70E740481C1C}">
                           <a14:useLocalDpi xmlns:a14="http://schemas.microsoft.com/office/drawing/2010/main" val="0"/>
@@ -1470,6 +1718,7 @@
     </w:p>
     <w:p>
       <w:pPr>
+        <w:jc w:val="both"/>
         <w:rPr>
           <w:b/>
           <w:bCs/>
@@ -1481,7 +1730,6 @@
           <w:bCs/>
           <w:noProof/>
         </w:rPr>
-        <w:lastRenderedPageBreak/>
         <w:drawing>
           <wp:inline distT="0" distB="0" distL="0" distR="0" wp14:anchorId="2421FCB3" wp14:editId="07FFF891">
             <wp:extent cx="4886325" cy="2209800"/>
@@ -1500,7 +1748,7 @@
                     </pic:cNvPicPr>
                   </pic:nvPicPr>
                   <pic:blipFill>
-                    <a:blip r:embed="rId10">
+                    <a:blip r:embed="rId12">
                       <a:extLst>
                         <a:ext uri="{28A0092B-C50C-407E-A947-70E740481C1C}">
                           <a14:useLocalDpi xmlns:a14="http://schemas.microsoft.com/office/drawing/2010/main" val="0"/>
@@ -1531,6 +1779,7 @@
     </w:p>
     <w:p>
       <w:pPr>
+        <w:jc w:val="both"/>
         <w:rPr>
           <w:b/>
           <w:bCs/>
@@ -1558,7 +1807,7 @@
                     </pic:cNvPicPr>
                   </pic:nvPicPr>
                   <pic:blipFill>
-                    <a:blip r:embed="rId11">
+                    <a:blip r:embed="rId13">
                       <a:extLst>
                         <a:ext uri="{28A0092B-C50C-407E-A947-70E740481C1C}">
                           <a14:useLocalDpi xmlns:a14="http://schemas.microsoft.com/office/drawing/2010/main" val="0"/>
@@ -1592,6 +1841,7 @@
     </w:p>
     <w:p>
       <w:pPr>
+        <w:jc w:val="both"/>
         <w:rPr>
           <w:b/>
           <w:bCs/>
@@ -1607,6 +1857,7 @@
     </w:p>
     <w:p>
       <w:pPr>
+        <w:jc w:val="both"/>
         <w:rPr>
           <w:b/>
           <w:bCs/>
@@ -1616,6 +1867,7 @@
         <w:rPr>
           <w:noProof/>
         </w:rPr>
+        <w:lastRenderedPageBreak/>
         <w:drawing>
           <wp:inline distT="0" distB="0" distL="0" distR="0" wp14:anchorId="64629B07" wp14:editId="6D96E8CC">
             <wp:extent cx="5421630" cy="3089275"/>
@@ -1634,7 +1886,7 @@
                     </pic:cNvPicPr>
                   </pic:nvPicPr>
                   <pic:blipFill>
-                    <a:blip r:embed="rId12">
+                    <a:blip r:embed="rId14">
                       <a:extLst>
                         <a:ext uri="{28A0092B-C50C-407E-A947-70E740481C1C}">
                           <a14:useLocalDpi xmlns:a14="http://schemas.microsoft.com/office/drawing/2010/main" val="0"/>
@@ -1668,6 +1920,7 @@
     </w:p>
     <w:p>
       <w:pPr>
+        <w:jc w:val="both"/>
         <w:rPr>
           <w:noProof/>
         </w:rPr>
@@ -1694,7 +1947,7 @@
                     </pic:cNvPicPr>
                   </pic:nvPicPr>
                   <pic:blipFill>
-                    <a:blip r:embed="rId13">
+                    <a:blip r:embed="rId15">
                       <a:extLst>
                         <a:ext uri="{28A0092B-C50C-407E-A947-70E740481C1C}">
                           <a14:useLocalDpi xmlns:a14="http://schemas.microsoft.com/office/drawing/2010/main" val="0"/>
@@ -1728,6 +1981,7 @@
     </w:p>
     <w:p>
       <w:pPr>
+        <w:jc w:val="both"/>
         <w:rPr>
           <w:b/>
           <w:bCs/>
@@ -1737,7 +1991,6 @@
         <w:rPr>
           <w:noProof/>
         </w:rPr>
-        <w:lastRenderedPageBreak/>
         <w:drawing>
           <wp:inline distT="0" distB="0" distL="0" distR="0" wp14:anchorId="3C46EBA4" wp14:editId="330564DC">
             <wp:extent cx="5603875" cy="3065780"/>
@@ -1756,7 +2009,7 @@
                     </pic:cNvPicPr>
                   </pic:nvPicPr>
                   <pic:blipFill>
-                    <a:blip r:embed="rId14">
+                    <a:blip r:embed="rId16">
                       <a:extLst>
                         <a:ext uri="{28A0092B-C50C-407E-A947-70E740481C1C}">
                           <a14:useLocalDpi xmlns:a14="http://schemas.microsoft.com/office/drawing/2010/main" val="0"/>
@@ -1789,65 +2042,79 @@
       </w:r>
     </w:p>
     <w:p>
-      <w:r>
-        <w:t xml:space="preserve">In this study, </w:t>
-      </w:r>
-      <w:proofErr w:type="spellStart"/>
-      <w:r>
-        <w:t>XGBoost</w:t>
-      </w:r>
-      <w:proofErr w:type="spellEnd"/>
-      <w:r>
-        <w:t xml:space="preserve"> and Support Vector Machine (SVM) were applied to detect anomalies in HDFS log data using event count features from a highly imbalanced dataset (558,223 normal vs 16,838 anomalies). </w:t>
-      </w:r>
-      <w:proofErr w:type="spellStart"/>
-      <w:r>
-        <w:t>XGBoost</w:t>
-      </w:r>
-      <w:proofErr w:type="spellEnd"/>
-      <w:r>
-        <w:t xml:space="preserve"> achieved near-perfect performance, with an anomaly precision of 0.9985, recall of 0.9997, and F1-score of 0.9991, making only 5 false positive errors and missing just 1 anomaly out of 3,368 in the test set. In comparison, SVM also performed strongly, achieving an anomaly precision of 0.9634, recall of 0.9994, and F1-score of 0.9811, but produced 128 false positives and missed 2 anomalies. While both models demonstrated excellent recall, indicating strong anomaly detection capability, </w:t>
-      </w:r>
-      <w:proofErr w:type="spellStart"/>
-      <w:r>
-        <w:t>XGBoost</w:t>
-      </w:r>
-      <w:proofErr w:type="spellEnd"/>
-      <w:r>
-        <w:t xml:space="preserve"> clearly outperformed SVM in precision and overall F1-score, meaning it generated far fewer false alarms while maintaining almost perfect detection. This difference is mainly due to </w:t>
-      </w:r>
-      <w:proofErr w:type="spellStart"/>
-      <w:r>
-        <w:t>XGBoost’s</w:t>
-      </w:r>
-      <w:proofErr w:type="spellEnd"/>
-      <w:r>
-        <w:t xml:space="preserve"> ability to capture complex, non-linear relationships in the data, whereas SVM (in its linear form) is more limited. Overall, these results show that </w:t>
-      </w:r>
-      <w:proofErr w:type="spellStart"/>
-      <w:r>
-        <w:t>XGBoost</w:t>
-      </w:r>
-      <w:proofErr w:type="spellEnd"/>
-      <w:r>
-        <w:t xml:space="preserve"> provides a more accurate and reliable solution for anomaly detection in structured log data.</w:t>
-      </w:r>
-    </w:p>
-    <w:p>
-      <w:pPr>
-        <w:pStyle w:val="Heading1"/>
-      </w:pPr>
-      <w:r>
-        <w:t>DEEP LEARNING RESULTS</w:t>
-      </w:r>
-    </w:p>
-    <w:p>
+      <w:pPr>
+        <w:jc w:val="both"/>
+        <w:rPr>
+          <w:b/>
+          <w:bCs/>
+        </w:rPr>
+      </w:pPr>
+      <w:r>
+        <w:rPr>
+          <w:b/>
+          <w:bCs/>
+        </w:rPr>
+        <w:t>4.1.2 Deep Learning (Supervised) Results</w:t>
+      </w:r>
+    </w:p>
+    <w:p>
+      <w:pPr>
+        <w:jc w:val="both"/>
+      </w:pPr>
+      <w:r>
+        <w:t>The supervised Deep Learning pipeline evaluated sequence models capable of learning from log data without the rigid manual feature engineering required by traditional ML.</w:t>
+      </w:r>
+    </w:p>
+    <w:p>
+      <w:pPr>
+        <w:numPr>
+          <w:ilvl w:val="0"/>
+          <w:numId w:val="10"/>
+        </w:numPr>
+        <w:jc w:val="both"/>
+      </w:pPr>
+      <w:r>
+        <w:rPr>
+          <w:b/>
+          <w:bCs/>
+        </w:rPr>
+        <w:lastRenderedPageBreak/>
+        <w:t>LSTM:</w:t>
+      </w:r>
+      <w:r>
+        <w:t xml:space="preserve"> The Long Short-Term Memory network achieved an anomaly precision of 0.9808, a recall of 0.9988, and an F1-score of 0.9897. The model produced 66 false positives and missed 4 anomalies, while maintaining a perfect ROC-AUC of 1.0. </w:t>
+      </w:r>
+    </w:p>
+    <w:p>
+      <w:pPr>
+        <w:numPr>
+          <w:ilvl w:val="0"/>
+          <w:numId w:val="10"/>
+        </w:numPr>
+        <w:jc w:val="both"/>
+      </w:pPr>
+      <w:r>
+        <w:rPr>
+          <w:b/>
+          <w:bCs/>
+        </w:rPr>
+        <w:t>GRU:</w:t>
+      </w:r>
+      <w:r>
+        <w:t xml:space="preserve"> The Gated Recurrent Unit performed comparably to the LSTM, achieving a precision of 0.9808, a recall of 0.9991, and an F1-score of 0.9899. It also produced 66 false positives but missed only 3 anomalies, similarly achieving an ROC-AUC of 1.0. </w:t>
+      </w:r>
+    </w:p>
+    <w:p>
+      <w:pPr>
+        <w:jc w:val="both"/>
+      </w:pPr>
       <w:r>
         <w:t>LSTM</w:t>
       </w:r>
     </w:p>
     <w:p>
       <w:pPr>
+        <w:jc w:val="both"/>
         <w:rPr>
           <w:b/>
           <w:bCs/>
@@ -1857,7 +2124,6 @@
         <w:rPr>
           <w:noProof/>
         </w:rPr>
-        <w:lastRenderedPageBreak/>
         <w:drawing>
           <wp:inline distT="0" distB="0" distL="0" distR="0" wp14:anchorId="5A96726D" wp14:editId="14DE0CC5">
             <wp:extent cx="5303618" cy="2571309"/>
@@ -1876,7 +2142,7 @@
                     </pic:cNvPicPr>
                   </pic:nvPicPr>
                   <pic:blipFill>
-                    <a:blip r:embed="rId15">
+                    <a:blip r:embed="rId17">
                       <a:extLst>
                         <a:ext uri="{28A0092B-C50C-407E-A947-70E740481C1C}">
                           <a14:useLocalDpi xmlns:a14="http://schemas.microsoft.com/office/drawing/2010/main" val="0"/>
@@ -1910,6 +2176,7 @@
     </w:p>
     <w:p>
       <w:pPr>
+        <w:jc w:val="both"/>
         <w:rPr>
           <w:b/>
           <w:bCs/>
@@ -1925,6 +2192,7 @@
     </w:p>
     <w:p>
       <w:pPr>
+        <w:jc w:val="both"/>
         <w:rPr>
           <w:b/>
           <w:bCs/>
@@ -1935,9 +2203,9 @@
           <w:noProof/>
         </w:rPr>
         <w:drawing>
-          <wp:inline distT="0" distB="0" distL="0" distR="0" wp14:anchorId="7E2F802F" wp14:editId="72620527">
-            <wp:extent cx="5731510" cy="4572000"/>
-            <wp:effectExtent l="0" t="0" r="2540" b="0"/>
+          <wp:inline distT="0" distB="0" distL="0" distR="0" wp14:anchorId="7E2F802F" wp14:editId="77D27A6E">
+            <wp:extent cx="4316001" cy="3442855"/>
+            <wp:effectExtent l="0" t="0" r="8890" b="5715"/>
             <wp:docPr id="1160470443" name="Picture 12"/>
             <wp:cNvGraphicFramePr>
               <a:graphicFrameLocks xmlns:a="http://schemas.openxmlformats.org/drawingml/2006/main" noChangeAspect="1"/>
@@ -1952,7 +2220,7 @@
                     </pic:cNvPicPr>
                   </pic:nvPicPr>
                   <pic:blipFill>
-                    <a:blip r:embed="rId16">
+                    <a:blip r:embed="rId18">
                       <a:extLst>
                         <a:ext uri="{28A0092B-C50C-407E-A947-70E740481C1C}">
                           <a14:useLocalDpi xmlns:a14="http://schemas.microsoft.com/office/drawing/2010/main" val="0"/>
@@ -1967,7 +2235,7 @@
                   <pic:spPr bwMode="auto">
                     <a:xfrm>
                       <a:off x="0" y="0"/>
-                      <a:ext cx="5731510" cy="4572000"/>
+                      <a:ext cx="4321395" cy="3447158"/>
                     </a:xfrm>
                     <a:prstGeom prst="rect">
                       <a:avLst/>
@@ -1986,28 +2254,78 @@
     </w:p>
     <w:p>
       <w:pPr>
-        <w:pStyle w:val="Heading1"/>
-        <w:rPr>
-          <w:u w:val="single"/>
-        </w:rPr>
-      </w:pPr>
-      <w:r>
-        <w:rPr>
-          <w:u w:val="single"/>
-        </w:rPr>
-        <w:t>Generative AI Results</w:t>
-      </w:r>
-    </w:p>
-    <w:p>
-      <w:r>
-        <w:t xml:space="preserve">LSTM </w:t>
-      </w:r>
-      <w:r>
-        <w:t>auto encoder</w:t>
-      </w:r>
-    </w:p>
-    <w:p>
-      <w:pPr>
+        <w:jc w:val="both"/>
+        <w:rPr>
+          <w:b/>
+          <w:bCs/>
+        </w:rPr>
+      </w:pPr>
+      <w:r>
+        <w:rPr>
+          <w:b/>
+          <w:bCs/>
+        </w:rPr>
+        <w:lastRenderedPageBreak/>
+        <w:t>4.1.3 Generative AI Results</w:t>
+      </w:r>
+    </w:p>
+    <w:p>
+      <w:pPr>
+        <w:jc w:val="both"/>
+      </w:pPr>
+      <w:r>
+        <w:t>The Generative AI models were trained exclusively on normal data sequences (normal-only), evaluating their capability to reconstruct logs and detect anomalies through reconstruction errors without relying on supervised anomaly labels.</w:t>
+      </w:r>
+    </w:p>
+    <w:p>
+      <w:pPr>
+        <w:numPr>
+          <w:ilvl w:val="0"/>
+          <w:numId w:val="11"/>
+        </w:numPr>
+        <w:jc w:val="both"/>
+      </w:pPr>
+      <w:r>
+        <w:rPr>
+          <w:b/>
+          <w:bCs/>
+        </w:rPr>
+        <w:t>LSTM Autoencoder:</w:t>
+      </w:r>
+      <w:r>
+        <w:t xml:space="preserve"> Achieved an anomaly precision of 0.7232, a recall of 0.8818, and an F1-score of 0.7946. The model resulted in 1,137 false positives and 398 missed anomalies, with an ROC-AUC of 0.9964 and PR-AUC of 0.9049. </w:t>
+      </w:r>
+    </w:p>
+    <w:p>
+      <w:pPr>
+        <w:numPr>
+          <w:ilvl w:val="0"/>
+          <w:numId w:val="11"/>
+        </w:numPr>
+        <w:jc w:val="both"/>
+      </w:pPr>
+      <w:r>
+        <w:rPr>
+          <w:b/>
+          <w:bCs/>
+        </w:rPr>
+        <w:t>LSTM-VAE:</w:t>
+      </w:r>
+      <w:r>
+        <w:t xml:space="preserve"> The Variational Autoencoder yielded an anomaly precision of 0.6944, a recall of 0.7429, and an F1-score of 0.7178. It generated 1,101 false positives and 866 missed anomalies, achieving an ROC-AUC of 0.9876 and PR-AUC of 0.7854. </w:t>
+      </w:r>
+    </w:p>
+    <w:p>
+      <w:pPr>
+        <w:jc w:val="both"/>
+      </w:pPr>
+      <w:r>
+        <w:t>LSTM auto encoder</w:t>
+      </w:r>
+    </w:p>
+    <w:p>
+      <w:pPr>
+        <w:jc w:val="both"/>
         <w:rPr>
           <w:b/>
           <w:bCs/>
@@ -2019,7 +2337,6 @@
           <w:bCs/>
           <w:noProof/>
         </w:rPr>
-        <w:lastRenderedPageBreak/>
         <w:drawing>
           <wp:inline distT="0" distB="0" distL="0" distR="0" wp14:anchorId="166DC825" wp14:editId="349A7C73">
             <wp:extent cx="4607169" cy="3853019"/>
@@ -2038,7 +2355,7 @@
                     </pic:cNvPicPr>
                   </pic:nvPicPr>
                   <pic:blipFill>
-                    <a:blip r:embed="rId17">
+                    <a:blip r:embed="rId19">
                       <a:extLst>
                         <a:ext uri="{28A0092B-C50C-407E-A947-70E740481C1C}">
                           <a14:useLocalDpi xmlns:a14="http://schemas.microsoft.com/office/drawing/2010/main" val="0"/>
@@ -2069,6 +2386,7 @@
     </w:p>
     <w:p>
       <w:pPr>
+        <w:jc w:val="both"/>
         <w:rPr>
           <w:b/>
           <w:bCs/>
@@ -2084,6 +2402,7 @@
     </w:p>
     <w:p>
       <w:pPr>
+        <w:jc w:val="both"/>
         <w:rPr>
           <w:b/>
           <w:bCs/>
@@ -2095,6 +2414,7 @@
           <w:bCs/>
           <w:noProof/>
         </w:rPr>
+        <w:lastRenderedPageBreak/>
         <w:drawing>
           <wp:inline distT="0" distB="0" distL="0" distR="0" wp14:anchorId="4C34C8C8" wp14:editId="688EE6A6">
             <wp:extent cx="4013934" cy="3042139"/>
@@ -2113,7 +2433,7 @@
                     </pic:cNvPicPr>
                   </pic:nvPicPr>
                   <pic:blipFill>
-                    <a:blip r:embed="rId18">
+                    <a:blip r:embed="rId20">
                       <a:extLst>
                         <a:ext uri="{28A0092B-C50C-407E-A947-70E740481C1C}">
                           <a14:useLocalDpi xmlns:a14="http://schemas.microsoft.com/office/drawing/2010/main" val="0"/>
@@ -2144,6 +2464,1526 @@
     </w:p>
     <w:p>
       <w:pPr>
+        <w:jc w:val="both"/>
+        <w:rPr>
+          <w:b/>
+          <w:bCs/>
+        </w:rPr>
+      </w:pPr>
+      <w:r>
+        <w:rPr>
+          <w:b/>
+          <w:bCs/>
+        </w:rPr>
+        <w:t>4.1.5 Comparative Analysis Synthesis</w:t>
+      </w:r>
+    </w:p>
+    <w:p>
+      <w:pPr>
+        <w:jc w:val="both"/>
+      </w:pPr>
+      <w:r>
+        <w:t xml:space="preserve">The benchmarking results present a clear trade-off between absolute accuracy and functional autonomy. While traditional supervised models like </w:t>
+      </w:r>
+      <w:proofErr w:type="spellStart"/>
+      <w:r>
+        <w:t>XGBoost</w:t>
+      </w:r>
+      <w:proofErr w:type="spellEnd"/>
+      <w:r>
+        <w:t xml:space="preserve"> achieve near-perfect F1-scores, they rely entirely on </w:t>
+      </w:r>
+      <w:proofErr w:type="spellStart"/>
+      <w:r>
+        <w:t>labeled</w:t>
+      </w:r>
+      <w:proofErr w:type="spellEnd"/>
+      <w:r>
+        <w:t xml:space="preserve"> training data and manual feature engineering (Event Count Matrices).</w:t>
+      </w:r>
+    </w:p>
+    <w:p>
+      <w:pPr>
+        <w:jc w:val="both"/>
+      </w:pPr>
+      <w:r>
+        <w:t>The supervised Deep Learning sequence models (LSTM and GRU) successfully matched this high accuracy (F1-scores of ~0.99) while eliminating the need for rigid manual feature extraction, proving their efficacy at understanding sequential log patterns.</w:t>
+      </w:r>
+    </w:p>
+    <w:p>
+      <w:pPr>
+        <w:jc w:val="both"/>
+      </w:pPr>
+      <w:r>
+        <w:t xml:space="preserve">Conversely, the Generative AI models (LSTM Autoencoder and VAE) exhibit lower raw precision and recall metrics. However, these architectures operate under a fundamentally different, strictly unsupervised paradigm. Because they are trained exclusively on normal system </w:t>
+      </w:r>
+      <w:proofErr w:type="spellStart"/>
+      <w:r>
+        <w:t>behavior</w:t>
+      </w:r>
+      <w:proofErr w:type="spellEnd"/>
+      <w:r>
+        <w:t>, their F1-scores (~0.71 - 0.79) represent a baseline capability for discovering unknown, zero-day anomalies without prior exposure to specific failure states. The high ROC-AUC scores for both generative models (&gt;0.98) indicate that despite the lower precision thresholds, the underlying continuous reconstruction error distributions are highly separable.</w:t>
+      </w:r>
+    </w:p>
+    <w:p>
+      <w:pPr>
+        <w:jc w:val="both"/>
+        <w:rPr>
+          <w:b/>
+          <w:bCs/>
+        </w:rPr>
+      </w:pPr>
+    </w:p>
+    <w:tbl>
+      <w:tblPr>
+        <w:tblW w:w="11340" w:type="dxa"/>
+        <w:tblInd w:w="-1142" w:type="dxa"/>
+        <w:tblCellMar>
+          <w:left w:w="0" w:type="dxa"/>
+          <w:right w:w="0" w:type="dxa"/>
+        </w:tblCellMar>
+        <w:tblLook w:val="04A0" w:firstRow="1" w:lastRow="0" w:firstColumn="1" w:lastColumn="0" w:noHBand="0" w:noVBand="1"/>
+      </w:tblPr>
+      <w:tblGrid>
+        <w:gridCol w:w="1660"/>
+        <w:gridCol w:w="1885"/>
+        <w:gridCol w:w="1843"/>
+        <w:gridCol w:w="1558"/>
+        <w:gridCol w:w="1418"/>
+        <w:gridCol w:w="1417"/>
+        <w:gridCol w:w="1559"/>
+      </w:tblGrid>
+      <w:tr>
+        <w:trPr>
+          <w:trHeight w:val="315"/>
+        </w:trPr>
+        <w:tc>
+          <w:tcPr>
+            <w:tcW w:w="0" w:type="auto"/>
+            <w:tcBorders>
+              <w:top w:val="single" w:sz="6" w:space="0" w:color="CCCCCC"/>
+              <w:left w:val="single" w:sz="6" w:space="0" w:color="CCCCCC"/>
+              <w:bottom w:val="single" w:sz="6" w:space="0" w:color="CCCCCC"/>
+              <w:right w:val="single" w:sz="6" w:space="0" w:color="CCCCCC"/>
+            </w:tcBorders>
+            <w:tcMar>
+              <w:top w:w="30" w:type="dxa"/>
+              <w:left w:w="45" w:type="dxa"/>
+              <w:bottom w:w="30" w:type="dxa"/>
+              <w:right w:w="45" w:type="dxa"/>
+            </w:tcMar>
+            <w:vAlign w:val="bottom"/>
+            <w:hideMark/>
+          </w:tcPr>
+          <w:p>
+            <w:pPr>
+              <w:jc w:val="both"/>
+              <w:rPr>
+                <w:b/>
+                <w:bCs/>
+              </w:rPr>
+            </w:pPr>
+            <w:r>
+              <w:rPr>
+                <w:b/>
+                <w:bCs/>
+              </w:rPr>
+              <w:t>Model</w:t>
+            </w:r>
+          </w:p>
+        </w:tc>
+        <w:tc>
+          <w:tcPr>
+            <w:tcW w:w="1885" w:type="dxa"/>
+            <w:tcBorders>
+              <w:top w:val="single" w:sz="6" w:space="0" w:color="CCCCCC"/>
+              <w:left w:val="single" w:sz="6" w:space="0" w:color="CCCCCC"/>
+              <w:bottom w:val="single" w:sz="6" w:space="0" w:color="CCCCCC"/>
+              <w:right w:val="single" w:sz="6" w:space="0" w:color="CCCCCC"/>
+            </w:tcBorders>
+            <w:tcMar>
+              <w:top w:w="30" w:type="dxa"/>
+              <w:left w:w="45" w:type="dxa"/>
+              <w:bottom w:w="30" w:type="dxa"/>
+              <w:right w:w="45" w:type="dxa"/>
+            </w:tcMar>
+            <w:vAlign w:val="bottom"/>
+            <w:hideMark/>
+          </w:tcPr>
+          <w:p>
+            <w:pPr>
+              <w:jc w:val="both"/>
+              <w:rPr>
+                <w:b/>
+                <w:bCs/>
+              </w:rPr>
+            </w:pPr>
+            <w:r>
+              <w:rPr>
+                <w:b/>
+                <w:bCs/>
+              </w:rPr>
+              <w:t>Type</w:t>
+            </w:r>
+          </w:p>
+        </w:tc>
+        <w:tc>
+          <w:tcPr>
+            <w:tcW w:w="1843" w:type="dxa"/>
+            <w:tcBorders>
+              <w:top w:val="single" w:sz="6" w:space="0" w:color="CCCCCC"/>
+              <w:left w:val="single" w:sz="6" w:space="0" w:color="CCCCCC"/>
+              <w:bottom w:val="single" w:sz="6" w:space="0" w:color="CCCCCC"/>
+              <w:right w:val="single" w:sz="6" w:space="0" w:color="CCCCCC"/>
+            </w:tcBorders>
+            <w:tcMar>
+              <w:top w:w="30" w:type="dxa"/>
+              <w:left w:w="45" w:type="dxa"/>
+              <w:bottom w:w="30" w:type="dxa"/>
+              <w:right w:w="45" w:type="dxa"/>
+            </w:tcMar>
+            <w:vAlign w:val="bottom"/>
+            <w:hideMark/>
+          </w:tcPr>
+          <w:p>
+            <w:pPr>
+              <w:jc w:val="both"/>
+              <w:rPr>
+                <w:b/>
+                <w:bCs/>
+              </w:rPr>
+            </w:pPr>
+            <w:r>
+              <w:rPr>
+                <w:b/>
+                <w:bCs/>
+              </w:rPr>
+              <w:t>Anomaly Precision</w:t>
+            </w:r>
+          </w:p>
+        </w:tc>
+        <w:tc>
+          <w:tcPr>
+            <w:tcW w:w="1558" w:type="dxa"/>
+            <w:tcBorders>
+              <w:top w:val="single" w:sz="6" w:space="0" w:color="CCCCCC"/>
+              <w:left w:val="single" w:sz="6" w:space="0" w:color="CCCCCC"/>
+              <w:bottom w:val="single" w:sz="6" w:space="0" w:color="CCCCCC"/>
+              <w:right w:val="single" w:sz="6" w:space="0" w:color="CCCCCC"/>
+            </w:tcBorders>
+            <w:tcMar>
+              <w:top w:w="30" w:type="dxa"/>
+              <w:left w:w="45" w:type="dxa"/>
+              <w:bottom w:w="30" w:type="dxa"/>
+              <w:right w:w="45" w:type="dxa"/>
+            </w:tcMar>
+            <w:vAlign w:val="bottom"/>
+            <w:hideMark/>
+          </w:tcPr>
+          <w:p>
+            <w:pPr>
+              <w:jc w:val="both"/>
+              <w:rPr>
+                <w:b/>
+                <w:bCs/>
+              </w:rPr>
+            </w:pPr>
+            <w:r>
+              <w:rPr>
+                <w:b/>
+                <w:bCs/>
+              </w:rPr>
+              <w:t>Anomaly Recall</w:t>
+            </w:r>
+          </w:p>
+        </w:tc>
+        <w:tc>
+          <w:tcPr>
+            <w:tcW w:w="1418" w:type="dxa"/>
+            <w:tcBorders>
+              <w:top w:val="single" w:sz="6" w:space="0" w:color="CCCCCC"/>
+              <w:left w:val="single" w:sz="6" w:space="0" w:color="CCCCCC"/>
+              <w:bottom w:val="single" w:sz="6" w:space="0" w:color="CCCCCC"/>
+              <w:right w:val="single" w:sz="6" w:space="0" w:color="CCCCCC"/>
+            </w:tcBorders>
+            <w:tcMar>
+              <w:top w:w="30" w:type="dxa"/>
+              <w:left w:w="45" w:type="dxa"/>
+              <w:bottom w:w="30" w:type="dxa"/>
+              <w:right w:w="45" w:type="dxa"/>
+            </w:tcMar>
+            <w:vAlign w:val="bottom"/>
+            <w:hideMark/>
+          </w:tcPr>
+          <w:p>
+            <w:pPr>
+              <w:jc w:val="both"/>
+              <w:rPr>
+                <w:b/>
+                <w:bCs/>
+              </w:rPr>
+            </w:pPr>
+            <w:r>
+              <w:rPr>
+                <w:b/>
+                <w:bCs/>
+              </w:rPr>
+              <w:t>Anomaly F1</w:t>
+            </w:r>
+          </w:p>
+        </w:tc>
+        <w:tc>
+          <w:tcPr>
+            <w:tcW w:w="1417" w:type="dxa"/>
+            <w:tcBorders>
+              <w:top w:val="single" w:sz="6" w:space="0" w:color="CCCCCC"/>
+              <w:left w:val="single" w:sz="6" w:space="0" w:color="CCCCCC"/>
+              <w:bottom w:val="single" w:sz="6" w:space="0" w:color="CCCCCC"/>
+              <w:right w:val="single" w:sz="6" w:space="0" w:color="CCCCCC"/>
+            </w:tcBorders>
+            <w:tcMar>
+              <w:top w:w="30" w:type="dxa"/>
+              <w:left w:w="45" w:type="dxa"/>
+              <w:bottom w:w="30" w:type="dxa"/>
+              <w:right w:w="45" w:type="dxa"/>
+            </w:tcMar>
+            <w:vAlign w:val="bottom"/>
+            <w:hideMark/>
+          </w:tcPr>
+          <w:p>
+            <w:pPr>
+              <w:jc w:val="both"/>
+              <w:rPr>
+                <w:b/>
+                <w:bCs/>
+              </w:rPr>
+            </w:pPr>
+            <w:r>
+              <w:rPr>
+                <w:b/>
+                <w:bCs/>
+              </w:rPr>
+              <w:t>ROC-AUC</w:t>
+            </w:r>
+          </w:p>
+        </w:tc>
+        <w:tc>
+          <w:tcPr>
+            <w:tcW w:w="1559" w:type="dxa"/>
+            <w:tcBorders>
+              <w:top w:val="single" w:sz="6" w:space="0" w:color="CCCCCC"/>
+              <w:left w:val="single" w:sz="6" w:space="0" w:color="CCCCCC"/>
+              <w:bottom w:val="single" w:sz="6" w:space="0" w:color="CCCCCC"/>
+              <w:right w:val="single" w:sz="6" w:space="0" w:color="CCCCCC"/>
+            </w:tcBorders>
+            <w:tcMar>
+              <w:top w:w="30" w:type="dxa"/>
+              <w:left w:w="45" w:type="dxa"/>
+              <w:bottom w:w="30" w:type="dxa"/>
+              <w:right w:w="45" w:type="dxa"/>
+            </w:tcMar>
+            <w:vAlign w:val="bottom"/>
+            <w:hideMark/>
+          </w:tcPr>
+          <w:p>
+            <w:pPr>
+              <w:jc w:val="both"/>
+              <w:rPr>
+                <w:b/>
+                <w:bCs/>
+              </w:rPr>
+            </w:pPr>
+            <w:r>
+              <w:rPr>
+                <w:b/>
+                <w:bCs/>
+              </w:rPr>
+              <w:t>PR-AUC</w:t>
+            </w:r>
+          </w:p>
+        </w:tc>
+      </w:tr>
+      <w:tr>
+        <w:trPr>
+          <w:trHeight w:val="315"/>
+        </w:trPr>
+        <w:tc>
+          <w:tcPr>
+            <w:tcW w:w="0" w:type="auto"/>
+            <w:tcBorders>
+              <w:top w:val="single" w:sz="6" w:space="0" w:color="CCCCCC"/>
+              <w:left w:val="single" w:sz="6" w:space="0" w:color="CCCCCC"/>
+              <w:bottom w:val="single" w:sz="6" w:space="0" w:color="CCCCCC"/>
+              <w:right w:val="single" w:sz="6" w:space="0" w:color="CCCCCC"/>
+            </w:tcBorders>
+            <w:tcMar>
+              <w:top w:w="30" w:type="dxa"/>
+              <w:left w:w="45" w:type="dxa"/>
+              <w:bottom w:w="30" w:type="dxa"/>
+              <w:right w:w="45" w:type="dxa"/>
+            </w:tcMar>
+            <w:vAlign w:val="bottom"/>
+            <w:hideMark/>
+          </w:tcPr>
+          <w:p>
+            <w:pPr>
+              <w:jc w:val="both"/>
+            </w:pPr>
+            <w:proofErr w:type="spellStart"/>
+            <w:r>
+              <w:t>XGBoost</w:t>
+            </w:r>
+            <w:proofErr w:type="spellEnd"/>
+          </w:p>
+        </w:tc>
+        <w:tc>
+          <w:tcPr>
+            <w:tcW w:w="1885" w:type="dxa"/>
+            <w:tcBorders>
+              <w:top w:val="single" w:sz="6" w:space="0" w:color="CCCCCC"/>
+              <w:left w:val="single" w:sz="6" w:space="0" w:color="CCCCCC"/>
+              <w:bottom w:val="single" w:sz="6" w:space="0" w:color="CCCCCC"/>
+              <w:right w:val="single" w:sz="6" w:space="0" w:color="CCCCCC"/>
+            </w:tcBorders>
+            <w:tcMar>
+              <w:top w:w="30" w:type="dxa"/>
+              <w:left w:w="45" w:type="dxa"/>
+              <w:bottom w:w="30" w:type="dxa"/>
+              <w:right w:w="45" w:type="dxa"/>
+            </w:tcMar>
+            <w:vAlign w:val="bottom"/>
+            <w:hideMark/>
+          </w:tcPr>
+          <w:p>
+            <w:pPr>
+              <w:jc w:val="both"/>
+            </w:pPr>
+            <w:r>
+              <w:t>Traditional ML</w:t>
+            </w:r>
+          </w:p>
+        </w:tc>
+        <w:tc>
+          <w:tcPr>
+            <w:tcW w:w="1843" w:type="dxa"/>
+            <w:tcBorders>
+              <w:top w:val="single" w:sz="6" w:space="0" w:color="CCCCCC"/>
+              <w:left w:val="single" w:sz="6" w:space="0" w:color="CCCCCC"/>
+              <w:bottom w:val="single" w:sz="6" w:space="0" w:color="CCCCCC"/>
+              <w:right w:val="single" w:sz="6" w:space="0" w:color="CCCCCC"/>
+            </w:tcBorders>
+            <w:tcMar>
+              <w:top w:w="30" w:type="dxa"/>
+              <w:left w:w="45" w:type="dxa"/>
+              <w:bottom w:w="30" w:type="dxa"/>
+              <w:right w:w="45" w:type="dxa"/>
+            </w:tcMar>
+            <w:vAlign w:val="bottom"/>
+            <w:hideMark/>
+          </w:tcPr>
+          <w:p>
+            <w:pPr>
+              <w:jc w:val="both"/>
+            </w:pPr>
+            <w:r>
+              <w:t>99.85%</w:t>
+            </w:r>
+          </w:p>
+        </w:tc>
+        <w:tc>
+          <w:tcPr>
+            <w:tcW w:w="1558" w:type="dxa"/>
+            <w:tcBorders>
+              <w:top w:val="single" w:sz="6" w:space="0" w:color="CCCCCC"/>
+              <w:left w:val="single" w:sz="6" w:space="0" w:color="CCCCCC"/>
+              <w:bottom w:val="single" w:sz="6" w:space="0" w:color="CCCCCC"/>
+              <w:right w:val="single" w:sz="6" w:space="0" w:color="CCCCCC"/>
+            </w:tcBorders>
+            <w:tcMar>
+              <w:top w:w="30" w:type="dxa"/>
+              <w:left w:w="45" w:type="dxa"/>
+              <w:bottom w:w="30" w:type="dxa"/>
+              <w:right w:w="45" w:type="dxa"/>
+            </w:tcMar>
+            <w:vAlign w:val="bottom"/>
+            <w:hideMark/>
+          </w:tcPr>
+          <w:p>
+            <w:pPr>
+              <w:jc w:val="both"/>
+            </w:pPr>
+            <w:r>
+              <w:t>99.97%</w:t>
+            </w:r>
+          </w:p>
+        </w:tc>
+        <w:tc>
+          <w:tcPr>
+            <w:tcW w:w="1418" w:type="dxa"/>
+            <w:tcBorders>
+              <w:top w:val="single" w:sz="6" w:space="0" w:color="CCCCCC"/>
+              <w:left w:val="single" w:sz="6" w:space="0" w:color="CCCCCC"/>
+              <w:bottom w:val="single" w:sz="6" w:space="0" w:color="CCCCCC"/>
+              <w:right w:val="single" w:sz="6" w:space="0" w:color="CCCCCC"/>
+            </w:tcBorders>
+            <w:tcMar>
+              <w:top w:w="30" w:type="dxa"/>
+              <w:left w:w="45" w:type="dxa"/>
+              <w:bottom w:w="30" w:type="dxa"/>
+              <w:right w:w="45" w:type="dxa"/>
+            </w:tcMar>
+            <w:vAlign w:val="bottom"/>
+            <w:hideMark/>
+          </w:tcPr>
+          <w:p>
+            <w:pPr>
+              <w:jc w:val="both"/>
+            </w:pPr>
+            <w:r>
+              <w:t>99.91%</w:t>
+            </w:r>
+          </w:p>
+        </w:tc>
+        <w:tc>
+          <w:tcPr>
+            <w:tcW w:w="1417" w:type="dxa"/>
+            <w:tcBorders>
+              <w:top w:val="single" w:sz="6" w:space="0" w:color="CCCCCC"/>
+              <w:left w:val="single" w:sz="6" w:space="0" w:color="CCCCCC"/>
+              <w:bottom w:val="single" w:sz="6" w:space="0" w:color="CCCCCC"/>
+              <w:right w:val="single" w:sz="6" w:space="0" w:color="CCCCCC"/>
+            </w:tcBorders>
+            <w:tcMar>
+              <w:top w:w="30" w:type="dxa"/>
+              <w:left w:w="45" w:type="dxa"/>
+              <w:bottom w:w="30" w:type="dxa"/>
+              <w:right w:w="45" w:type="dxa"/>
+            </w:tcMar>
+            <w:vAlign w:val="bottom"/>
+            <w:hideMark/>
+          </w:tcPr>
+          <w:p>
+            <w:pPr>
+              <w:jc w:val="both"/>
+            </w:pPr>
+            <w:r>
+              <w:t>-</w:t>
+            </w:r>
+          </w:p>
+        </w:tc>
+        <w:tc>
+          <w:tcPr>
+            <w:tcW w:w="1559" w:type="dxa"/>
+            <w:tcBorders>
+              <w:top w:val="single" w:sz="6" w:space="0" w:color="CCCCCC"/>
+              <w:left w:val="single" w:sz="6" w:space="0" w:color="CCCCCC"/>
+              <w:bottom w:val="single" w:sz="6" w:space="0" w:color="CCCCCC"/>
+              <w:right w:val="single" w:sz="6" w:space="0" w:color="CCCCCC"/>
+            </w:tcBorders>
+            <w:tcMar>
+              <w:top w:w="30" w:type="dxa"/>
+              <w:left w:w="45" w:type="dxa"/>
+              <w:bottom w:w="30" w:type="dxa"/>
+              <w:right w:w="45" w:type="dxa"/>
+            </w:tcMar>
+            <w:vAlign w:val="bottom"/>
+            <w:hideMark/>
+          </w:tcPr>
+          <w:p>
+            <w:pPr>
+              <w:jc w:val="both"/>
+            </w:pPr>
+            <w:r>
+              <w:t>-</w:t>
+            </w:r>
+          </w:p>
+        </w:tc>
+      </w:tr>
+      <w:tr>
+        <w:trPr>
+          <w:trHeight w:val="315"/>
+        </w:trPr>
+        <w:tc>
+          <w:tcPr>
+            <w:tcW w:w="0" w:type="auto"/>
+            <w:tcBorders>
+              <w:top w:val="single" w:sz="6" w:space="0" w:color="CCCCCC"/>
+              <w:left w:val="single" w:sz="6" w:space="0" w:color="CCCCCC"/>
+              <w:bottom w:val="single" w:sz="6" w:space="0" w:color="CCCCCC"/>
+              <w:right w:val="single" w:sz="6" w:space="0" w:color="CCCCCC"/>
+            </w:tcBorders>
+            <w:tcMar>
+              <w:top w:w="30" w:type="dxa"/>
+              <w:left w:w="45" w:type="dxa"/>
+              <w:bottom w:w="30" w:type="dxa"/>
+              <w:right w:w="45" w:type="dxa"/>
+            </w:tcMar>
+            <w:vAlign w:val="bottom"/>
+            <w:hideMark/>
+          </w:tcPr>
+          <w:p>
+            <w:pPr>
+              <w:jc w:val="both"/>
+            </w:pPr>
+            <w:r>
+              <w:t>SVM</w:t>
+            </w:r>
+          </w:p>
+        </w:tc>
+        <w:tc>
+          <w:tcPr>
+            <w:tcW w:w="1885" w:type="dxa"/>
+            <w:tcBorders>
+              <w:top w:val="single" w:sz="6" w:space="0" w:color="CCCCCC"/>
+              <w:left w:val="single" w:sz="6" w:space="0" w:color="CCCCCC"/>
+              <w:bottom w:val="single" w:sz="6" w:space="0" w:color="CCCCCC"/>
+              <w:right w:val="single" w:sz="6" w:space="0" w:color="CCCCCC"/>
+            </w:tcBorders>
+            <w:tcMar>
+              <w:top w:w="30" w:type="dxa"/>
+              <w:left w:w="45" w:type="dxa"/>
+              <w:bottom w:w="30" w:type="dxa"/>
+              <w:right w:w="45" w:type="dxa"/>
+            </w:tcMar>
+            <w:vAlign w:val="bottom"/>
+            <w:hideMark/>
+          </w:tcPr>
+          <w:p>
+            <w:pPr>
+              <w:jc w:val="both"/>
+            </w:pPr>
+            <w:r>
+              <w:t>Traditional ML</w:t>
+            </w:r>
+          </w:p>
+        </w:tc>
+        <w:tc>
+          <w:tcPr>
+            <w:tcW w:w="1843" w:type="dxa"/>
+            <w:tcBorders>
+              <w:top w:val="single" w:sz="6" w:space="0" w:color="CCCCCC"/>
+              <w:left w:val="single" w:sz="6" w:space="0" w:color="CCCCCC"/>
+              <w:bottom w:val="single" w:sz="6" w:space="0" w:color="CCCCCC"/>
+              <w:right w:val="single" w:sz="6" w:space="0" w:color="CCCCCC"/>
+            </w:tcBorders>
+            <w:tcMar>
+              <w:top w:w="30" w:type="dxa"/>
+              <w:left w:w="45" w:type="dxa"/>
+              <w:bottom w:w="30" w:type="dxa"/>
+              <w:right w:w="45" w:type="dxa"/>
+            </w:tcMar>
+            <w:vAlign w:val="bottom"/>
+            <w:hideMark/>
+          </w:tcPr>
+          <w:p>
+            <w:pPr>
+              <w:jc w:val="both"/>
+            </w:pPr>
+            <w:r>
+              <w:t>96.34%</w:t>
+            </w:r>
+          </w:p>
+        </w:tc>
+        <w:tc>
+          <w:tcPr>
+            <w:tcW w:w="1558" w:type="dxa"/>
+            <w:tcBorders>
+              <w:top w:val="single" w:sz="6" w:space="0" w:color="CCCCCC"/>
+              <w:left w:val="single" w:sz="6" w:space="0" w:color="CCCCCC"/>
+              <w:bottom w:val="single" w:sz="6" w:space="0" w:color="CCCCCC"/>
+              <w:right w:val="single" w:sz="6" w:space="0" w:color="CCCCCC"/>
+            </w:tcBorders>
+            <w:tcMar>
+              <w:top w:w="30" w:type="dxa"/>
+              <w:left w:w="45" w:type="dxa"/>
+              <w:bottom w:w="30" w:type="dxa"/>
+              <w:right w:w="45" w:type="dxa"/>
+            </w:tcMar>
+            <w:vAlign w:val="bottom"/>
+            <w:hideMark/>
+          </w:tcPr>
+          <w:p>
+            <w:pPr>
+              <w:jc w:val="both"/>
+            </w:pPr>
+            <w:r>
+              <w:t>99.94%</w:t>
+            </w:r>
+          </w:p>
+        </w:tc>
+        <w:tc>
+          <w:tcPr>
+            <w:tcW w:w="1418" w:type="dxa"/>
+            <w:tcBorders>
+              <w:top w:val="single" w:sz="6" w:space="0" w:color="CCCCCC"/>
+              <w:left w:val="single" w:sz="6" w:space="0" w:color="CCCCCC"/>
+              <w:bottom w:val="single" w:sz="6" w:space="0" w:color="CCCCCC"/>
+              <w:right w:val="single" w:sz="6" w:space="0" w:color="CCCCCC"/>
+            </w:tcBorders>
+            <w:tcMar>
+              <w:top w:w="30" w:type="dxa"/>
+              <w:left w:w="45" w:type="dxa"/>
+              <w:bottom w:w="30" w:type="dxa"/>
+              <w:right w:w="45" w:type="dxa"/>
+            </w:tcMar>
+            <w:vAlign w:val="bottom"/>
+            <w:hideMark/>
+          </w:tcPr>
+          <w:p>
+            <w:pPr>
+              <w:jc w:val="both"/>
+            </w:pPr>
+            <w:r>
+              <w:t>98.11%</w:t>
+            </w:r>
+          </w:p>
+        </w:tc>
+        <w:tc>
+          <w:tcPr>
+            <w:tcW w:w="1417" w:type="dxa"/>
+            <w:tcBorders>
+              <w:top w:val="single" w:sz="6" w:space="0" w:color="CCCCCC"/>
+              <w:left w:val="single" w:sz="6" w:space="0" w:color="CCCCCC"/>
+              <w:bottom w:val="single" w:sz="6" w:space="0" w:color="CCCCCC"/>
+              <w:right w:val="single" w:sz="6" w:space="0" w:color="CCCCCC"/>
+            </w:tcBorders>
+            <w:tcMar>
+              <w:top w:w="30" w:type="dxa"/>
+              <w:left w:w="45" w:type="dxa"/>
+              <w:bottom w:w="30" w:type="dxa"/>
+              <w:right w:w="45" w:type="dxa"/>
+            </w:tcMar>
+            <w:vAlign w:val="bottom"/>
+            <w:hideMark/>
+          </w:tcPr>
+          <w:p>
+            <w:pPr>
+              <w:jc w:val="both"/>
+            </w:pPr>
+            <w:r>
+              <w:t>-</w:t>
+            </w:r>
+          </w:p>
+        </w:tc>
+        <w:tc>
+          <w:tcPr>
+            <w:tcW w:w="1559" w:type="dxa"/>
+            <w:tcBorders>
+              <w:top w:val="single" w:sz="6" w:space="0" w:color="CCCCCC"/>
+              <w:left w:val="single" w:sz="6" w:space="0" w:color="CCCCCC"/>
+              <w:bottom w:val="single" w:sz="6" w:space="0" w:color="CCCCCC"/>
+              <w:right w:val="single" w:sz="6" w:space="0" w:color="CCCCCC"/>
+            </w:tcBorders>
+            <w:tcMar>
+              <w:top w:w="30" w:type="dxa"/>
+              <w:left w:w="45" w:type="dxa"/>
+              <w:bottom w:w="30" w:type="dxa"/>
+              <w:right w:w="45" w:type="dxa"/>
+            </w:tcMar>
+            <w:vAlign w:val="bottom"/>
+            <w:hideMark/>
+          </w:tcPr>
+          <w:p>
+            <w:pPr>
+              <w:jc w:val="both"/>
+            </w:pPr>
+            <w:r>
+              <w:t>-</w:t>
+            </w:r>
+          </w:p>
+        </w:tc>
+      </w:tr>
+      <w:tr>
+        <w:trPr>
+          <w:trHeight w:val="315"/>
+        </w:trPr>
+        <w:tc>
+          <w:tcPr>
+            <w:tcW w:w="0" w:type="auto"/>
+            <w:tcBorders>
+              <w:top w:val="single" w:sz="6" w:space="0" w:color="CCCCCC"/>
+              <w:left w:val="single" w:sz="6" w:space="0" w:color="CCCCCC"/>
+              <w:bottom w:val="single" w:sz="6" w:space="0" w:color="CCCCCC"/>
+              <w:right w:val="single" w:sz="6" w:space="0" w:color="CCCCCC"/>
+            </w:tcBorders>
+            <w:tcMar>
+              <w:top w:w="30" w:type="dxa"/>
+              <w:left w:w="45" w:type="dxa"/>
+              <w:bottom w:w="30" w:type="dxa"/>
+              <w:right w:w="45" w:type="dxa"/>
+            </w:tcMar>
+            <w:vAlign w:val="bottom"/>
+            <w:hideMark/>
+          </w:tcPr>
+          <w:p>
+            <w:pPr>
+              <w:jc w:val="both"/>
+            </w:pPr>
+            <w:r>
+              <w:lastRenderedPageBreak/>
+              <w:t>LSTM</w:t>
+            </w:r>
+          </w:p>
+        </w:tc>
+        <w:tc>
+          <w:tcPr>
+            <w:tcW w:w="1885" w:type="dxa"/>
+            <w:tcBorders>
+              <w:top w:val="single" w:sz="6" w:space="0" w:color="CCCCCC"/>
+              <w:left w:val="single" w:sz="6" w:space="0" w:color="CCCCCC"/>
+              <w:bottom w:val="single" w:sz="6" w:space="0" w:color="CCCCCC"/>
+              <w:right w:val="single" w:sz="6" w:space="0" w:color="CCCCCC"/>
+            </w:tcBorders>
+            <w:tcMar>
+              <w:top w:w="30" w:type="dxa"/>
+              <w:left w:w="45" w:type="dxa"/>
+              <w:bottom w:w="30" w:type="dxa"/>
+              <w:right w:w="45" w:type="dxa"/>
+            </w:tcMar>
+            <w:vAlign w:val="bottom"/>
+            <w:hideMark/>
+          </w:tcPr>
+          <w:p>
+            <w:pPr>
+              <w:jc w:val="both"/>
+            </w:pPr>
+            <w:r>
+              <w:t>Supervised DL</w:t>
+            </w:r>
+          </w:p>
+        </w:tc>
+        <w:tc>
+          <w:tcPr>
+            <w:tcW w:w="1843" w:type="dxa"/>
+            <w:tcBorders>
+              <w:top w:val="single" w:sz="6" w:space="0" w:color="CCCCCC"/>
+              <w:left w:val="single" w:sz="6" w:space="0" w:color="CCCCCC"/>
+              <w:bottom w:val="single" w:sz="6" w:space="0" w:color="CCCCCC"/>
+              <w:right w:val="single" w:sz="6" w:space="0" w:color="CCCCCC"/>
+            </w:tcBorders>
+            <w:tcMar>
+              <w:top w:w="30" w:type="dxa"/>
+              <w:left w:w="45" w:type="dxa"/>
+              <w:bottom w:w="30" w:type="dxa"/>
+              <w:right w:w="45" w:type="dxa"/>
+            </w:tcMar>
+            <w:vAlign w:val="bottom"/>
+            <w:hideMark/>
+          </w:tcPr>
+          <w:p>
+            <w:pPr>
+              <w:jc w:val="both"/>
+            </w:pPr>
+            <w:r>
+              <w:t>98.08%</w:t>
+            </w:r>
+          </w:p>
+        </w:tc>
+        <w:tc>
+          <w:tcPr>
+            <w:tcW w:w="1558" w:type="dxa"/>
+            <w:tcBorders>
+              <w:top w:val="single" w:sz="6" w:space="0" w:color="CCCCCC"/>
+              <w:left w:val="single" w:sz="6" w:space="0" w:color="CCCCCC"/>
+              <w:bottom w:val="single" w:sz="6" w:space="0" w:color="CCCCCC"/>
+              <w:right w:val="single" w:sz="6" w:space="0" w:color="CCCCCC"/>
+            </w:tcBorders>
+            <w:tcMar>
+              <w:top w:w="30" w:type="dxa"/>
+              <w:left w:w="45" w:type="dxa"/>
+              <w:bottom w:w="30" w:type="dxa"/>
+              <w:right w:w="45" w:type="dxa"/>
+            </w:tcMar>
+            <w:vAlign w:val="bottom"/>
+            <w:hideMark/>
+          </w:tcPr>
+          <w:p>
+            <w:pPr>
+              <w:jc w:val="both"/>
+            </w:pPr>
+            <w:r>
+              <w:t>99.88%</w:t>
+            </w:r>
+          </w:p>
+        </w:tc>
+        <w:tc>
+          <w:tcPr>
+            <w:tcW w:w="1418" w:type="dxa"/>
+            <w:tcBorders>
+              <w:top w:val="single" w:sz="6" w:space="0" w:color="CCCCCC"/>
+              <w:left w:val="single" w:sz="6" w:space="0" w:color="CCCCCC"/>
+              <w:bottom w:val="single" w:sz="6" w:space="0" w:color="CCCCCC"/>
+              <w:right w:val="single" w:sz="6" w:space="0" w:color="CCCCCC"/>
+            </w:tcBorders>
+            <w:tcMar>
+              <w:top w:w="30" w:type="dxa"/>
+              <w:left w:w="45" w:type="dxa"/>
+              <w:bottom w:w="30" w:type="dxa"/>
+              <w:right w:w="45" w:type="dxa"/>
+            </w:tcMar>
+            <w:vAlign w:val="bottom"/>
+            <w:hideMark/>
+          </w:tcPr>
+          <w:p>
+            <w:pPr>
+              <w:jc w:val="both"/>
+            </w:pPr>
+            <w:r>
+              <w:t>98.97%</w:t>
+            </w:r>
+          </w:p>
+        </w:tc>
+        <w:tc>
+          <w:tcPr>
+            <w:tcW w:w="1417" w:type="dxa"/>
+            <w:tcBorders>
+              <w:top w:val="single" w:sz="6" w:space="0" w:color="CCCCCC"/>
+              <w:left w:val="single" w:sz="6" w:space="0" w:color="CCCCCC"/>
+              <w:bottom w:val="single" w:sz="6" w:space="0" w:color="CCCCCC"/>
+              <w:right w:val="single" w:sz="6" w:space="0" w:color="CCCCCC"/>
+            </w:tcBorders>
+            <w:tcMar>
+              <w:top w:w="30" w:type="dxa"/>
+              <w:left w:w="45" w:type="dxa"/>
+              <w:bottom w:w="30" w:type="dxa"/>
+              <w:right w:w="45" w:type="dxa"/>
+            </w:tcMar>
+            <w:vAlign w:val="bottom"/>
+            <w:hideMark/>
+          </w:tcPr>
+          <w:p>
+            <w:pPr>
+              <w:jc w:val="both"/>
+            </w:pPr>
+            <w:r>
+              <w:t>100.00%</w:t>
+            </w:r>
+          </w:p>
+        </w:tc>
+        <w:tc>
+          <w:tcPr>
+            <w:tcW w:w="1559" w:type="dxa"/>
+            <w:tcBorders>
+              <w:top w:val="single" w:sz="6" w:space="0" w:color="CCCCCC"/>
+              <w:left w:val="single" w:sz="6" w:space="0" w:color="CCCCCC"/>
+              <w:bottom w:val="single" w:sz="6" w:space="0" w:color="CCCCCC"/>
+              <w:right w:val="single" w:sz="6" w:space="0" w:color="CCCCCC"/>
+            </w:tcBorders>
+            <w:tcMar>
+              <w:top w:w="30" w:type="dxa"/>
+              <w:left w:w="45" w:type="dxa"/>
+              <w:bottom w:w="30" w:type="dxa"/>
+              <w:right w:w="45" w:type="dxa"/>
+            </w:tcMar>
+            <w:vAlign w:val="bottom"/>
+            <w:hideMark/>
+          </w:tcPr>
+          <w:p>
+            <w:pPr>
+              <w:jc w:val="both"/>
+            </w:pPr>
+            <w:r>
+              <w:t>99.95%</w:t>
+            </w:r>
+          </w:p>
+        </w:tc>
+      </w:tr>
+      <w:tr>
+        <w:trPr>
+          <w:trHeight w:val="315"/>
+        </w:trPr>
+        <w:tc>
+          <w:tcPr>
+            <w:tcW w:w="0" w:type="auto"/>
+            <w:tcBorders>
+              <w:top w:val="single" w:sz="6" w:space="0" w:color="CCCCCC"/>
+              <w:left w:val="single" w:sz="6" w:space="0" w:color="CCCCCC"/>
+              <w:bottom w:val="single" w:sz="6" w:space="0" w:color="CCCCCC"/>
+              <w:right w:val="single" w:sz="6" w:space="0" w:color="CCCCCC"/>
+            </w:tcBorders>
+            <w:tcMar>
+              <w:top w:w="30" w:type="dxa"/>
+              <w:left w:w="45" w:type="dxa"/>
+              <w:bottom w:w="30" w:type="dxa"/>
+              <w:right w:w="45" w:type="dxa"/>
+            </w:tcMar>
+            <w:vAlign w:val="bottom"/>
+            <w:hideMark/>
+          </w:tcPr>
+          <w:p>
+            <w:pPr>
+              <w:jc w:val="both"/>
+            </w:pPr>
+            <w:r>
+              <w:t>GRU</w:t>
+            </w:r>
+          </w:p>
+        </w:tc>
+        <w:tc>
+          <w:tcPr>
+            <w:tcW w:w="1885" w:type="dxa"/>
+            <w:tcBorders>
+              <w:top w:val="single" w:sz="6" w:space="0" w:color="CCCCCC"/>
+              <w:left w:val="single" w:sz="6" w:space="0" w:color="CCCCCC"/>
+              <w:bottom w:val="single" w:sz="6" w:space="0" w:color="CCCCCC"/>
+              <w:right w:val="single" w:sz="6" w:space="0" w:color="CCCCCC"/>
+            </w:tcBorders>
+            <w:tcMar>
+              <w:top w:w="30" w:type="dxa"/>
+              <w:left w:w="45" w:type="dxa"/>
+              <w:bottom w:w="30" w:type="dxa"/>
+              <w:right w:w="45" w:type="dxa"/>
+            </w:tcMar>
+            <w:vAlign w:val="bottom"/>
+            <w:hideMark/>
+          </w:tcPr>
+          <w:p>
+            <w:pPr>
+              <w:jc w:val="both"/>
+            </w:pPr>
+            <w:r>
+              <w:t>Supervised DL</w:t>
+            </w:r>
+          </w:p>
+        </w:tc>
+        <w:tc>
+          <w:tcPr>
+            <w:tcW w:w="1843" w:type="dxa"/>
+            <w:tcBorders>
+              <w:top w:val="single" w:sz="6" w:space="0" w:color="CCCCCC"/>
+              <w:left w:val="single" w:sz="6" w:space="0" w:color="CCCCCC"/>
+              <w:bottom w:val="single" w:sz="6" w:space="0" w:color="CCCCCC"/>
+              <w:right w:val="single" w:sz="6" w:space="0" w:color="CCCCCC"/>
+            </w:tcBorders>
+            <w:tcMar>
+              <w:top w:w="30" w:type="dxa"/>
+              <w:left w:w="45" w:type="dxa"/>
+              <w:bottom w:w="30" w:type="dxa"/>
+              <w:right w:w="45" w:type="dxa"/>
+            </w:tcMar>
+            <w:vAlign w:val="bottom"/>
+            <w:hideMark/>
+          </w:tcPr>
+          <w:p>
+            <w:pPr>
+              <w:jc w:val="both"/>
+            </w:pPr>
+            <w:r>
+              <w:t>98.08%</w:t>
+            </w:r>
+          </w:p>
+        </w:tc>
+        <w:tc>
+          <w:tcPr>
+            <w:tcW w:w="1558" w:type="dxa"/>
+            <w:tcBorders>
+              <w:top w:val="single" w:sz="6" w:space="0" w:color="CCCCCC"/>
+              <w:left w:val="single" w:sz="6" w:space="0" w:color="CCCCCC"/>
+              <w:bottom w:val="single" w:sz="6" w:space="0" w:color="CCCCCC"/>
+              <w:right w:val="single" w:sz="6" w:space="0" w:color="CCCCCC"/>
+            </w:tcBorders>
+            <w:tcMar>
+              <w:top w:w="30" w:type="dxa"/>
+              <w:left w:w="45" w:type="dxa"/>
+              <w:bottom w:w="30" w:type="dxa"/>
+              <w:right w:w="45" w:type="dxa"/>
+            </w:tcMar>
+            <w:vAlign w:val="bottom"/>
+            <w:hideMark/>
+          </w:tcPr>
+          <w:p>
+            <w:pPr>
+              <w:jc w:val="both"/>
+            </w:pPr>
+            <w:r>
+              <w:t>99.91%</w:t>
+            </w:r>
+          </w:p>
+        </w:tc>
+        <w:tc>
+          <w:tcPr>
+            <w:tcW w:w="1418" w:type="dxa"/>
+            <w:tcBorders>
+              <w:top w:val="single" w:sz="6" w:space="0" w:color="CCCCCC"/>
+              <w:left w:val="single" w:sz="6" w:space="0" w:color="CCCCCC"/>
+              <w:bottom w:val="single" w:sz="6" w:space="0" w:color="CCCCCC"/>
+              <w:right w:val="single" w:sz="6" w:space="0" w:color="CCCCCC"/>
+            </w:tcBorders>
+            <w:tcMar>
+              <w:top w:w="30" w:type="dxa"/>
+              <w:left w:w="45" w:type="dxa"/>
+              <w:bottom w:w="30" w:type="dxa"/>
+              <w:right w:w="45" w:type="dxa"/>
+            </w:tcMar>
+            <w:vAlign w:val="bottom"/>
+            <w:hideMark/>
+          </w:tcPr>
+          <w:p>
+            <w:pPr>
+              <w:jc w:val="both"/>
+            </w:pPr>
+            <w:r>
+              <w:t>98.99%</w:t>
+            </w:r>
+          </w:p>
+        </w:tc>
+        <w:tc>
+          <w:tcPr>
+            <w:tcW w:w="1417" w:type="dxa"/>
+            <w:tcBorders>
+              <w:top w:val="single" w:sz="6" w:space="0" w:color="CCCCCC"/>
+              <w:left w:val="single" w:sz="6" w:space="0" w:color="CCCCCC"/>
+              <w:bottom w:val="single" w:sz="6" w:space="0" w:color="CCCCCC"/>
+              <w:right w:val="single" w:sz="6" w:space="0" w:color="CCCCCC"/>
+            </w:tcBorders>
+            <w:tcMar>
+              <w:top w:w="30" w:type="dxa"/>
+              <w:left w:w="45" w:type="dxa"/>
+              <w:bottom w:w="30" w:type="dxa"/>
+              <w:right w:w="45" w:type="dxa"/>
+            </w:tcMar>
+            <w:vAlign w:val="bottom"/>
+            <w:hideMark/>
+          </w:tcPr>
+          <w:p>
+            <w:pPr>
+              <w:jc w:val="both"/>
+            </w:pPr>
+            <w:r>
+              <w:t>100.00%</w:t>
+            </w:r>
+          </w:p>
+        </w:tc>
+        <w:tc>
+          <w:tcPr>
+            <w:tcW w:w="1559" w:type="dxa"/>
+            <w:tcBorders>
+              <w:top w:val="single" w:sz="6" w:space="0" w:color="CCCCCC"/>
+              <w:left w:val="single" w:sz="6" w:space="0" w:color="CCCCCC"/>
+              <w:bottom w:val="single" w:sz="6" w:space="0" w:color="CCCCCC"/>
+              <w:right w:val="single" w:sz="6" w:space="0" w:color="CCCCCC"/>
+            </w:tcBorders>
+            <w:tcMar>
+              <w:top w:w="30" w:type="dxa"/>
+              <w:left w:w="45" w:type="dxa"/>
+              <w:bottom w:w="30" w:type="dxa"/>
+              <w:right w:w="45" w:type="dxa"/>
+            </w:tcMar>
+            <w:vAlign w:val="bottom"/>
+            <w:hideMark/>
+          </w:tcPr>
+          <w:p>
+            <w:pPr>
+              <w:jc w:val="both"/>
+            </w:pPr>
+            <w:r>
+              <w:t>99.95%</w:t>
+            </w:r>
+          </w:p>
+        </w:tc>
+      </w:tr>
+      <w:tr>
+        <w:trPr>
+          <w:trHeight w:val="315"/>
+        </w:trPr>
+        <w:tc>
+          <w:tcPr>
+            <w:tcW w:w="0" w:type="auto"/>
+            <w:tcBorders>
+              <w:top w:val="single" w:sz="6" w:space="0" w:color="CCCCCC"/>
+              <w:left w:val="single" w:sz="6" w:space="0" w:color="CCCCCC"/>
+              <w:bottom w:val="single" w:sz="6" w:space="0" w:color="CCCCCC"/>
+              <w:right w:val="single" w:sz="6" w:space="0" w:color="CCCCCC"/>
+            </w:tcBorders>
+            <w:tcMar>
+              <w:top w:w="30" w:type="dxa"/>
+              <w:left w:w="45" w:type="dxa"/>
+              <w:bottom w:w="30" w:type="dxa"/>
+              <w:right w:w="45" w:type="dxa"/>
+            </w:tcMar>
+            <w:vAlign w:val="bottom"/>
+            <w:hideMark/>
+          </w:tcPr>
+          <w:p>
+            <w:pPr>
+              <w:jc w:val="both"/>
+            </w:pPr>
+            <w:r>
+              <w:t>LSTM Autoencoder</w:t>
+            </w:r>
+          </w:p>
+        </w:tc>
+        <w:tc>
+          <w:tcPr>
+            <w:tcW w:w="1885" w:type="dxa"/>
+            <w:tcBorders>
+              <w:top w:val="single" w:sz="6" w:space="0" w:color="CCCCCC"/>
+              <w:left w:val="single" w:sz="6" w:space="0" w:color="CCCCCC"/>
+              <w:bottom w:val="single" w:sz="6" w:space="0" w:color="CCCCCC"/>
+              <w:right w:val="single" w:sz="6" w:space="0" w:color="CCCCCC"/>
+            </w:tcBorders>
+            <w:tcMar>
+              <w:top w:w="30" w:type="dxa"/>
+              <w:left w:w="45" w:type="dxa"/>
+              <w:bottom w:w="30" w:type="dxa"/>
+              <w:right w:w="45" w:type="dxa"/>
+            </w:tcMar>
+            <w:vAlign w:val="bottom"/>
+            <w:hideMark/>
+          </w:tcPr>
+          <w:p>
+            <w:pPr>
+              <w:jc w:val="both"/>
+            </w:pPr>
+            <w:r>
+              <w:t>Generative / Normal-only</w:t>
+            </w:r>
+          </w:p>
+        </w:tc>
+        <w:tc>
+          <w:tcPr>
+            <w:tcW w:w="1843" w:type="dxa"/>
+            <w:tcBorders>
+              <w:top w:val="single" w:sz="6" w:space="0" w:color="CCCCCC"/>
+              <w:left w:val="single" w:sz="6" w:space="0" w:color="CCCCCC"/>
+              <w:bottom w:val="single" w:sz="6" w:space="0" w:color="CCCCCC"/>
+              <w:right w:val="single" w:sz="6" w:space="0" w:color="CCCCCC"/>
+            </w:tcBorders>
+            <w:tcMar>
+              <w:top w:w="30" w:type="dxa"/>
+              <w:left w:w="45" w:type="dxa"/>
+              <w:bottom w:w="30" w:type="dxa"/>
+              <w:right w:w="45" w:type="dxa"/>
+            </w:tcMar>
+            <w:vAlign w:val="bottom"/>
+            <w:hideMark/>
+          </w:tcPr>
+          <w:p>
+            <w:pPr>
+              <w:jc w:val="both"/>
+            </w:pPr>
+            <w:r>
+              <w:t>72.32%</w:t>
+            </w:r>
+          </w:p>
+        </w:tc>
+        <w:tc>
+          <w:tcPr>
+            <w:tcW w:w="1558" w:type="dxa"/>
+            <w:tcBorders>
+              <w:top w:val="single" w:sz="6" w:space="0" w:color="CCCCCC"/>
+              <w:left w:val="single" w:sz="6" w:space="0" w:color="CCCCCC"/>
+              <w:bottom w:val="single" w:sz="6" w:space="0" w:color="CCCCCC"/>
+              <w:right w:val="single" w:sz="6" w:space="0" w:color="CCCCCC"/>
+            </w:tcBorders>
+            <w:tcMar>
+              <w:top w:w="30" w:type="dxa"/>
+              <w:left w:w="45" w:type="dxa"/>
+              <w:bottom w:w="30" w:type="dxa"/>
+              <w:right w:w="45" w:type="dxa"/>
+            </w:tcMar>
+            <w:vAlign w:val="bottom"/>
+            <w:hideMark/>
+          </w:tcPr>
+          <w:p>
+            <w:pPr>
+              <w:jc w:val="both"/>
+            </w:pPr>
+            <w:r>
+              <w:t>88.18%</w:t>
+            </w:r>
+          </w:p>
+        </w:tc>
+        <w:tc>
+          <w:tcPr>
+            <w:tcW w:w="1418" w:type="dxa"/>
+            <w:tcBorders>
+              <w:top w:val="single" w:sz="6" w:space="0" w:color="CCCCCC"/>
+              <w:left w:val="single" w:sz="6" w:space="0" w:color="CCCCCC"/>
+              <w:bottom w:val="single" w:sz="6" w:space="0" w:color="CCCCCC"/>
+              <w:right w:val="single" w:sz="6" w:space="0" w:color="CCCCCC"/>
+            </w:tcBorders>
+            <w:tcMar>
+              <w:top w:w="30" w:type="dxa"/>
+              <w:left w:w="45" w:type="dxa"/>
+              <w:bottom w:w="30" w:type="dxa"/>
+              <w:right w:w="45" w:type="dxa"/>
+            </w:tcMar>
+            <w:vAlign w:val="bottom"/>
+            <w:hideMark/>
+          </w:tcPr>
+          <w:p>
+            <w:pPr>
+              <w:jc w:val="both"/>
+            </w:pPr>
+            <w:r>
+              <w:t>79.46%</w:t>
+            </w:r>
+          </w:p>
+        </w:tc>
+        <w:tc>
+          <w:tcPr>
+            <w:tcW w:w="1417" w:type="dxa"/>
+            <w:tcBorders>
+              <w:top w:val="single" w:sz="6" w:space="0" w:color="CCCCCC"/>
+              <w:left w:val="single" w:sz="6" w:space="0" w:color="CCCCCC"/>
+              <w:bottom w:val="single" w:sz="6" w:space="0" w:color="CCCCCC"/>
+              <w:right w:val="single" w:sz="6" w:space="0" w:color="CCCCCC"/>
+            </w:tcBorders>
+            <w:tcMar>
+              <w:top w:w="30" w:type="dxa"/>
+              <w:left w:w="45" w:type="dxa"/>
+              <w:bottom w:w="30" w:type="dxa"/>
+              <w:right w:w="45" w:type="dxa"/>
+            </w:tcMar>
+            <w:vAlign w:val="bottom"/>
+            <w:hideMark/>
+          </w:tcPr>
+          <w:p>
+            <w:pPr>
+              <w:jc w:val="both"/>
+            </w:pPr>
+            <w:r>
+              <w:t>99.64%</w:t>
+            </w:r>
+          </w:p>
+        </w:tc>
+        <w:tc>
+          <w:tcPr>
+            <w:tcW w:w="1559" w:type="dxa"/>
+            <w:tcBorders>
+              <w:top w:val="single" w:sz="6" w:space="0" w:color="CCCCCC"/>
+              <w:left w:val="single" w:sz="6" w:space="0" w:color="CCCCCC"/>
+              <w:bottom w:val="single" w:sz="6" w:space="0" w:color="CCCCCC"/>
+              <w:right w:val="single" w:sz="6" w:space="0" w:color="CCCCCC"/>
+            </w:tcBorders>
+            <w:tcMar>
+              <w:top w:w="30" w:type="dxa"/>
+              <w:left w:w="45" w:type="dxa"/>
+              <w:bottom w:w="30" w:type="dxa"/>
+              <w:right w:w="45" w:type="dxa"/>
+            </w:tcMar>
+            <w:vAlign w:val="bottom"/>
+            <w:hideMark/>
+          </w:tcPr>
+          <w:p>
+            <w:pPr>
+              <w:jc w:val="both"/>
+            </w:pPr>
+            <w:r>
+              <w:t>90.49%</w:t>
+            </w:r>
+          </w:p>
+        </w:tc>
+      </w:tr>
+      <w:tr>
+        <w:trPr>
+          <w:trHeight w:val="315"/>
+        </w:trPr>
+        <w:tc>
+          <w:tcPr>
+            <w:tcW w:w="0" w:type="auto"/>
+            <w:tcBorders>
+              <w:top w:val="single" w:sz="6" w:space="0" w:color="CCCCCC"/>
+              <w:left w:val="single" w:sz="6" w:space="0" w:color="CCCCCC"/>
+              <w:bottom w:val="single" w:sz="6" w:space="0" w:color="CCCCCC"/>
+              <w:right w:val="single" w:sz="6" w:space="0" w:color="CCCCCC"/>
+            </w:tcBorders>
+            <w:tcMar>
+              <w:top w:w="30" w:type="dxa"/>
+              <w:left w:w="45" w:type="dxa"/>
+              <w:bottom w:w="30" w:type="dxa"/>
+              <w:right w:w="45" w:type="dxa"/>
+            </w:tcMar>
+            <w:vAlign w:val="bottom"/>
+            <w:hideMark/>
+          </w:tcPr>
+          <w:p>
+            <w:pPr>
+              <w:jc w:val="both"/>
+            </w:pPr>
+            <w:r>
+              <w:t>LSTM-VAE</w:t>
+            </w:r>
+          </w:p>
+        </w:tc>
+        <w:tc>
+          <w:tcPr>
+            <w:tcW w:w="1885" w:type="dxa"/>
+            <w:tcBorders>
+              <w:top w:val="single" w:sz="6" w:space="0" w:color="CCCCCC"/>
+              <w:left w:val="single" w:sz="6" w:space="0" w:color="CCCCCC"/>
+              <w:bottom w:val="single" w:sz="6" w:space="0" w:color="CCCCCC"/>
+              <w:right w:val="single" w:sz="6" w:space="0" w:color="CCCCCC"/>
+            </w:tcBorders>
+            <w:tcMar>
+              <w:top w:w="30" w:type="dxa"/>
+              <w:left w:w="45" w:type="dxa"/>
+              <w:bottom w:w="30" w:type="dxa"/>
+              <w:right w:w="45" w:type="dxa"/>
+            </w:tcMar>
+            <w:vAlign w:val="bottom"/>
+            <w:hideMark/>
+          </w:tcPr>
+          <w:p>
+            <w:pPr>
+              <w:jc w:val="both"/>
+            </w:pPr>
+            <w:r>
+              <w:t>Generative / Normal-only</w:t>
+            </w:r>
+          </w:p>
+        </w:tc>
+        <w:tc>
+          <w:tcPr>
+            <w:tcW w:w="1843" w:type="dxa"/>
+            <w:tcBorders>
+              <w:top w:val="single" w:sz="6" w:space="0" w:color="CCCCCC"/>
+              <w:left w:val="single" w:sz="6" w:space="0" w:color="CCCCCC"/>
+              <w:bottom w:val="single" w:sz="6" w:space="0" w:color="CCCCCC"/>
+              <w:right w:val="single" w:sz="6" w:space="0" w:color="CCCCCC"/>
+            </w:tcBorders>
+            <w:tcMar>
+              <w:top w:w="30" w:type="dxa"/>
+              <w:left w:w="45" w:type="dxa"/>
+              <w:bottom w:w="30" w:type="dxa"/>
+              <w:right w:w="45" w:type="dxa"/>
+            </w:tcMar>
+            <w:vAlign w:val="bottom"/>
+            <w:hideMark/>
+          </w:tcPr>
+          <w:p>
+            <w:pPr>
+              <w:jc w:val="both"/>
+            </w:pPr>
+            <w:r>
+              <w:t>69.44%</w:t>
+            </w:r>
+          </w:p>
+        </w:tc>
+        <w:tc>
+          <w:tcPr>
+            <w:tcW w:w="1558" w:type="dxa"/>
+            <w:tcBorders>
+              <w:top w:val="single" w:sz="6" w:space="0" w:color="CCCCCC"/>
+              <w:left w:val="single" w:sz="6" w:space="0" w:color="CCCCCC"/>
+              <w:bottom w:val="single" w:sz="6" w:space="0" w:color="CCCCCC"/>
+              <w:right w:val="single" w:sz="6" w:space="0" w:color="CCCCCC"/>
+            </w:tcBorders>
+            <w:tcMar>
+              <w:top w:w="30" w:type="dxa"/>
+              <w:left w:w="45" w:type="dxa"/>
+              <w:bottom w:w="30" w:type="dxa"/>
+              <w:right w:w="45" w:type="dxa"/>
+            </w:tcMar>
+            <w:vAlign w:val="bottom"/>
+            <w:hideMark/>
+          </w:tcPr>
+          <w:p>
+            <w:pPr>
+              <w:jc w:val="both"/>
+            </w:pPr>
+            <w:r>
+              <w:t>74.29%</w:t>
+            </w:r>
+          </w:p>
+        </w:tc>
+        <w:tc>
+          <w:tcPr>
+            <w:tcW w:w="1418" w:type="dxa"/>
+            <w:tcBorders>
+              <w:top w:val="single" w:sz="6" w:space="0" w:color="CCCCCC"/>
+              <w:left w:val="single" w:sz="6" w:space="0" w:color="CCCCCC"/>
+              <w:bottom w:val="single" w:sz="6" w:space="0" w:color="CCCCCC"/>
+              <w:right w:val="single" w:sz="6" w:space="0" w:color="CCCCCC"/>
+            </w:tcBorders>
+            <w:tcMar>
+              <w:top w:w="30" w:type="dxa"/>
+              <w:left w:w="45" w:type="dxa"/>
+              <w:bottom w:w="30" w:type="dxa"/>
+              <w:right w:w="45" w:type="dxa"/>
+            </w:tcMar>
+            <w:vAlign w:val="bottom"/>
+            <w:hideMark/>
+          </w:tcPr>
+          <w:p>
+            <w:pPr>
+              <w:jc w:val="both"/>
+            </w:pPr>
+            <w:r>
+              <w:t>71.78%</w:t>
+            </w:r>
+          </w:p>
+        </w:tc>
+        <w:tc>
+          <w:tcPr>
+            <w:tcW w:w="1417" w:type="dxa"/>
+            <w:tcBorders>
+              <w:top w:val="single" w:sz="6" w:space="0" w:color="CCCCCC"/>
+              <w:left w:val="single" w:sz="6" w:space="0" w:color="CCCCCC"/>
+              <w:bottom w:val="single" w:sz="6" w:space="0" w:color="CCCCCC"/>
+              <w:right w:val="single" w:sz="6" w:space="0" w:color="CCCCCC"/>
+            </w:tcBorders>
+            <w:tcMar>
+              <w:top w:w="30" w:type="dxa"/>
+              <w:left w:w="45" w:type="dxa"/>
+              <w:bottom w:w="30" w:type="dxa"/>
+              <w:right w:w="45" w:type="dxa"/>
+            </w:tcMar>
+            <w:vAlign w:val="bottom"/>
+            <w:hideMark/>
+          </w:tcPr>
+          <w:p>
+            <w:pPr>
+              <w:jc w:val="both"/>
+            </w:pPr>
+            <w:r>
+              <w:t>98.76%</w:t>
+            </w:r>
+          </w:p>
+        </w:tc>
+        <w:tc>
+          <w:tcPr>
+            <w:tcW w:w="1559" w:type="dxa"/>
+            <w:tcBorders>
+              <w:top w:val="single" w:sz="6" w:space="0" w:color="CCCCCC"/>
+              <w:left w:val="single" w:sz="6" w:space="0" w:color="CCCCCC"/>
+              <w:bottom w:val="single" w:sz="6" w:space="0" w:color="CCCCCC"/>
+              <w:right w:val="single" w:sz="6" w:space="0" w:color="CCCCCC"/>
+            </w:tcBorders>
+            <w:tcMar>
+              <w:top w:w="30" w:type="dxa"/>
+              <w:left w:w="45" w:type="dxa"/>
+              <w:bottom w:w="30" w:type="dxa"/>
+              <w:right w:w="45" w:type="dxa"/>
+            </w:tcMar>
+            <w:vAlign w:val="bottom"/>
+            <w:hideMark/>
+          </w:tcPr>
+          <w:p>
+            <w:pPr>
+              <w:jc w:val="both"/>
+            </w:pPr>
+            <w:r>
+              <w:t>78.54%</w:t>
+            </w:r>
+          </w:p>
+        </w:tc>
+      </w:tr>
+    </w:tbl>
+    <w:p>
+      <w:pPr>
+        <w:jc w:val="both"/>
+        <w:rPr>
+          <w:b/>
+          <w:bCs/>
+        </w:rPr>
+      </w:pPr>
+    </w:p>
+    <w:p>
+      <w:pPr>
+        <w:jc w:val="both"/>
         <w:rPr>
           <w:b/>
           <w:bCs/>
@@ -2155,7 +3995,6 @@
           <w:bCs/>
           <w:noProof/>
         </w:rPr>
-        <w:lastRenderedPageBreak/>
         <w:drawing>
           <wp:inline distT="0" distB="0" distL="0" distR="0" wp14:anchorId="2A0ACED5" wp14:editId="7F8B5A00">
             <wp:extent cx="6150219" cy="2065867"/>
@@ -2174,7 +4013,7 @@
                     </pic:cNvPicPr>
                   </pic:nvPicPr>
                   <pic:blipFill>
-                    <a:blip r:embed="rId19">
+                    <a:blip r:embed="rId21">
                       <a:extLst>
                         <a:ext uri="{28A0092B-C50C-407E-A947-70E740481C1C}">
                           <a14:useLocalDpi xmlns:a14="http://schemas.microsoft.com/office/drawing/2010/main" val="0"/>
@@ -2205,108 +4044,9 @@
     </w:p>
     <w:p>
       <w:pPr>
-        <w:rPr>
-          <w:b/>
-          <w:bCs/>
-        </w:rPr>
-      </w:pPr>
-      <w:r>
-        <w:rPr>
-          <w:b/>
-          <w:bCs/>
-        </w:rPr>
-        <w:t>4.1.3 Comparative Analysis of ML Baselines</w:t>
-      </w:r>
-    </w:p>
-    <w:p>
-      <w:r>
-        <w:t xml:space="preserve">While both architectures verified that traditional supervised learning can handle known, structured log types effectively, </w:t>
-      </w:r>
-      <w:proofErr w:type="spellStart"/>
-      <w:r>
-        <w:t>XGBoost</w:t>
-      </w:r>
-      <w:proofErr w:type="spellEnd"/>
-      <w:r>
-        <w:t xml:space="preserve"> distinctly outperformed SVM across all key parameters. </w:t>
-      </w:r>
-    </w:p>
-    <w:p>
-      <w:r>
-        <w:t xml:space="preserve">SVM produced 128 false positive alarms and missed 2 true anomalies within the test framework. In contrast, </w:t>
-      </w:r>
-      <w:proofErr w:type="spellStart"/>
-      <w:r>
-        <w:t>XGBoost</w:t>
-      </w:r>
-      <w:proofErr w:type="spellEnd"/>
-      <w:r>
-        <w:t xml:space="preserve"> minimized false alarms down to a mere 5 instances and missed only a single anomaly ($FN = 1$) out of the entire test pool. This variance highlights </w:t>
-      </w:r>
-      <w:proofErr w:type="spellStart"/>
-      <w:r>
-        <w:t>XGBoost’s</w:t>
-      </w:r>
-      <w:proofErr w:type="spellEnd"/>
-      <w:r>
-        <w:t xml:space="preserve"> superior capacity to construct non-linear decision boundaries and complex splits across event distributions, whereas the linear limits of the SVM boundary result in a higher false-alarm rate under heavily skewed data conditions. </w:t>
-      </w:r>
-    </w:p>
-    <w:p>
-      <w:pPr>
-        <w:rPr>
-          <w:b/>
-          <w:bCs/>
-        </w:rPr>
-      </w:pPr>
-      <w:r>
-        <w:rPr>
-          <w:b/>
-          <w:bCs/>
-        </w:rPr>
-        <w:t>Next Steps for Your Deep Learning and GenAI Sections:</w:t>
-      </w:r>
-    </w:p>
-    <w:p>
-      <w:r>
-        <w:t xml:space="preserve">Now that your traditional ML baseline is completely locked in and documented for final thesis report </w:t>
-      </w:r>
-      <w:proofErr w:type="spellStart"/>
-      <w:r>
-        <w:t>asad</w:t>
-      </w:r>
-      <w:proofErr w:type="spellEnd"/>
-      <w:r>
-        <w:t xml:space="preserve"> </w:t>
-      </w:r>
-      <w:proofErr w:type="spellStart"/>
-      <w:r>
-        <w:t>msai</w:t>
-      </w:r>
-      <w:proofErr w:type="spellEnd"/>
-      <w:r>
-        <w:t xml:space="preserve"> 4.docx, we can use these numbers as the ultimate benchmark. When you run your Deep Learning (LSTM/GRU) or GenAI (Transformers/Autoencoders) scripts, we will be looking to see if they can match this raw accuracy </w:t>
-      </w:r>
-      <w:r>
-        <w:rPr>
-          <w:i/>
-          <w:iCs/>
-        </w:rPr>
-        <w:t>without</w:t>
-      </w:r>
-      <w:r>
-        <w:t xml:space="preserve"> needing the manual feature engineering that </w:t>
-      </w:r>
-      <w:proofErr w:type="spellStart"/>
-      <w:r>
-        <w:t>XGBoost</w:t>
-      </w:r>
-      <w:proofErr w:type="spellEnd"/>
-      <w:r>
-        <w:t xml:space="preserve"> relies on. </w:t>
-      </w:r>
-    </w:p>
-    <w:p/>
+        <w:jc w:val="both"/>
+      </w:pPr>
+    </w:p>
     <w:sectPr>
       <w:pgSz w:w="11906" w:h="16838"/>
       <w:pgMar w:top="1440" w:right="1440" w:bottom="1440" w:left="1440" w:header="708" w:footer="708" w:gutter="0"/>
@@ -2319,9 +4059,208 @@
 </w:document>
 </file>
 
+<file path=word/endnotes.xml><?xml version="1.0" encoding="utf-8"?>
+<w:endnotes xmlns:wpc="http://schemas.microsoft.com/office/word/2010/wordprocessingCanvas" xmlns:cx="http://schemas.microsoft.com/office/drawing/2014/chartex" xmlns:cx1="http://schemas.microsoft.com/office/drawing/2015/9/8/chartex" xmlns:cx2="http://schemas.microsoft.com/office/drawing/2015/10/21/chartex" xmlns:cx3="http://schemas.microsoft.com/office/drawing/2016/5/9/chartex" xmlns:cx4="http://schemas.microsoft.com/office/drawing/2016/5/10/chartex" xmlns:cx5="http://schemas.microsoft.com/office/drawing/2016/5/11/chartex" xmlns:cx6="http://schemas.microsoft.com/office/drawing/2016/5/12/chartex" xmlns:cx7="http://schemas.microsoft.com/office/drawing/2016/5/13/chartex" xmlns:cx8="http://schemas.microsoft.com/office/drawing/2016/5/14/chartex" xmlns:mc="http://schemas.openxmlformats.org/markup-compatibility/2006" xmlns:aink="http://schemas.microsoft.com/office/drawing/2016/ink" xmlns:am3d="http://schemas.microsoft.com/office/drawing/2017/model3d" xmlns:o="urn:schemas-microsoft-com:office:office" xmlns:oel="http://schemas.microsoft.com/office/2019/extlst" xmlns:r="http://schemas.openxmlformats.org/officeDocument/2006/relationships" xmlns:m="http://schemas.openxmlformats.org/officeDocument/2006/math" xmlns:v="urn:schemas-microsoft-com:vml" xmlns:wp14="http://schemas.microsoft.com/office/word/2010/wordprocessingDrawing" xmlns:wp="http://schemas.openxmlformats.org/drawingml/2006/wordprocessingDrawing" xmlns:w10="urn:schemas-microsoft-com:office:word" xmlns:w="http://schemas.openxmlformats.org/wordprocessingml/2006/main" xmlns:w14="http://schemas.microsoft.com/office/word/2010/wordml" xmlns:w15="http://schemas.microsoft.com/office/word/2012/wordml" xmlns:w16cex="http://schemas.microsoft.com/office/word/2018/wordml/cex" xmlns:w16cid="http://schemas.microsoft.com/office/word/2016/wordml/cid" xmlns:w16="http://schemas.microsoft.com/office/word/2018/wordml" xmlns:w16du="http://schemas.microsoft.com/office/word/2023/wordml/word16du" xmlns:w16sdtdh="http://schemas.microsoft.com/office/word/2020/wordml/sdtdatahash" xmlns:w16sdtfl="http://schemas.microsoft.com/office/word/2024/wordml/sdtformatlock" xmlns:w16se="http://schemas.microsoft.com/office/word/2015/wordml/symex" xmlns:wpg="http://schemas.microsoft.com/office/word/2010/wordprocessingGroup" xmlns:wpi="http://schemas.microsoft.com/office/word/2010/wordprocessingInk" xmlns:wne="http://schemas.microsoft.com/office/word/2006/wordml" xmlns:wps="http://schemas.microsoft.com/office/word/2010/wordprocessingShape" mc:Ignorable="w14 w15 w16se w16cid w16 w16cex w16sdtdh w16sdtfl w16du wp14">
+  <w:endnote w:type="separator" w:id="-1">
+    <w:p>
+      <w:pPr>
+        <w:spacing w:after="0" w:line="240" w:lineRule="auto"/>
+      </w:pPr>
+      <w:r>
+        <w:separator/>
+      </w:r>
+    </w:p>
+  </w:endnote>
+  <w:endnote w:type="continuationSeparator" w:id="0">
+    <w:p>
+      <w:pPr>
+        <w:spacing w:after="0" w:line="240" w:lineRule="auto"/>
+      </w:pPr>
+      <w:r>
+        <w:continuationSeparator/>
+      </w:r>
+    </w:p>
+  </w:endnote>
+</w:endnotes>
+</file>
+
+<file path=word/footnotes.xml><?xml version="1.0" encoding="utf-8"?>
+<w:footnotes xmlns:wpc="http://schemas.microsoft.com/office/word/2010/wordprocessingCanvas" xmlns:cx="http://schemas.microsoft.com/office/drawing/2014/chartex" xmlns:cx1="http://schemas.microsoft.com/office/drawing/2015/9/8/chartex" xmlns:cx2="http://schemas.microsoft.com/office/drawing/2015/10/21/chartex" xmlns:cx3="http://schemas.microsoft.com/office/drawing/2016/5/9/chartex" xmlns:cx4="http://schemas.microsoft.com/office/drawing/2016/5/10/chartex" xmlns:cx5="http://schemas.microsoft.com/office/drawing/2016/5/11/chartex" xmlns:cx6="http://schemas.microsoft.com/office/drawing/2016/5/12/chartex" xmlns:cx7="http://schemas.microsoft.com/office/drawing/2016/5/13/chartex" xmlns:cx8="http://schemas.microsoft.com/office/drawing/2016/5/14/chartex" xmlns:mc="http://schemas.openxmlformats.org/markup-compatibility/2006" xmlns:aink="http://schemas.microsoft.com/office/drawing/2016/ink" xmlns:am3d="http://schemas.microsoft.com/office/drawing/2017/model3d" xmlns:o="urn:schemas-microsoft-com:office:office" xmlns:oel="http://schemas.microsoft.com/office/2019/extlst" xmlns:r="http://schemas.openxmlformats.org/officeDocument/2006/relationships" xmlns:m="http://schemas.openxmlformats.org/officeDocument/2006/math" xmlns:v="urn:schemas-microsoft-com:vml" xmlns:wp14="http://schemas.microsoft.com/office/word/2010/wordprocessingDrawing" xmlns:wp="http://schemas.openxmlformats.org/drawingml/2006/wordprocessingDrawing" xmlns:w10="urn:schemas-microsoft-com:office:word" xmlns:w="http://schemas.openxmlformats.org/wordprocessingml/2006/main" xmlns:w14="http://schemas.microsoft.com/office/word/2010/wordml" xmlns:w15="http://schemas.microsoft.com/office/word/2012/wordml" xmlns:w16cex="http://schemas.microsoft.com/office/word/2018/wordml/cex" xmlns:w16cid="http://schemas.microsoft.com/office/word/2016/wordml/cid" xmlns:w16="http://schemas.microsoft.com/office/word/2018/wordml" xmlns:w16du="http://schemas.microsoft.com/office/word/2023/wordml/word16du" xmlns:w16sdtdh="http://schemas.microsoft.com/office/word/2020/wordml/sdtdatahash" xmlns:w16sdtfl="http://schemas.microsoft.com/office/word/2024/wordml/sdtformatlock" xmlns:w16se="http://schemas.microsoft.com/office/word/2015/wordml/symex" xmlns:wpg="http://schemas.microsoft.com/office/word/2010/wordprocessingGroup" xmlns:wpi="http://schemas.microsoft.com/office/word/2010/wordprocessingInk" xmlns:wne="http://schemas.microsoft.com/office/word/2006/wordml" xmlns:wps="http://schemas.microsoft.com/office/word/2010/wordprocessingShape" mc:Ignorable="w14 w15 w16se w16cid w16 w16cex w16sdtdh w16sdtfl w16du wp14">
+  <w:footnote w:type="separator" w:id="-1">
+    <w:p>
+      <w:pPr>
+        <w:spacing w:after="0" w:line="240" w:lineRule="auto"/>
+      </w:pPr>
+      <w:r>
+        <w:separator/>
+      </w:r>
+    </w:p>
+  </w:footnote>
+  <w:footnote w:type="continuationSeparator" w:id="0">
+    <w:p>
+      <w:pPr>
+        <w:spacing w:after="0" w:line="240" w:lineRule="auto"/>
+      </w:pPr>
+      <w:r>
+        <w:continuationSeparator/>
+      </w:r>
+    </w:p>
+  </w:footnote>
+</w:footnotes>
+</file>
+
 <file path=word/numbering.xml><?xml version="1.0" encoding="utf-8"?>
 <w:numbering xmlns:wpc="http://schemas.microsoft.com/office/word/2010/wordprocessingCanvas" xmlns:cx="http://schemas.microsoft.com/office/drawing/2014/chartex" xmlns:cx1="http://schemas.microsoft.com/office/drawing/2015/9/8/chartex" xmlns:cx2="http://schemas.microsoft.com/office/drawing/2015/10/21/chartex" xmlns:cx3="http://schemas.microsoft.com/office/drawing/2016/5/9/chartex" xmlns:cx4="http://schemas.microsoft.com/office/drawing/2016/5/10/chartex" xmlns:cx5="http://schemas.microsoft.com/office/drawing/2016/5/11/chartex" xmlns:cx6="http://schemas.microsoft.com/office/drawing/2016/5/12/chartex" xmlns:cx7="http://schemas.microsoft.com/office/drawing/2016/5/13/chartex" xmlns:cx8="http://schemas.microsoft.com/office/drawing/2016/5/14/chartex" xmlns:mc="http://schemas.openxmlformats.org/markup-compatibility/2006" xmlns:aink="http://schemas.microsoft.com/office/drawing/2016/ink" xmlns:am3d="http://schemas.microsoft.com/office/drawing/2017/model3d" xmlns:o="urn:schemas-microsoft-com:office:office" xmlns:oel="http://schemas.microsoft.com/office/2019/extlst" xmlns:r="http://schemas.openxmlformats.org/officeDocument/2006/relationships" xmlns:m="http://schemas.openxmlformats.org/officeDocument/2006/math" xmlns:v="urn:schemas-microsoft-com:vml" xmlns:wp14="http://schemas.microsoft.com/office/word/2010/wordprocessingDrawing" xmlns:wp="http://schemas.openxmlformats.org/drawingml/2006/wordprocessingDrawing" xmlns:w10="urn:schemas-microsoft-com:office:word" xmlns:w="http://schemas.openxmlformats.org/wordprocessingml/2006/main" xmlns:w14="http://schemas.microsoft.com/office/word/2010/wordml" xmlns:w15="http://schemas.microsoft.com/office/word/2012/wordml" xmlns:w16cex="http://schemas.microsoft.com/office/word/2018/wordml/cex" xmlns:w16cid="http://schemas.microsoft.com/office/word/2016/wordml/cid" xmlns:w16="http://schemas.microsoft.com/office/word/2018/wordml" xmlns:w16du="http://schemas.microsoft.com/office/word/2023/wordml/word16du" xmlns:w16sdtdh="http://schemas.microsoft.com/office/word/2020/wordml/sdtdatahash" xmlns:w16sdtfl="http://schemas.microsoft.com/office/word/2024/wordml/sdtformatlock" xmlns:w16se="http://schemas.microsoft.com/office/word/2015/wordml/symex" xmlns:wpg="http://schemas.microsoft.com/office/word/2010/wordprocessingGroup" xmlns:wpi="http://schemas.microsoft.com/office/word/2010/wordprocessingInk" xmlns:wne="http://schemas.microsoft.com/office/word/2006/wordml" xmlns:wps="http://schemas.microsoft.com/office/word/2010/wordprocessingShape" mc:Ignorable="w14 w15 w16se w16cid w16 w16cex w16sdtdh w16sdtfl w16du wp14">
   <w:abstractNum w:abstractNumId="0" w15:restartNumberingAfterBreak="0">
+    <w:nsid w:val="19160787"/>
+    <w:multiLevelType w:val="multilevel"/>
+    <w:tmpl w:val="C756B67C"/>
+    <w:lvl w:ilvl="0">
+      <w:start w:val="1"/>
+      <w:numFmt w:val="bullet"/>
+      <w:lvlText w:val=""/>
+      <w:lvlJc w:val="left"/>
+      <w:pPr>
+        <w:tabs>
+          <w:tab w:val="num" w:pos="720"/>
+        </w:tabs>
+        <w:ind w:left="720" w:hanging="360"/>
+      </w:pPr>
+      <w:rPr>
+        <w:rFonts w:ascii="Symbol" w:hAnsi="Symbol" w:hint="default"/>
+        <w:sz w:val="20"/>
+      </w:rPr>
+    </w:lvl>
+    <w:lvl w:ilvl="1" w:tentative="1">
+      <w:start w:val="1"/>
+      <w:numFmt w:val="bullet"/>
+      <w:lvlText w:val="o"/>
+      <w:lvlJc w:val="left"/>
+      <w:pPr>
+        <w:tabs>
+          <w:tab w:val="num" w:pos="1440"/>
+        </w:tabs>
+        <w:ind w:left="1440" w:hanging="360"/>
+      </w:pPr>
+      <w:rPr>
+        <w:rFonts w:ascii="Courier New" w:hAnsi="Courier New" w:hint="default"/>
+        <w:sz w:val="20"/>
+      </w:rPr>
+    </w:lvl>
+    <w:lvl w:ilvl="2" w:tentative="1">
+      <w:start w:val="1"/>
+      <w:numFmt w:val="bullet"/>
+      <w:lvlText w:val=""/>
+      <w:lvlJc w:val="left"/>
+      <w:pPr>
+        <w:tabs>
+          <w:tab w:val="num" w:pos="2160"/>
+        </w:tabs>
+        <w:ind w:left="2160" w:hanging="360"/>
+      </w:pPr>
+      <w:rPr>
+        <w:rFonts w:ascii="Wingdings" w:hAnsi="Wingdings" w:hint="default"/>
+        <w:sz w:val="20"/>
+      </w:rPr>
+    </w:lvl>
+    <w:lvl w:ilvl="3" w:tentative="1">
+      <w:start w:val="1"/>
+      <w:numFmt w:val="bullet"/>
+      <w:lvlText w:val=""/>
+      <w:lvlJc w:val="left"/>
+      <w:pPr>
+        <w:tabs>
+          <w:tab w:val="num" w:pos="2880"/>
+        </w:tabs>
+        <w:ind w:left="2880" w:hanging="360"/>
+      </w:pPr>
+      <w:rPr>
+        <w:rFonts w:ascii="Wingdings" w:hAnsi="Wingdings" w:hint="default"/>
+        <w:sz w:val="20"/>
+      </w:rPr>
+    </w:lvl>
+    <w:lvl w:ilvl="4" w:tentative="1">
+      <w:start w:val="1"/>
+      <w:numFmt w:val="bullet"/>
+      <w:lvlText w:val=""/>
+      <w:lvlJc w:val="left"/>
+      <w:pPr>
+        <w:tabs>
+          <w:tab w:val="num" w:pos="3600"/>
+        </w:tabs>
+        <w:ind w:left="3600" w:hanging="360"/>
+      </w:pPr>
+      <w:rPr>
+        <w:rFonts w:ascii="Wingdings" w:hAnsi="Wingdings" w:hint="default"/>
+        <w:sz w:val="20"/>
+      </w:rPr>
+    </w:lvl>
+    <w:lvl w:ilvl="5" w:tentative="1">
+      <w:start w:val="1"/>
+      <w:numFmt w:val="bullet"/>
+      <w:lvlText w:val=""/>
+      <w:lvlJc w:val="left"/>
+      <w:pPr>
+        <w:tabs>
+          <w:tab w:val="num" w:pos="4320"/>
+        </w:tabs>
+        <w:ind w:left="4320" w:hanging="360"/>
+      </w:pPr>
+      <w:rPr>
+        <w:rFonts w:ascii="Wingdings" w:hAnsi="Wingdings" w:hint="default"/>
+        <w:sz w:val="20"/>
+      </w:rPr>
+    </w:lvl>
+    <w:lvl w:ilvl="6" w:tentative="1">
+      <w:start w:val="1"/>
+      <w:numFmt w:val="bullet"/>
+      <w:lvlText w:val=""/>
+      <w:lvlJc w:val="left"/>
+      <w:pPr>
+        <w:tabs>
+          <w:tab w:val="num" w:pos="5040"/>
+        </w:tabs>
+        <w:ind w:left="5040" w:hanging="360"/>
+      </w:pPr>
+      <w:rPr>
+        <w:rFonts w:ascii="Wingdings" w:hAnsi="Wingdings" w:hint="default"/>
+        <w:sz w:val="20"/>
+      </w:rPr>
+    </w:lvl>
+    <w:lvl w:ilvl="7" w:tentative="1">
+      <w:start w:val="1"/>
+      <w:numFmt w:val="bullet"/>
+      <w:lvlText w:val=""/>
+      <w:lvlJc w:val="left"/>
+      <w:pPr>
+        <w:tabs>
+          <w:tab w:val="num" w:pos="5760"/>
+        </w:tabs>
+        <w:ind w:left="5760" w:hanging="360"/>
+      </w:pPr>
+      <w:rPr>
+        <w:rFonts w:ascii="Wingdings" w:hAnsi="Wingdings" w:hint="default"/>
+        <w:sz w:val="20"/>
+      </w:rPr>
+    </w:lvl>
+    <w:lvl w:ilvl="8" w:tentative="1">
+      <w:start w:val="1"/>
+      <w:numFmt w:val="bullet"/>
+      <w:lvlText w:val=""/>
+      <w:lvlJc w:val="left"/>
+      <w:pPr>
+        <w:tabs>
+          <w:tab w:val="num" w:pos="6480"/>
+        </w:tabs>
+        <w:ind w:left="6480" w:hanging="360"/>
+      </w:pPr>
+      <w:rPr>
+        <w:rFonts w:ascii="Wingdings" w:hAnsi="Wingdings" w:hint="default"/>
+        <w:sz w:val="20"/>
+      </w:rPr>
+    </w:lvl>
+  </w:abstractNum>
+  <w:abstractNum w:abstractNumId="1" w15:restartNumberingAfterBreak="0">
     <w:nsid w:val="39D0259F"/>
     <w:multiLevelType w:val="multilevel"/>
     <w:tmpl w:val="D6A616DC"/>
@@ -2470,7 +4409,7 @@
       </w:rPr>
     </w:lvl>
   </w:abstractNum>
-  <w:abstractNum w:abstractNumId="1" w15:restartNumberingAfterBreak="0">
+  <w:abstractNum w:abstractNumId="2" w15:restartNumberingAfterBreak="0">
     <w:nsid w:val="3EC97175"/>
     <w:multiLevelType w:val="multilevel"/>
     <w:tmpl w:val="E4D2E384"/>
@@ -2619,7 +4558,7 @@
       </w:rPr>
     </w:lvl>
   </w:abstractNum>
-  <w:abstractNum w:abstractNumId="2" w15:restartNumberingAfterBreak="0">
+  <w:abstractNum w:abstractNumId="3" w15:restartNumberingAfterBreak="0">
     <w:nsid w:val="3ECC495D"/>
     <w:multiLevelType w:val="multilevel"/>
     <w:tmpl w:val="876001C4"/>
@@ -2768,7 +4707,7 @@
       </w:rPr>
     </w:lvl>
   </w:abstractNum>
-  <w:abstractNum w:abstractNumId="3" w15:restartNumberingAfterBreak="0">
+  <w:abstractNum w:abstractNumId="4" w15:restartNumberingAfterBreak="0">
     <w:nsid w:val="3F02631D"/>
     <w:multiLevelType w:val="multilevel"/>
     <w:tmpl w:val="3B00C196"/>
@@ -2917,7 +4856,305 @@
       </w:rPr>
     </w:lvl>
   </w:abstractNum>
-  <w:abstractNum w:abstractNumId="4" w15:restartNumberingAfterBreak="0">
+  <w:abstractNum w:abstractNumId="5" w15:restartNumberingAfterBreak="0">
+    <w:nsid w:val="40C928E8"/>
+    <w:multiLevelType w:val="multilevel"/>
+    <w:tmpl w:val="F2C06B80"/>
+    <w:lvl w:ilvl="0">
+      <w:start w:val="1"/>
+      <w:numFmt w:val="bullet"/>
+      <w:lvlText w:val=""/>
+      <w:lvlJc w:val="left"/>
+      <w:pPr>
+        <w:tabs>
+          <w:tab w:val="num" w:pos="720"/>
+        </w:tabs>
+        <w:ind w:left="720" w:hanging="360"/>
+      </w:pPr>
+      <w:rPr>
+        <w:rFonts w:ascii="Symbol" w:hAnsi="Symbol" w:hint="default"/>
+        <w:sz w:val="20"/>
+      </w:rPr>
+    </w:lvl>
+    <w:lvl w:ilvl="1" w:tentative="1">
+      <w:start w:val="1"/>
+      <w:numFmt w:val="bullet"/>
+      <w:lvlText w:val="o"/>
+      <w:lvlJc w:val="left"/>
+      <w:pPr>
+        <w:tabs>
+          <w:tab w:val="num" w:pos="1440"/>
+        </w:tabs>
+        <w:ind w:left="1440" w:hanging="360"/>
+      </w:pPr>
+      <w:rPr>
+        <w:rFonts w:ascii="Courier New" w:hAnsi="Courier New" w:hint="default"/>
+        <w:sz w:val="20"/>
+      </w:rPr>
+    </w:lvl>
+    <w:lvl w:ilvl="2" w:tentative="1">
+      <w:start w:val="1"/>
+      <w:numFmt w:val="bullet"/>
+      <w:lvlText w:val=""/>
+      <w:lvlJc w:val="left"/>
+      <w:pPr>
+        <w:tabs>
+          <w:tab w:val="num" w:pos="2160"/>
+        </w:tabs>
+        <w:ind w:left="2160" w:hanging="360"/>
+      </w:pPr>
+      <w:rPr>
+        <w:rFonts w:ascii="Wingdings" w:hAnsi="Wingdings" w:hint="default"/>
+        <w:sz w:val="20"/>
+      </w:rPr>
+    </w:lvl>
+    <w:lvl w:ilvl="3" w:tentative="1">
+      <w:start w:val="1"/>
+      <w:numFmt w:val="bullet"/>
+      <w:lvlText w:val=""/>
+      <w:lvlJc w:val="left"/>
+      <w:pPr>
+        <w:tabs>
+          <w:tab w:val="num" w:pos="2880"/>
+        </w:tabs>
+        <w:ind w:left="2880" w:hanging="360"/>
+      </w:pPr>
+      <w:rPr>
+        <w:rFonts w:ascii="Wingdings" w:hAnsi="Wingdings" w:hint="default"/>
+        <w:sz w:val="20"/>
+      </w:rPr>
+    </w:lvl>
+    <w:lvl w:ilvl="4" w:tentative="1">
+      <w:start w:val="1"/>
+      <w:numFmt w:val="bullet"/>
+      <w:lvlText w:val=""/>
+      <w:lvlJc w:val="left"/>
+      <w:pPr>
+        <w:tabs>
+          <w:tab w:val="num" w:pos="3600"/>
+        </w:tabs>
+        <w:ind w:left="3600" w:hanging="360"/>
+      </w:pPr>
+      <w:rPr>
+        <w:rFonts w:ascii="Wingdings" w:hAnsi="Wingdings" w:hint="default"/>
+        <w:sz w:val="20"/>
+      </w:rPr>
+    </w:lvl>
+    <w:lvl w:ilvl="5" w:tentative="1">
+      <w:start w:val="1"/>
+      <w:numFmt w:val="bullet"/>
+      <w:lvlText w:val=""/>
+      <w:lvlJc w:val="left"/>
+      <w:pPr>
+        <w:tabs>
+          <w:tab w:val="num" w:pos="4320"/>
+        </w:tabs>
+        <w:ind w:left="4320" w:hanging="360"/>
+      </w:pPr>
+      <w:rPr>
+        <w:rFonts w:ascii="Wingdings" w:hAnsi="Wingdings" w:hint="default"/>
+        <w:sz w:val="20"/>
+      </w:rPr>
+    </w:lvl>
+    <w:lvl w:ilvl="6" w:tentative="1">
+      <w:start w:val="1"/>
+      <w:numFmt w:val="bullet"/>
+      <w:lvlText w:val=""/>
+      <w:lvlJc w:val="left"/>
+      <w:pPr>
+        <w:tabs>
+          <w:tab w:val="num" w:pos="5040"/>
+        </w:tabs>
+        <w:ind w:left="5040" w:hanging="360"/>
+      </w:pPr>
+      <w:rPr>
+        <w:rFonts w:ascii="Wingdings" w:hAnsi="Wingdings" w:hint="default"/>
+        <w:sz w:val="20"/>
+      </w:rPr>
+    </w:lvl>
+    <w:lvl w:ilvl="7" w:tentative="1">
+      <w:start w:val="1"/>
+      <w:numFmt w:val="bullet"/>
+      <w:lvlText w:val=""/>
+      <w:lvlJc w:val="left"/>
+      <w:pPr>
+        <w:tabs>
+          <w:tab w:val="num" w:pos="5760"/>
+        </w:tabs>
+        <w:ind w:left="5760" w:hanging="360"/>
+      </w:pPr>
+      <w:rPr>
+        <w:rFonts w:ascii="Wingdings" w:hAnsi="Wingdings" w:hint="default"/>
+        <w:sz w:val="20"/>
+      </w:rPr>
+    </w:lvl>
+    <w:lvl w:ilvl="8" w:tentative="1">
+      <w:start w:val="1"/>
+      <w:numFmt w:val="bullet"/>
+      <w:lvlText w:val=""/>
+      <w:lvlJc w:val="left"/>
+      <w:pPr>
+        <w:tabs>
+          <w:tab w:val="num" w:pos="6480"/>
+        </w:tabs>
+        <w:ind w:left="6480" w:hanging="360"/>
+      </w:pPr>
+      <w:rPr>
+        <w:rFonts w:ascii="Wingdings" w:hAnsi="Wingdings" w:hint="default"/>
+        <w:sz w:val="20"/>
+      </w:rPr>
+    </w:lvl>
+  </w:abstractNum>
+  <w:abstractNum w:abstractNumId="6" w15:restartNumberingAfterBreak="0">
+    <w:nsid w:val="42E22950"/>
+    <w:multiLevelType w:val="multilevel"/>
+    <w:tmpl w:val="18609E6C"/>
+    <w:lvl w:ilvl="0">
+      <w:start w:val="1"/>
+      <w:numFmt w:val="bullet"/>
+      <w:lvlText w:val=""/>
+      <w:lvlJc w:val="left"/>
+      <w:pPr>
+        <w:tabs>
+          <w:tab w:val="num" w:pos="720"/>
+        </w:tabs>
+        <w:ind w:left="720" w:hanging="360"/>
+      </w:pPr>
+      <w:rPr>
+        <w:rFonts w:ascii="Symbol" w:hAnsi="Symbol" w:hint="default"/>
+        <w:sz w:val="20"/>
+      </w:rPr>
+    </w:lvl>
+    <w:lvl w:ilvl="1" w:tentative="1">
+      <w:start w:val="1"/>
+      <w:numFmt w:val="bullet"/>
+      <w:lvlText w:val="o"/>
+      <w:lvlJc w:val="left"/>
+      <w:pPr>
+        <w:tabs>
+          <w:tab w:val="num" w:pos="1440"/>
+        </w:tabs>
+        <w:ind w:left="1440" w:hanging="360"/>
+      </w:pPr>
+      <w:rPr>
+        <w:rFonts w:ascii="Courier New" w:hAnsi="Courier New" w:hint="default"/>
+        <w:sz w:val="20"/>
+      </w:rPr>
+    </w:lvl>
+    <w:lvl w:ilvl="2" w:tentative="1">
+      <w:start w:val="1"/>
+      <w:numFmt w:val="bullet"/>
+      <w:lvlText w:val=""/>
+      <w:lvlJc w:val="left"/>
+      <w:pPr>
+        <w:tabs>
+          <w:tab w:val="num" w:pos="2160"/>
+        </w:tabs>
+        <w:ind w:left="2160" w:hanging="360"/>
+      </w:pPr>
+      <w:rPr>
+        <w:rFonts w:ascii="Wingdings" w:hAnsi="Wingdings" w:hint="default"/>
+        <w:sz w:val="20"/>
+      </w:rPr>
+    </w:lvl>
+    <w:lvl w:ilvl="3" w:tentative="1">
+      <w:start w:val="1"/>
+      <w:numFmt w:val="bullet"/>
+      <w:lvlText w:val=""/>
+      <w:lvlJc w:val="left"/>
+      <w:pPr>
+        <w:tabs>
+          <w:tab w:val="num" w:pos="2880"/>
+        </w:tabs>
+        <w:ind w:left="2880" w:hanging="360"/>
+      </w:pPr>
+      <w:rPr>
+        <w:rFonts w:ascii="Wingdings" w:hAnsi="Wingdings" w:hint="default"/>
+        <w:sz w:val="20"/>
+      </w:rPr>
+    </w:lvl>
+    <w:lvl w:ilvl="4" w:tentative="1">
+      <w:start w:val="1"/>
+      <w:numFmt w:val="bullet"/>
+      <w:lvlText w:val=""/>
+      <w:lvlJc w:val="left"/>
+      <w:pPr>
+        <w:tabs>
+          <w:tab w:val="num" w:pos="3600"/>
+        </w:tabs>
+        <w:ind w:left="3600" w:hanging="360"/>
+      </w:pPr>
+      <w:rPr>
+        <w:rFonts w:ascii="Wingdings" w:hAnsi="Wingdings" w:hint="default"/>
+        <w:sz w:val="20"/>
+      </w:rPr>
+    </w:lvl>
+    <w:lvl w:ilvl="5" w:tentative="1">
+      <w:start w:val="1"/>
+      <w:numFmt w:val="bullet"/>
+      <w:lvlText w:val=""/>
+      <w:lvlJc w:val="left"/>
+      <w:pPr>
+        <w:tabs>
+          <w:tab w:val="num" w:pos="4320"/>
+        </w:tabs>
+        <w:ind w:left="4320" w:hanging="360"/>
+      </w:pPr>
+      <w:rPr>
+        <w:rFonts w:ascii="Wingdings" w:hAnsi="Wingdings" w:hint="default"/>
+        <w:sz w:val="20"/>
+      </w:rPr>
+    </w:lvl>
+    <w:lvl w:ilvl="6" w:tentative="1">
+      <w:start w:val="1"/>
+      <w:numFmt w:val="bullet"/>
+      <w:lvlText w:val=""/>
+      <w:lvlJc w:val="left"/>
+      <w:pPr>
+        <w:tabs>
+          <w:tab w:val="num" w:pos="5040"/>
+        </w:tabs>
+        <w:ind w:left="5040" w:hanging="360"/>
+      </w:pPr>
+      <w:rPr>
+        <w:rFonts w:ascii="Wingdings" w:hAnsi="Wingdings" w:hint="default"/>
+        <w:sz w:val="20"/>
+      </w:rPr>
+    </w:lvl>
+    <w:lvl w:ilvl="7" w:tentative="1">
+      <w:start w:val="1"/>
+      <w:numFmt w:val="bullet"/>
+      <w:lvlText w:val=""/>
+      <w:lvlJc w:val="left"/>
+      <w:pPr>
+        <w:tabs>
+          <w:tab w:val="num" w:pos="5760"/>
+        </w:tabs>
+        <w:ind w:left="5760" w:hanging="360"/>
+      </w:pPr>
+      <w:rPr>
+        <w:rFonts w:ascii="Wingdings" w:hAnsi="Wingdings" w:hint="default"/>
+        <w:sz w:val="20"/>
+      </w:rPr>
+    </w:lvl>
+    <w:lvl w:ilvl="8" w:tentative="1">
+      <w:start w:val="1"/>
+      <w:numFmt w:val="bullet"/>
+      <w:lvlText w:val=""/>
+      <w:lvlJc w:val="left"/>
+      <w:pPr>
+        <w:tabs>
+          <w:tab w:val="num" w:pos="6480"/>
+        </w:tabs>
+        <w:ind w:left="6480" w:hanging="360"/>
+      </w:pPr>
+      <w:rPr>
+        <w:rFonts w:ascii="Wingdings" w:hAnsi="Wingdings" w:hint="default"/>
+        <w:sz w:val="20"/>
+      </w:rPr>
+    </w:lvl>
+  </w:abstractNum>
+  <w:abstractNum w:abstractNumId="7" w15:restartNumberingAfterBreak="0">
     <w:nsid w:val="47B94C10"/>
     <w:multiLevelType w:val="multilevel"/>
     <w:tmpl w:val="83642C58"/>
@@ -3066,7 +5303,156 @@
       </w:rPr>
     </w:lvl>
   </w:abstractNum>
-  <w:abstractNum w:abstractNumId="5" w15:restartNumberingAfterBreak="0">
+  <w:abstractNum w:abstractNumId="8" w15:restartNumberingAfterBreak="0">
+    <w:nsid w:val="4FB2360D"/>
+    <w:multiLevelType w:val="multilevel"/>
+    <w:tmpl w:val="AB44E498"/>
+    <w:lvl w:ilvl="0">
+      <w:start w:val="1"/>
+      <w:numFmt w:val="bullet"/>
+      <w:lvlText w:val=""/>
+      <w:lvlJc w:val="left"/>
+      <w:pPr>
+        <w:tabs>
+          <w:tab w:val="num" w:pos="720"/>
+        </w:tabs>
+        <w:ind w:left="720" w:hanging="360"/>
+      </w:pPr>
+      <w:rPr>
+        <w:rFonts w:ascii="Symbol" w:hAnsi="Symbol" w:hint="default"/>
+        <w:sz w:val="20"/>
+      </w:rPr>
+    </w:lvl>
+    <w:lvl w:ilvl="1" w:tentative="1">
+      <w:start w:val="1"/>
+      <w:numFmt w:val="bullet"/>
+      <w:lvlText w:val="o"/>
+      <w:lvlJc w:val="left"/>
+      <w:pPr>
+        <w:tabs>
+          <w:tab w:val="num" w:pos="1440"/>
+        </w:tabs>
+        <w:ind w:left="1440" w:hanging="360"/>
+      </w:pPr>
+      <w:rPr>
+        <w:rFonts w:ascii="Courier New" w:hAnsi="Courier New" w:hint="default"/>
+        <w:sz w:val="20"/>
+      </w:rPr>
+    </w:lvl>
+    <w:lvl w:ilvl="2" w:tentative="1">
+      <w:start w:val="1"/>
+      <w:numFmt w:val="bullet"/>
+      <w:lvlText w:val=""/>
+      <w:lvlJc w:val="left"/>
+      <w:pPr>
+        <w:tabs>
+          <w:tab w:val="num" w:pos="2160"/>
+        </w:tabs>
+        <w:ind w:left="2160" w:hanging="360"/>
+      </w:pPr>
+      <w:rPr>
+        <w:rFonts w:ascii="Wingdings" w:hAnsi="Wingdings" w:hint="default"/>
+        <w:sz w:val="20"/>
+      </w:rPr>
+    </w:lvl>
+    <w:lvl w:ilvl="3" w:tentative="1">
+      <w:start w:val="1"/>
+      <w:numFmt w:val="bullet"/>
+      <w:lvlText w:val=""/>
+      <w:lvlJc w:val="left"/>
+      <w:pPr>
+        <w:tabs>
+          <w:tab w:val="num" w:pos="2880"/>
+        </w:tabs>
+        <w:ind w:left="2880" w:hanging="360"/>
+      </w:pPr>
+      <w:rPr>
+        <w:rFonts w:ascii="Wingdings" w:hAnsi="Wingdings" w:hint="default"/>
+        <w:sz w:val="20"/>
+      </w:rPr>
+    </w:lvl>
+    <w:lvl w:ilvl="4" w:tentative="1">
+      <w:start w:val="1"/>
+      <w:numFmt w:val="bullet"/>
+      <w:lvlText w:val=""/>
+      <w:lvlJc w:val="left"/>
+      <w:pPr>
+        <w:tabs>
+          <w:tab w:val="num" w:pos="3600"/>
+        </w:tabs>
+        <w:ind w:left="3600" w:hanging="360"/>
+      </w:pPr>
+      <w:rPr>
+        <w:rFonts w:ascii="Wingdings" w:hAnsi="Wingdings" w:hint="default"/>
+        <w:sz w:val="20"/>
+      </w:rPr>
+    </w:lvl>
+    <w:lvl w:ilvl="5" w:tentative="1">
+      <w:start w:val="1"/>
+      <w:numFmt w:val="bullet"/>
+      <w:lvlText w:val=""/>
+      <w:lvlJc w:val="left"/>
+      <w:pPr>
+        <w:tabs>
+          <w:tab w:val="num" w:pos="4320"/>
+        </w:tabs>
+        <w:ind w:left="4320" w:hanging="360"/>
+      </w:pPr>
+      <w:rPr>
+        <w:rFonts w:ascii="Wingdings" w:hAnsi="Wingdings" w:hint="default"/>
+        <w:sz w:val="20"/>
+      </w:rPr>
+    </w:lvl>
+    <w:lvl w:ilvl="6" w:tentative="1">
+      <w:start w:val="1"/>
+      <w:numFmt w:val="bullet"/>
+      <w:lvlText w:val=""/>
+      <w:lvlJc w:val="left"/>
+      <w:pPr>
+        <w:tabs>
+          <w:tab w:val="num" w:pos="5040"/>
+        </w:tabs>
+        <w:ind w:left="5040" w:hanging="360"/>
+      </w:pPr>
+      <w:rPr>
+        <w:rFonts w:ascii="Wingdings" w:hAnsi="Wingdings" w:hint="default"/>
+        <w:sz w:val="20"/>
+      </w:rPr>
+    </w:lvl>
+    <w:lvl w:ilvl="7" w:tentative="1">
+      <w:start w:val="1"/>
+      <w:numFmt w:val="bullet"/>
+      <w:lvlText w:val=""/>
+      <w:lvlJc w:val="left"/>
+      <w:pPr>
+        <w:tabs>
+          <w:tab w:val="num" w:pos="5760"/>
+        </w:tabs>
+        <w:ind w:left="5760" w:hanging="360"/>
+      </w:pPr>
+      <w:rPr>
+        <w:rFonts w:ascii="Wingdings" w:hAnsi="Wingdings" w:hint="default"/>
+        <w:sz w:val="20"/>
+      </w:rPr>
+    </w:lvl>
+    <w:lvl w:ilvl="8" w:tentative="1">
+      <w:start w:val="1"/>
+      <w:numFmt w:val="bullet"/>
+      <w:lvlText w:val=""/>
+      <w:lvlJc w:val="left"/>
+      <w:pPr>
+        <w:tabs>
+          <w:tab w:val="num" w:pos="6480"/>
+        </w:tabs>
+        <w:ind w:left="6480" w:hanging="360"/>
+      </w:pPr>
+      <w:rPr>
+        <w:rFonts w:ascii="Wingdings" w:hAnsi="Wingdings" w:hint="default"/>
+        <w:sz w:val="20"/>
+      </w:rPr>
+    </w:lvl>
+  </w:abstractNum>
+  <w:abstractNum w:abstractNumId="9" w15:restartNumberingAfterBreak="0">
     <w:nsid w:val="54C60A84"/>
     <w:multiLevelType w:val="multilevel"/>
     <w:tmpl w:val="326CE6C6"/>
@@ -3215,7 +5601,7 @@
       </w:rPr>
     </w:lvl>
   </w:abstractNum>
-  <w:abstractNum w:abstractNumId="6" w15:restartNumberingAfterBreak="0">
+  <w:abstractNum w:abstractNumId="10" w15:restartNumberingAfterBreak="0">
     <w:nsid w:val="56B948E7"/>
     <w:multiLevelType w:val="multilevel"/>
     <w:tmpl w:val="31888D16"/>
@@ -3364,7 +5750,7 @@
       </w:rPr>
     </w:lvl>
   </w:abstractNum>
-  <w:abstractNum w:abstractNumId="7" w15:restartNumberingAfterBreak="0">
+  <w:abstractNum w:abstractNumId="11" w15:restartNumberingAfterBreak="0">
     <w:nsid w:val="72700327"/>
     <w:multiLevelType w:val="multilevel"/>
     <w:tmpl w:val="27207DE4"/>
@@ -3513,29 +5899,193 @@
       </w:rPr>
     </w:lvl>
   </w:abstractNum>
+  <w:abstractNum w:abstractNumId="12" w15:restartNumberingAfterBreak="0">
+    <w:nsid w:val="77124BBD"/>
+    <w:multiLevelType w:val="multilevel"/>
+    <w:tmpl w:val="CCFEBAE2"/>
+    <w:lvl w:ilvl="0">
+      <w:start w:val="1"/>
+      <w:numFmt w:val="bullet"/>
+      <w:lvlText w:val=""/>
+      <w:lvlJc w:val="left"/>
+      <w:pPr>
+        <w:tabs>
+          <w:tab w:val="num" w:pos="720"/>
+        </w:tabs>
+        <w:ind w:left="720" w:hanging="360"/>
+      </w:pPr>
+      <w:rPr>
+        <w:rFonts w:ascii="Symbol" w:hAnsi="Symbol" w:hint="default"/>
+        <w:sz w:val="20"/>
+      </w:rPr>
+    </w:lvl>
+    <w:lvl w:ilvl="1" w:tentative="1">
+      <w:start w:val="1"/>
+      <w:numFmt w:val="bullet"/>
+      <w:lvlText w:val="o"/>
+      <w:lvlJc w:val="left"/>
+      <w:pPr>
+        <w:tabs>
+          <w:tab w:val="num" w:pos="1440"/>
+        </w:tabs>
+        <w:ind w:left="1440" w:hanging="360"/>
+      </w:pPr>
+      <w:rPr>
+        <w:rFonts w:ascii="Courier New" w:hAnsi="Courier New" w:hint="default"/>
+        <w:sz w:val="20"/>
+      </w:rPr>
+    </w:lvl>
+    <w:lvl w:ilvl="2" w:tentative="1">
+      <w:start w:val="1"/>
+      <w:numFmt w:val="bullet"/>
+      <w:lvlText w:val=""/>
+      <w:lvlJc w:val="left"/>
+      <w:pPr>
+        <w:tabs>
+          <w:tab w:val="num" w:pos="2160"/>
+        </w:tabs>
+        <w:ind w:left="2160" w:hanging="360"/>
+      </w:pPr>
+      <w:rPr>
+        <w:rFonts w:ascii="Wingdings" w:hAnsi="Wingdings" w:hint="default"/>
+        <w:sz w:val="20"/>
+      </w:rPr>
+    </w:lvl>
+    <w:lvl w:ilvl="3" w:tentative="1">
+      <w:start w:val="1"/>
+      <w:numFmt w:val="bullet"/>
+      <w:lvlText w:val=""/>
+      <w:lvlJc w:val="left"/>
+      <w:pPr>
+        <w:tabs>
+          <w:tab w:val="num" w:pos="2880"/>
+        </w:tabs>
+        <w:ind w:left="2880" w:hanging="360"/>
+      </w:pPr>
+      <w:rPr>
+        <w:rFonts w:ascii="Wingdings" w:hAnsi="Wingdings" w:hint="default"/>
+        <w:sz w:val="20"/>
+      </w:rPr>
+    </w:lvl>
+    <w:lvl w:ilvl="4" w:tentative="1">
+      <w:start w:val="1"/>
+      <w:numFmt w:val="bullet"/>
+      <w:lvlText w:val=""/>
+      <w:lvlJc w:val="left"/>
+      <w:pPr>
+        <w:tabs>
+          <w:tab w:val="num" w:pos="3600"/>
+        </w:tabs>
+        <w:ind w:left="3600" w:hanging="360"/>
+      </w:pPr>
+      <w:rPr>
+        <w:rFonts w:ascii="Wingdings" w:hAnsi="Wingdings" w:hint="default"/>
+        <w:sz w:val="20"/>
+      </w:rPr>
+    </w:lvl>
+    <w:lvl w:ilvl="5" w:tentative="1">
+      <w:start w:val="1"/>
+      <w:numFmt w:val="bullet"/>
+      <w:lvlText w:val=""/>
+      <w:lvlJc w:val="left"/>
+      <w:pPr>
+        <w:tabs>
+          <w:tab w:val="num" w:pos="4320"/>
+        </w:tabs>
+        <w:ind w:left="4320" w:hanging="360"/>
+      </w:pPr>
+      <w:rPr>
+        <w:rFonts w:ascii="Wingdings" w:hAnsi="Wingdings" w:hint="default"/>
+        <w:sz w:val="20"/>
+      </w:rPr>
+    </w:lvl>
+    <w:lvl w:ilvl="6" w:tentative="1">
+      <w:start w:val="1"/>
+      <w:numFmt w:val="bullet"/>
+      <w:lvlText w:val=""/>
+      <w:lvlJc w:val="left"/>
+      <w:pPr>
+        <w:tabs>
+          <w:tab w:val="num" w:pos="5040"/>
+        </w:tabs>
+        <w:ind w:left="5040" w:hanging="360"/>
+      </w:pPr>
+      <w:rPr>
+        <w:rFonts w:ascii="Wingdings" w:hAnsi="Wingdings" w:hint="default"/>
+        <w:sz w:val="20"/>
+      </w:rPr>
+    </w:lvl>
+    <w:lvl w:ilvl="7" w:tentative="1">
+      <w:start w:val="1"/>
+      <w:numFmt w:val="bullet"/>
+      <w:lvlText w:val=""/>
+      <w:lvlJc w:val="left"/>
+      <w:pPr>
+        <w:tabs>
+          <w:tab w:val="num" w:pos="5760"/>
+        </w:tabs>
+        <w:ind w:left="5760" w:hanging="360"/>
+      </w:pPr>
+      <w:rPr>
+        <w:rFonts w:ascii="Wingdings" w:hAnsi="Wingdings" w:hint="default"/>
+        <w:sz w:val="20"/>
+      </w:rPr>
+    </w:lvl>
+    <w:lvl w:ilvl="8" w:tentative="1">
+      <w:start w:val="1"/>
+      <w:numFmt w:val="bullet"/>
+      <w:lvlText w:val=""/>
+      <w:lvlJc w:val="left"/>
+      <w:pPr>
+        <w:tabs>
+          <w:tab w:val="num" w:pos="6480"/>
+        </w:tabs>
+        <w:ind w:left="6480" w:hanging="360"/>
+      </w:pPr>
+      <w:rPr>
+        <w:rFonts w:ascii="Wingdings" w:hAnsi="Wingdings" w:hint="default"/>
+        <w:sz w:val="20"/>
+      </w:rPr>
+    </w:lvl>
+  </w:abstractNum>
   <w:num w:numId="1" w16cid:durableId="1865559107">
+    <w:abstractNumId w:val="2"/>
+  </w:num>
+  <w:num w:numId="2" w16cid:durableId="922565978">
     <w:abstractNumId w:val="1"/>
   </w:num>
-  <w:num w:numId="2" w16cid:durableId="922565978">
-    <w:abstractNumId w:val="0"/>
+  <w:num w:numId="3" w16cid:durableId="118846446">
+    <w:abstractNumId w:val="10"/>
   </w:num>
-  <w:num w:numId="3" w16cid:durableId="118846446">
+  <w:num w:numId="4" w16cid:durableId="1532377280">
+    <w:abstractNumId w:val="7"/>
+  </w:num>
+  <w:num w:numId="5" w16cid:durableId="1870990672">
+    <w:abstractNumId w:val="9"/>
+  </w:num>
+  <w:num w:numId="6" w16cid:durableId="322665284">
+    <w:abstractNumId w:val="11"/>
+  </w:num>
+  <w:num w:numId="7" w16cid:durableId="204027624">
+    <w:abstractNumId w:val="4"/>
+  </w:num>
+  <w:num w:numId="8" w16cid:durableId="378170437">
+    <w:abstractNumId w:val="3"/>
+  </w:num>
+  <w:num w:numId="9" w16cid:durableId="1200313582">
+    <w:abstractNumId w:val="5"/>
+  </w:num>
+  <w:num w:numId="10" w16cid:durableId="124324503">
     <w:abstractNumId w:val="6"/>
   </w:num>
-  <w:num w:numId="4" w16cid:durableId="1532377280">
-    <w:abstractNumId w:val="4"/>
+  <w:num w:numId="11" w16cid:durableId="194732927">
+    <w:abstractNumId w:val="12"/>
   </w:num>
-  <w:num w:numId="5" w16cid:durableId="1870990672">
-    <w:abstractNumId w:val="5"/>
+  <w:num w:numId="12" w16cid:durableId="390084876">
+    <w:abstractNumId w:val="8"/>
   </w:num>
-  <w:num w:numId="6" w16cid:durableId="322665284">
-    <w:abstractNumId w:val="7"/>
-  </w:num>
-  <w:num w:numId="7" w16cid:durableId="204027624">
-    <w:abstractNumId w:val="3"/>
-  </w:num>
-  <w:num w:numId="8" w16cid:durableId="378170437">
-    <w:abstractNumId w:val="2"/>
+  <w:num w:numId="13" w16cid:durableId="425539220">
+    <w:abstractNumId w:val="0"/>
   </w:num>
 </w:numbering>
 </file>
@@ -4143,7 +6693,6 @@
   <w:style w:type="character" w:default="1" w:styleId="DefaultParagraphFont">
     <w:name w:val="Default Paragraph Font"/>
     <w:uiPriority w:val="1"/>
-    <w:semiHidden/>
     <w:unhideWhenUsed/>
   </w:style>
   <w:style w:type="table" w:default="1" w:styleId="TableNormal">
@@ -4490,6 +7039,50 @@
       <w14:ligatures w14:val="none"/>
     </w:rPr>
   </w:style>
+  <w:style w:type="paragraph" w:styleId="Header">
+    <w:name w:val="header"/>
+    <w:basedOn w:val="Normal"/>
+    <w:link w:val="HeaderChar"/>
+    <w:uiPriority w:val="99"/>
+    <w:unhideWhenUsed/>
+    <w:rsid w:val="00356C3A"/>
+    <w:pPr>
+      <w:tabs>
+        <w:tab w:val="center" w:pos="4513"/>
+        <w:tab w:val="right" w:pos="9026"/>
+      </w:tabs>
+      <w:spacing w:after="0" w:line="240" w:lineRule="auto"/>
+    </w:pPr>
+  </w:style>
+  <w:style w:type="character" w:customStyle="1" w:styleId="HeaderChar">
+    <w:name w:val="Header Char"/>
+    <w:basedOn w:val="DefaultParagraphFont"/>
+    <w:link w:val="Header"/>
+    <w:uiPriority w:val="99"/>
+    <w:rsid w:val="00356C3A"/>
+  </w:style>
+  <w:style w:type="paragraph" w:styleId="Footer">
+    <w:name w:val="footer"/>
+    <w:basedOn w:val="Normal"/>
+    <w:link w:val="FooterChar"/>
+    <w:uiPriority w:val="99"/>
+    <w:unhideWhenUsed/>
+    <w:rsid w:val="00356C3A"/>
+    <w:pPr>
+      <w:tabs>
+        <w:tab w:val="center" w:pos="4513"/>
+        <w:tab w:val="right" w:pos="9026"/>
+      </w:tabs>
+      <w:spacing w:after="0" w:line="240" w:lineRule="auto"/>
+    </w:pPr>
+  </w:style>
+  <w:style w:type="character" w:customStyle="1" w:styleId="FooterChar">
+    <w:name w:val="Footer Char"/>
+    <w:basedOn w:val="DefaultParagraphFont"/>
+    <w:link w:val="Footer"/>
+    <w:uiPriority w:val="99"/>
+    <w:rsid w:val="00356C3A"/>
+  </w:style>
 </w:styles>
 </file>
 
@@ -4632,14 +7225,18 @@
   </w:compat>
   <w:rsids>
     <w:rsidRoot w:val="00C72C3E"/>
+    <w:rsid w:val="00065B1F"/>
     <w:rsid w:val="00150DA4"/>
     <w:rsid w:val="002F4F5A"/>
+    <w:rsid w:val="004A104D"/>
     <w:rsid w:val="006C4161"/>
     <w:rsid w:val="007D55F3"/>
     <w:rsid w:val="00A05CFB"/>
     <w:rsid w:val="00A21BCD"/>
+    <w:rsid w:val="00A8110C"/>
     <w:rsid w:val="00C22D88"/>
     <w:rsid w:val="00C72C3E"/>
+    <w:rsid w:val="00D36154"/>
   </w:rsids>
   <m:mathPr>
     <m:mathFont m:val="Cambria Math"/>
@@ -5405,9 +8002,9 @@
 
 <file path=customXml/item1.xml><?xml version="1.0" encoding="utf-8"?>
 <CoverPageProperties xmlns="http://schemas.microsoft.com/office/2006/coverPageProps">
-  <PublishDate>2026-03-07T00:00:00</PublishDate>
+  <PublishDate>2026-06-20T00:00:00</PublishDate>
   <Abstract/>
-  <CompanyAddress>Muhammad Asad Mahmood Khan Roll # 243260 MSAI-3</CompanyAddress>
+  <CompanyAddress>Muhammad Asad Mahmood Khan Roll # 243260 MSAI-4</CompanyAddress>
   <CompanyPhone/>
   <CompanyFax/>
   <CompanyEmail/>
